--- a/dosyalar/sinavlar/7-sinif/arapca-7-1d1y-beceri.docx
+++ b/dosyalar/sinavlar/7-sinif/arapca-7-1d1y-beceri.docx
@@ -32,7 +32,7 @@
           </w:tcPr>
           <w:p>
             <w:pPr>
-              <w:spacing w:after="20"/>
+              <w:spacing w:after="8"/>
               <w:jc w:val="center"/>
             </w:pPr>
             <w:r>
@@ -43,15 +43,15 @@
                 <w:i w:val="false"/>
                 <w:iCs w:val="false"/>
                 <w:color w:val="39454F"/>
-                <w:sz w:val="19"/>
-                <w:szCs w:val="19"/>
+                <w:sz w:val="17"/>
+                <w:szCs w:val="17"/>
               </w:rPr>
               <w:t xml:space="preserve">2026-2027 EĞİTİM ÖĞRETİM YILI</w:t>
             </w:r>
           </w:p>
           <w:p>
             <w:pPr>
-              <w:spacing w:after="20"/>
+              <w:spacing w:after="8"/>
               <w:jc w:val="center"/>
             </w:pPr>
             <w:r>
@@ -62,8 +62,8 @@
                 <w:i w:val="false"/>
                 <w:iCs w:val="false"/>
                 <w:color w:val="111111"/>
-                <w:sz w:val="21"/>
-                <w:szCs w:val="21"/>
+                <w:sz w:val="18"/>
+                <w:szCs w:val="18"/>
               </w:rPr>
               <w:t xml:space="preserve">……………………………………………………………… İMAM HATİP ORTAOKULU</w:t>
             </w:r>
@@ -81,8 +81,8 @@
                 <w:i w:val="false"/>
                 <w:iCs w:val="false"/>
                 <w:color w:val="15222E"/>
-                <w:sz w:val="23"/>
-                <w:szCs w:val="23"/>
+                <w:sz w:val="20"/>
+                <w:szCs w:val="20"/>
               </w:rPr>
               <w:t xml:space="preserve">7. SINIF ARAPÇA DERSİ 1. DÖNEM 1. YAZILI SINAVI (BECERİ TEMELLİ)</w:t>
             </w:r>
@@ -122,18 +122,18 @@
           </w:tcPr>
           <w:p>
             <w:pPr>
-              <w:spacing w:after="0" w:line="270"/>
-            </w:pPr>
-            <w:r>
-              <w:rPr>
-                <w:rFonts w:ascii="Times New Roman" w:cs="Times New Roman" w:eastAsia="Times New Roman" w:hAnsi="Times New Roman"/>
-                <w:b w:val="false"/>
-                <w:bCs w:val="false"/>
-                <w:i w:val="false"/>
-                <w:iCs w:val="false"/>
-                <w:color w:val="111111"/>
-                <w:sz w:val="20"/>
-                <w:szCs w:val="20"/>
+              <w:spacing w:after="0" w:line="220"/>
+            </w:pPr>
+            <w:r>
+              <w:rPr>
+                <w:rFonts w:ascii="Times New Roman" w:cs="Times New Roman" w:eastAsia="Times New Roman" w:hAnsi="Times New Roman"/>
+                <w:b w:val="false"/>
+                <w:bCs w:val="false"/>
+                <w:i w:val="false"/>
+                <w:iCs w:val="false"/>
+                <w:color w:val="111111"/>
+                <w:sz w:val="17"/>
+                <w:szCs w:val="17"/>
               </w:rPr>
               <w:t xml:space="preserve">Adı Soyadı :  ………………………………………………………</w:t>
             </w:r>
@@ -152,18 +152,18 @@
           </w:tcPr>
           <w:p>
             <w:pPr>
-              <w:spacing w:after="0" w:line="270"/>
-            </w:pPr>
-            <w:r>
-              <w:rPr>
-                <w:rFonts w:ascii="Times New Roman" w:cs="Times New Roman" w:eastAsia="Times New Roman" w:hAnsi="Times New Roman"/>
-                <w:b w:val="false"/>
-                <w:bCs w:val="false"/>
-                <w:i w:val="false"/>
-                <w:iCs w:val="false"/>
-                <w:color w:val="111111"/>
-                <w:sz w:val="20"/>
-                <w:szCs w:val="20"/>
+              <w:spacing w:after="0" w:line="220"/>
+            </w:pPr>
+            <w:r>
+              <w:rPr>
+                <w:rFonts w:ascii="Times New Roman" w:cs="Times New Roman" w:eastAsia="Times New Roman" w:hAnsi="Times New Roman"/>
+                <w:b w:val="false"/>
+                <w:bCs w:val="false"/>
+                <w:i w:val="false"/>
+                <w:iCs w:val="false"/>
+                <w:color w:val="111111"/>
+                <w:sz w:val="17"/>
+                <w:szCs w:val="17"/>
               </w:rPr>
               <w:t xml:space="preserve">Sınıfı :  …………</w:t>
             </w:r>
@@ -182,18 +182,18 @@
           </w:tcPr>
           <w:p>
             <w:pPr>
-              <w:spacing w:after="0" w:line="270"/>
-            </w:pPr>
-            <w:r>
-              <w:rPr>
-                <w:rFonts w:ascii="Times New Roman" w:cs="Times New Roman" w:eastAsia="Times New Roman" w:hAnsi="Times New Roman"/>
-                <w:b w:val="false"/>
-                <w:bCs w:val="false"/>
-                <w:i w:val="false"/>
-                <w:iCs w:val="false"/>
-                <w:color w:val="111111"/>
-                <w:sz w:val="20"/>
-                <w:szCs w:val="20"/>
+              <w:spacing w:after="0" w:line="220"/>
+            </w:pPr>
+            <w:r>
+              <w:rPr>
+                <w:rFonts w:ascii="Times New Roman" w:cs="Times New Roman" w:eastAsia="Times New Roman" w:hAnsi="Times New Roman"/>
+                <w:b w:val="false"/>
+                <w:bCs w:val="false"/>
+                <w:i w:val="false"/>
+                <w:iCs w:val="false"/>
+                <w:color w:val="111111"/>
+                <w:sz w:val="17"/>
+                <w:szCs w:val="17"/>
               </w:rPr>
               <w:t xml:space="preserve">No :  ………</w:t>
             </w:r>
@@ -224,27 +224,27 @@
                 <w:i w:val="false"/>
                 <w:iCs w:val="false"/>
                 <w:color w:val="39454F"/>
-                <w:sz w:val="18"/>
-                <w:szCs w:val="18"/>
+                <w:sz w:val="16"/>
+                <w:szCs w:val="16"/>
               </w:rPr>
               <w:t xml:space="preserve">PUAN</w:t>
             </w:r>
           </w:p>
           <w:p>
             <w:pPr>
-              <w:spacing w:after="40" w:before="60"/>
-              <w:jc w:val="center"/>
-            </w:pPr>
-            <w:r>
-              <w:rPr>
-                <w:rFonts w:ascii="Times New Roman" w:cs="Times New Roman" w:eastAsia="Times New Roman" w:hAnsi="Times New Roman"/>
-                <w:b w:val="false"/>
-                <w:bCs w:val="false"/>
-                <w:i w:val="false"/>
-                <w:iCs w:val="false"/>
-                <w:color w:val="111111"/>
-                <w:sz w:val="24"/>
-                <w:szCs w:val="24"/>
+              <w:spacing w:after="16" w:before="24"/>
+              <w:jc w:val="center"/>
+            </w:pPr>
+            <w:r>
+              <w:rPr>
+                <w:rFonts w:ascii="Times New Roman" w:cs="Times New Roman" w:eastAsia="Times New Roman" w:hAnsi="Times New Roman"/>
+                <w:b w:val="false"/>
+                <w:bCs w:val="false"/>
+                <w:i w:val="false"/>
+                <w:iCs w:val="false"/>
+                <w:color w:val="111111"/>
+                <w:sz w:val="21"/>
+                <w:szCs w:val="21"/>
               </w:rPr>
               <w:t xml:space="preserve"/>
             </w:r>
@@ -252,24 +252,6 @@
         </w:tc>
       </w:tr>
     </w:tbl>
-    <w:p>
-      <w:pPr>
-        <w:spacing w:after="110"/>
-      </w:pPr>
-      <w:r>
-        <w:rPr>
-          <w:rFonts w:ascii="Times New Roman" w:cs="Times New Roman" w:eastAsia="Times New Roman" w:hAnsi="Times New Roman"/>
-          <w:b w:val="false"/>
-          <w:bCs w:val="false"/>
-          <w:i w:val="false"/>
-          <w:iCs w:val="false"/>
-          <w:color w:val="111111"/>
-          <w:sz w:val="21"/>
-          <w:szCs w:val="21"/>
-        </w:rPr>
-        <w:t xml:space="preserve"/>
-      </w:r>
-    </w:p>
     <w:tbl>
       <w:tblPr>
         <w:tblW w:type="dxa" w:w="9864"/>
@@ -300,7 +282,7 @@
           </w:tcPr>
           <w:p>
             <w:pPr>
-              <w:spacing w:after="40"/>
+              <w:spacing w:after="16"/>
             </w:pPr>
             <w:r>
               <w:rPr>
@@ -310,15 +292,15 @@
                 <w:i w:val="false"/>
                 <w:iCs w:val="false"/>
                 <w:color w:val="2B3742"/>
-                <w:sz w:val="18"/>
-                <w:szCs w:val="18"/>
+                <w:sz w:val="16"/>
+                <w:szCs w:val="16"/>
               </w:rPr>
               <w:t xml:space="preserve">AÇIKLAMALAR</w:t>
             </w:r>
           </w:p>
           <w:p>
             <w:pPr>
-              <w:spacing w:after="20" w:line="250"/>
+              <w:spacing w:after="8" w:line="220"/>
               <w:ind w:left="170" w:hanging="170"/>
             </w:pPr>
             <w:r>
@@ -329,15 +311,15 @@
                 <w:i w:val="false"/>
                 <w:iCs w:val="false"/>
                 <w:color w:val="2B3742"/>
-                <w:sz w:val="18"/>
-                <w:szCs w:val="18"/>
+                <w:sz w:val="16"/>
+                <w:szCs w:val="16"/>
               </w:rPr>
               <w:t xml:space="preserve">•  Sınav süresi bir ders saatidir.</w:t>
             </w:r>
           </w:p>
           <w:p>
             <w:pPr>
-              <w:spacing w:after="20" w:line="250"/>
+              <w:spacing w:after="8" w:line="220"/>
               <w:ind w:left="170" w:hanging="170"/>
             </w:pPr>
             <w:r>
@@ -348,15 +330,15 @@
                 <w:i w:val="false"/>
                 <w:iCs w:val="false"/>
                 <w:color w:val="2B3742"/>
-                <w:sz w:val="18"/>
-                <w:szCs w:val="18"/>
+                <w:sz w:val="16"/>
+                <w:szCs w:val="16"/>
               </w:rPr>
               <w:t xml:space="preserve">•  Bu sınav dinleme, okuma, söz varlığı ve yazma becerilerini birlikte ölçer.</w:t>
             </w:r>
           </w:p>
           <w:p>
             <w:pPr>
-              <w:spacing w:after="20" w:line="250"/>
+              <w:spacing w:after="8" w:line="220"/>
               <w:ind w:left="170" w:hanging="170"/>
             </w:pPr>
             <w:r>
@@ -367,15 +349,15 @@
                 <w:i w:val="false"/>
                 <w:iCs w:val="false"/>
                 <w:color w:val="2B3742"/>
-                <w:sz w:val="18"/>
-                <w:szCs w:val="18"/>
+                <w:sz w:val="16"/>
+                <w:szCs w:val="16"/>
               </w:rPr>
               <w:t xml:space="preserve">•  Dinleme metni öğretmeniniz tarafından iki kez okunacaktır.</w:t>
             </w:r>
           </w:p>
           <w:p>
             <w:pPr>
-              <w:spacing w:after="20" w:line="250"/>
+              <w:spacing w:after="8" w:line="220"/>
               <w:ind w:left="170" w:hanging="170"/>
             </w:pPr>
             <w:r>
@@ -386,15 +368,15 @@
                 <w:i w:val="false"/>
                 <w:iCs w:val="false"/>
                 <w:color w:val="2B3742"/>
-                <w:sz w:val="18"/>
-                <w:szCs w:val="18"/>
+                <w:sz w:val="16"/>
+                <w:szCs w:val="16"/>
               </w:rPr>
               <w:t xml:space="preserve">•  Okuma parçasındaki bilinmeyen kelimeler için parçanın bütününden yararlanınız.</w:t>
             </w:r>
           </w:p>
           <w:p>
             <w:pPr>
-              <w:spacing w:after="20" w:line="250"/>
+              <w:spacing w:after="8" w:line="220"/>
               <w:ind w:left="170" w:hanging="170"/>
             </w:pPr>
             <w:r>
@@ -405,8 +387,8 @@
                 <w:i w:val="false"/>
                 <w:iCs w:val="false"/>
                 <w:color w:val="2B3742"/>
-                <w:sz w:val="18"/>
-                <w:szCs w:val="18"/>
+                <w:sz w:val="16"/>
+                <w:szCs w:val="16"/>
               </w:rPr>
               <w:t xml:space="preserve">•  Yazma görevi dereceli puanlama anahtarı ile değerlendirilecektir.</w:t>
             </w:r>
@@ -419,7 +401,7 @@
         <w:tabs>
           <w:tab w:val="right" w:pos="9864"/>
         </w:tabs>
-        <w:spacing w:after="90" w:before="220" w:line="280"/>
+        <w:spacing w:after="36" w:before="88" w:line="220"/>
         <w:ind w:left="340" w:hanging="340"/>
       </w:pPr>
       <w:r>
@@ -430,16 +412,16 @@
           <w:i w:val="false"/>
           <w:iCs w:val="false"/>
           <w:color w:val="111111"/>
-          <w:sz w:val="21"/>
-          <w:szCs w:val="21"/>
+          <w:sz w:val="18"/>
+          <w:szCs w:val="18"/>
         </w:rPr>
         <w:t xml:space="preserve">1.</w:t>
       </w:r>
       <w:r>
         <w:rPr>
           <w:rFonts w:ascii="Times New Roman" w:cs="Times New Roman" w:eastAsia="Times New Roman" w:hAnsi="Times New Roman"/>
-          <w:sz w:val="21"/>
-          <w:szCs w:val="21"/>
+          <w:sz w:val="18"/>
+          <w:szCs w:val="18"/>
         </w:rPr>
         <w:tab/>
       </w:r>
@@ -451,16 +433,16 @@
           <w:i w:val="false"/>
           <w:iCs w:val="false"/>
           <w:color w:val="111111"/>
-          <w:sz w:val="21"/>
-          <w:szCs w:val="21"/>
+          <w:sz w:val="18"/>
+          <w:szCs w:val="18"/>
         </w:rPr>
         <w:t xml:space="preserve">Aşağıdaki metni okuyunuz ve soruları cevaplayınız.</w:t>
       </w:r>
       <w:r>
         <w:rPr>
           <w:rFonts w:ascii="Times New Roman" w:cs="Times New Roman" w:eastAsia="Times New Roman" w:hAnsi="Times New Roman"/>
-          <w:sz w:val="21"/>
-          <w:szCs w:val="21"/>
+          <w:sz w:val="18"/>
+          <w:szCs w:val="18"/>
         </w:rPr>
         <w:tab/>
       </w:r>
@@ -472,8 +454,8 @@
           <w:i w:val="false"/>
           <w:iCs w:val="false"/>
           <w:color w:val="55636F"/>
-          <w:sz w:val="18"/>
-          <w:szCs w:val="18"/>
+          <w:sz w:val="16"/>
+          <w:szCs w:val="16"/>
         </w:rPr>
         <w:t xml:space="preserve">(15 puan)</w:t>
       </w:r>
@@ -509,7 +491,7 @@
           <w:p>
             <w:pPr>
               <w:bidi/>
-              <w:spacing w:after="110"/>
+              <w:spacing w:after="44"/>
               <w:jc w:val="center"/>
             </w:pPr>
             <w:r>
@@ -518,8 +500,8 @@
                 <w:b/>
                 <w:bCs/>
                 <w:color w:val="111111"/>
-                <w:sz w:val="32"/>
-                <w:szCs w:val="32"/>
+                <w:sz w:val="28"/>
+                <w:szCs w:val="28"/>
                 <w:rtl/>
               </w:rPr>
               <w:t xml:space="preserve">أُسْرَتِي وَالْمِهَنُ</w:t>
@@ -528,7 +510,7 @@
           <w:p>
             <w:pPr>
               <w:bidi/>
-              <w:spacing w:after="60" w:line="400"/>
+              <w:spacing w:after="24" w:line="220"/>
             </w:pPr>
             <w:r>
               <w:rPr>
@@ -536,8 +518,8 @@
                 <w:b w:val="false"/>
                 <w:bCs w:val="false"/>
                 <w:color w:val="111111"/>
-                <w:sz w:val="30"/>
-                <w:szCs w:val="30"/>
+                <w:sz w:val="27"/>
+                <w:szCs w:val="27"/>
                 <w:rtl/>
               </w:rPr>
               <w:t xml:space="preserve">أَنَا يُوسُفُ، طَالِبٌ فِي الصَّفِّ السَّابِعِ.</w:t>
@@ -546,7 +528,7 @@
           <w:p>
             <w:pPr>
               <w:bidi/>
-              <w:spacing w:after="60" w:line="400"/>
+              <w:spacing w:after="24" w:line="220"/>
             </w:pPr>
             <w:r>
               <w:rPr>
@@ -554,8 +536,8 @@
                 <w:b w:val="false"/>
                 <w:bCs w:val="false"/>
                 <w:color w:val="111111"/>
-                <w:sz w:val="30"/>
-                <w:szCs w:val="30"/>
+                <w:sz w:val="27"/>
+                <w:szCs w:val="27"/>
                 <w:rtl/>
               </w:rPr>
               <w:t xml:space="preserve">أَبِي مُهَنْدِسٌ، هُوَ يَعْمَلُ فِي شَرِكَةٍ كَبِيرَةٍ.</w:t>
@@ -564,7 +546,7 @@
           <w:p>
             <w:pPr>
               <w:bidi/>
-              <w:spacing w:after="60" w:line="400"/>
+              <w:spacing w:after="24" w:line="220"/>
             </w:pPr>
             <w:r>
               <w:rPr>
@@ -572,8 +554,8 @@
                 <w:b w:val="false"/>
                 <w:bCs w:val="false"/>
                 <w:color w:val="111111"/>
-                <w:sz w:val="30"/>
-                <w:szCs w:val="30"/>
+                <w:sz w:val="27"/>
+                <w:szCs w:val="27"/>
                 <w:rtl/>
               </w:rPr>
               <w:t xml:space="preserve">أُمِّي طَبِيبَةٌ، هِيَ تَعْمَلُ فِي الْمُسْتَشْفَى.</w:t>
@@ -582,7 +564,7 @@
           <w:p>
             <w:pPr>
               <w:bidi/>
-              <w:spacing w:after="60" w:line="400"/>
+              <w:spacing w:after="24" w:line="220"/>
             </w:pPr>
             <w:r>
               <w:rPr>
@@ -590,8 +572,8 @@
                 <w:b w:val="false"/>
                 <w:bCs w:val="false"/>
                 <w:color w:val="111111"/>
-                <w:sz w:val="30"/>
-                <w:szCs w:val="30"/>
+                <w:sz w:val="27"/>
+                <w:szCs w:val="27"/>
                 <w:rtl/>
               </w:rPr>
               <w:t xml:space="preserve">أَخِي الْكَبِيرُ مُحَامٍ، وَأُخْتِي مُمَرِّضَةٌ.</w:t>
@@ -600,7 +582,7 @@
           <w:p>
             <w:pPr>
               <w:bidi/>
-              <w:spacing w:after="60" w:line="400"/>
+              <w:spacing w:after="24" w:line="220"/>
             </w:pPr>
             <w:r>
               <w:rPr>
@@ -608,8 +590,8 @@
                 <w:b w:val="false"/>
                 <w:bCs w:val="false"/>
                 <w:color w:val="111111"/>
-                <w:sz w:val="30"/>
-                <w:szCs w:val="30"/>
+                <w:sz w:val="27"/>
+                <w:szCs w:val="27"/>
                 <w:rtl/>
               </w:rPr>
               <w:t xml:space="preserve">جَدِّي فَلَّاحٌ، هُوَ يَعْمَلُ فِي الْمَزْرَعَةِ.</w:t>
@@ -618,7 +600,7 @@
           <w:p>
             <w:pPr>
               <w:bidi/>
-              <w:spacing w:after="60" w:line="400"/>
+              <w:spacing w:after="24" w:line="220"/>
             </w:pPr>
             <w:r>
               <w:rPr>
@@ -626,8 +608,8 @@
                 <w:b w:val="false"/>
                 <w:bCs w:val="false"/>
                 <w:color w:val="111111"/>
-                <w:sz w:val="30"/>
-                <w:szCs w:val="30"/>
+                <w:sz w:val="27"/>
+                <w:szCs w:val="27"/>
                 <w:rtl/>
               </w:rPr>
               <w:t xml:space="preserve">أَنَا أُحِبُّ الطِّبَّ، وَفِي الْمُسْتَقْبَلِ سَأَكُونُ طَبِيبًا مِثْلَ أُمِّي.</w:t>
@@ -638,7 +620,7 @@
     </w:tbl>
     <w:p>
       <w:pPr>
-        <w:spacing w:after="60"/>
+        <w:spacing w:after="24"/>
       </w:pPr>
       <w:r>
         <w:rPr>
@@ -648,8 +630,8 @@
           <w:i w:val="false"/>
           <w:iCs w:val="false"/>
           <w:color w:val="111111"/>
-          <w:sz w:val="21"/>
-          <w:szCs w:val="21"/>
+          <w:sz w:val="18"/>
+          <w:szCs w:val="18"/>
         </w:rPr>
         <w:t xml:space="preserve"/>
       </w:r>
@@ -658,7 +640,7 @@
       <w:pPr>
         <w:keepNext/>
         <w:bidi/>
-        <w:spacing w:after="40" w:before="0" w:line="300"/>
+        <w:spacing w:after="16" w:before="0" w:line="220"/>
         <w:ind w:left="340"/>
       </w:pPr>
       <w:r>
@@ -669,8 +651,8 @@
           <w:i w:val="false"/>
           <w:iCs w:val="false"/>
           <w:color w:val="111111"/>
-          <w:sz w:val="20"/>
-          <w:szCs w:val="20"/>
+          <w:sz w:val="17"/>
+          <w:szCs w:val="17"/>
         </w:rPr>
         <w:t xml:space="preserve">a.‎  </w:t>
       </w:r>
@@ -680,8 +662,8 @@
           <w:b w:val="false"/>
           <w:bCs w:val="false"/>
           <w:color w:val="111111"/>
-          <w:sz w:val="28"/>
-          <w:szCs w:val="28"/>
+          <w:sz w:val="25"/>
+          <w:szCs w:val="25"/>
           <w:rtl/>
         </w:rPr>
         <w:t xml:space="preserve">مَا مِهْنَةُ أَبِي يُوسُفَ؟</w:t>
@@ -727,7 +709,7 @@
           <w:p>
             <w:pPr>
               <w:bidi/>
-              <w:spacing w:after="0" w:line="330"/>
+              <w:spacing w:after="0" w:line="220"/>
             </w:pPr>
             <w:r>
               <w:rPr>
@@ -737,8 +719,8 @@
                 <w:i w:val="false"/>
                 <w:iCs w:val="false"/>
                 <w:color w:val="111111"/>
-                <w:sz w:val="20"/>
-                <w:szCs w:val="20"/>
+                <w:sz w:val="17"/>
+                <w:szCs w:val="17"/>
               </w:rPr>
               <w:t xml:space="preserve">B.‎  </w:t>
             </w:r>
@@ -748,8 +730,8 @@
                 <w:b w:val="false"/>
                 <w:bCs w:val="false"/>
                 <w:color w:val="111111"/>
-                <w:sz w:val="28"/>
-                <w:szCs w:val="28"/>
+                <w:sz w:val="25"/>
+                <w:szCs w:val="25"/>
                 <w:rtl/>
               </w:rPr>
               <w:t xml:space="preserve">مُهَنْدِسٌ</w:t>
@@ -776,7 +758,7 @@
           <w:p>
             <w:pPr>
               <w:bidi/>
-              <w:spacing w:after="0" w:line="330"/>
+              <w:spacing w:after="0" w:line="220"/>
             </w:pPr>
             <w:r>
               <w:rPr>
@@ -786,8 +768,8 @@
                 <w:i w:val="false"/>
                 <w:iCs w:val="false"/>
                 <w:color w:val="111111"/>
-                <w:sz w:val="20"/>
-                <w:szCs w:val="20"/>
+                <w:sz w:val="17"/>
+                <w:szCs w:val="17"/>
               </w:rPr>
               <w:t xml:space="preserve">A.‎  </w:t>
             </w:r>
@@ -797,8 +779,8 @@
                 <w:b w:val="false"/>
                 <w:bCs w:val="false"/>
                 <w:color w:val="111111"/>
-                <w:sz w:val="28"/>
-                <w:szCs w:val="28"/>
+                <w:sz w:val="25"/>
+                <w:szCs w:val="25"/>
                 <w:rtl/>
               </w:rPr>
               <w:t xml:space="preserve">طَبِيبٌ</w:t>
@@ -830,7 +812,7 @@
           <w:p>
             <w:pPr>
               <w:bidi/>
-              <w:spacing w:after="0" w:line="330"/>
+              <w:spacing w:after="0" w:line="220"/>
             </w:pPr>
             <w:r>
               <w:rPr>
@@ -840,8 +822,8 @@
                 <w:i w:val="false"/>
                 <w:iCs w:val="false"/>
                 <w:color w:val="111111"/>
-                <w:sz w:val="20"/>
-                <w:szCs w:val="20"/>
+                <w:sz w:val="17"/>
+                <w:szCs w:val="17"/>
               </w:rPr>
               <w:t xml:space="preserve">D.‎  </w:t>
             </w:r>
@@ -851,8 +833,8 @@
                 <w:b w:val="false"/>
                 <w:bCs w:val="false"/>
                 <w:color w:val="111111"/>
-                <w:sz w:val="28"/>
-                <w:szCs w:val="28"/>
+                <w:sz w:val="25"/>
+                <w:szCs w:val="25"/>
                 <w:rtl/>
               </w:rPr>
               <w:t xml:space="preserve">فَلَّاحٌ</w:t>
@@ -879,7 +861,7 @@
           <w:p>
             <w:pPr>
               <w:bidi/>
-              <w:spacing w:after="0" w:line="330"/>
+              <w:spacing w:after="0" w:line="220"/>
             </w:pPr>
             <w:r>
               <w:rPr>
@@ -889,8 +871,8 @@
                 <w:i w:val="false"/>
                 <w:iCs w:val="false"/>
                 <w:color w:val="111111"/>
-                <w:sz w:val="20"/>
-                <w:szCs w:val="20"/>
+                <w:sz w:val="17"/>
+                <w:szCs w:val="17"/>
               </w:rPr>
               <w:t xml:space="preserve">C.‎  </w:t>
             </w:r>
@@ -900,8 +882,8 @@
                 <w:b w:val="false"/>
                 <w:bCs w:val="false"/>
                 <w:color w:val="111111"/>
-                <w:sz w:val="28"/>
-                <w:szCs w:val="28"/>
+                <w:sz w:val="25"/>
+                <w:szCs w:val="25"/>
                 <w:rtl/>
               </w:rPr>
               <w:t xml:space="preserve">مُحَامٍ</w:t>
@@ -914,7 +896,7 @@
       <w:pPr>
         <w:keepNext/>
         <w:bidi/>
-        <w:spacing w:after="40" w:before="150" w:line="300"/>
+        <w:spacing w:after="16" w:before="60" w:line="220"/>
         <w:ind w:left="340"/>
       </w:pPr>
       <w:r>
@@ -925,8 +907,8 @@
           <w:i w:val="false"/>
           <w:iCs w:val="false"/>
           <w:color w:val="111111"/>
-          <w:sz w:val="20"/>
-          <w:szCs w:val="20"/>
+          <w:sz w:val="17"/>
+          <w:szCs w:val="17"/>
         </w:rPr>
         <w:t xml:space="preserve">b.‎  </w:t>
       </w:r>
@@ -936,8 +918,8 @@
           <w:b w:val="false"/>
           <w:bCs w:val="false"/>
           <w:color w:val="111111"/>
-          <w:sz w:val="28"/>
-          <w:szCs w:val="28"/>
+          <w:sz w:val="25"/>
+          <w:szCs w:val="25"/>
           <w:rtl/>
         </w:rPr>
         <w:t xml:space="preserve">أَيْنَ تَعْمَلُ أُمُّ يُوسُفَ؟</w:t>
@@ -983,7 +965,7 @@
           <w:p>
             <w:pPr>
               <w:bidi/>
-              <w:spacing w:after="0" w:line="330"/>
+              <w:spacing w:after="0" w:line="220"/>
             </w:pPr>
             <w:r>
               <w:rPr>
@@ -993,8 +975,8 @@
                 <w:i w:val="false"/>
                 <w:iCs w:val="false"/>
                 <w:color w:val="111111"/>
-                <w:sz w:val="20"/>
-                <w:szCs w:val="20"/>
+                <w:sz w:val="17"/>
+                <w:szCs w:val="17"/>
               </w:rPr>
               <w:t xml:space="preserve">B.‎  </w:t>
             </w:r>
@@ -1004,8 +986,8 @@
                 <w:b w:val="false"/>
                 <w:bCs w:val="false"/>
                 <w:color w:val="111111"/>
-                <w:sz w:val="28"/>
-                <w:szCs w:val="28"/>
+                <w:sz w:val="25"/>
+                <w:szCs w:val="25"/>
                 <w:rtl/>
               </w:rPr>
               <w:t xml:space="preserve">فِي الْمَزْرَعَةِ</w:t>
@@ -1032,7 +1014,7 @@
           <w:p>
             <w:pPr>
               <w:bidi/>
-              <w:spacing w:after="0" w:line="330"/>
+              <w:spacing w:after="0" w:line="220"/>
             </w:pPr>
             <w:r>
               <w:rPr>
@@ -1042,8 +1024,8 @@
                 <w:i w:val="false"/>
                 <w:iCs w:val="false"/>
                 <w:color w:val="111111"/>
-                <w:sz w:val="20"/>
-                <w:szCs w:val="20"/>
+                <w:sz w:val="17"/>
+                <w:szCs w:val="17"/>
               </w:rPr>
               <w:t xml:space="preserve">A.‎  </w:t>
             </w:r>
@@ -1053,8 +1035,8 @@
                 <w:b w:val="false"/>
                 <w:bCs w:val="false"/>
                 <w:color w:val="111111"/>
-                <w:sz w:val="28"/>
-                <w:szCs w:val="28"/>
+                <w:sz w:val="25"/>
+                <w:szCs w:val="25"/>
                 <w:rtl/>
               </w:rPr>
               <w:t xml:space="preserve">فِي الشَّرِكَةِ</w:t>
@@ -1086,7 +1068,7 @@
           <w:p>
             <w:pPr>
               <w:bidi/>
-              <w:spacing w:after="0" w:line="330"/>
+              <w:spacing w:after="0" w:line="220"/>
             </w:pPr>
             <w:r>
               <w:rPr>
@@ -1096,8 +1078,8 @@
                 <w:i w:val="false"/>
                 <w:iCs w:val="false"/>
                 <w:color w:val="111111"/>
-                <w:sz w:val="20"/>
-                <w:szCs w:val="20"/>
+                <w:sz w:val="17"/>
+                <w:szCs w:val="17"/>
               </w:rPr>
               <w:t xml:space="preserve">D.‎  </w:t>
             </w:r>
@@ -1107,8 +1089,8 @@
                 <w:b w:val="false"/>
                 <w:bCs w:val="false"/>
                 <w:color w:val="111111"/>
-                <w:sz w:val="28"/>
-                <w:szCs w:val="28"/>
+                <w:sz w:val="25"/>
+                <w:szCs w:val="25"/>
                 <w:rtl/>
               </w:rPr>
               <w:t xml:space="preserve">فِي الْمَدْرَسَةِ</w:t>
@@ -1135,7 +1117,7 @@
           <w:p>
             <w:pPr>
               <w:bidi/>
-              <w:spacing w:after="0" w:line="330"/>
+              <w:spacing w:after="0" w:line="220"/>
             </w:pPr>
             <w:r>
               <w:rPr>
@@ -1145,8 +1127,8 @@
                 <w:i w:val="false"/>
                 <w:iCs w:val="false"/>
                 <w:color w:val="111111"/>
-                <w:sz w:val="20"/>
-                <w:szCs w:val="20"/>
+                <w:sz w:val="17"/>
+                <w:szCs w:val="17"/>
               </w:rPr>
               <w:t xml:space="preserve">C.‎  </w:t>
             </w:r>
@@ -1156,8 +1138,8 @@
                 <w:b w:val="false"/>
                 <w:bCs w:val="false"/>
                 <w:color w:val="111111"/>
-                <w:sz w:val="28"/>
-                <w:szCs w:val="28"/>
+                <w:sz w:val="25"/>
+                <w:szCs w:val="25"/>
                 <w:rtl/>
               </w:rPr>
               <w:t xml:space="preserve">فِي الْمُسْتَشْفَى</w:t>
@@ -1170,7 +1152,7 @@
       <w:pPr>
         <w:keepNext/>
         <w:bidi/>
-        <w:spacing w:after="40" w:before="150" w:line="300"/>
+        <w:spacing w:after="16" w:before="60" w:line="220"/>
         <w:ind w:left="340"/>
       </w:pPr>
       <w:r>
@@ -1181,8 +1163,8 @@
           <w:i w:val="false"/>
           <w:iCs w:val="false"/>
           <w:color w:val="111111"/>
-          <w:sz w:val="20"/>
-          <w:szCs w:val="20"/>
+          <w:sz w:val="17"/>
+          <w:szCs w:val="17"/>
         </w:rPr>
         <w:t xml:space="preserve">c.‎  </w:t>
       </w:r>
@@ -1192,8 +1174,8 @@
           <w:b w:val="false"/>
           <w:bCs w:val="false"/>
           <w:color w:val="111111"/>
-          <w:sz w:val="28"/>
-          <w:szCs w:val="28"/>
+          <w:sz w:val="25"/>
+          <w:szCs w:val="25"/>
           <w:rtl/>
         </w:rPr>
         <w:t xml:space="preserve">مَاذَا سَيَكُونُ يُوسُفُ فِي الْمُسْتَقْبَلِ؟</w:t>
@@ -1239,7 +1221,7 @@
           <w:p>
             <w:pPr>
               <w:bidi/>
-              <w:spacing w:after="0" w:line="330"/>
+              <w:spacing w:after="0" w:line="220"/>
             </w:pPr>
             <w:r>
               <w:rPr>
@@ -1249,8 +1231,8 @@
                 <w:i w:val="false"/>
                 <w:iCs w:val="false"/>
                 <w:color w:val="111111"/>
-                <w:sz w:val="20"/>
-                <w:szCs w:val="20"/>
+                <w:sz w:val="17"/>
+                <w:szCs w:val="17"/>
               </w:rPr>
               <w:t xml:space="preserve">B.‎  </w:t>
             </w:r>
@@ -1260,8 +1242,8 @@
                 <w:b w:val="false"/>
                 <w:bCs w:val="false"/>
                 <w:color w:val="111111"/>
-                <w:sz w:val="28"/>
-                <w:szCs w:val="28"/>
+                <w:sz w:val="25"/>
+                <w:szCs w:val="25"/>
                 <w:rtl/>
               </w:rPr>
               <w:t xml:space="preserve">مُحَامِيًا</w:t>
@@ -1288,7 +1270,7 @@
           <w:p>
             <w:pPr>
               <w:bidi/>
-              <w:spacing w:after="0" w:line="330"/>
+              <w:spacing w:after="0" w:line="220"/>
             </w:pPr>
             <w:r>
               <w:rPr>
@@ -1298,8 +1280,8 @@
                 <w:i w:val="false"/>
                 <w:iCs w:val="false"/>
                 <w:color w:val="111111"/>
-                <w:sz w:val="20"/>
-                <w:szCs w:val="20"/>
+                <w:sz w:val="17"/>
+                <w:szCs w:val="17"/>
               </w:rPr>
               <w:t xml:space="preserve">A.‎  </w:t>
             </w:r>
@@ -1309,8 +1291,8 @@
                 <w:b w:val="false"/>
                 <w:bCs w:val="false"/>
                 <w:color w:val="111111"/>
-                <w:sz w:val="28"/>
-                <w:szCs w:val="28"/>
+                <w:sz w:val="25"/>
+                <w:szCs w:val="25"/>
                 <w:rtl/>
               </w:rPr>
               <w:t xml:space="preserve">مُهَنْدِسًا</w:t>
@@ -1342,7 +1324,7 @@
           <w:p>
             <w:pPr>
               <w:bidi/>
-              <w:spacing w:after="0" w:line="330"/>
+              <w:spacing w:after="0" w:line="220"/>
             </w:pPr>
             <w:r>
               <w:rPr>
@@ -1352,8 +1334,8 @@
                 <w:i w:val="false"/>
                 <w:iCs w:val="false"/>
                 <w:color w:val="111111"/>
-                <w:sz w:val="20"/>
-                <w:szCs w:val="20"/>
+                <w:sz w:val="17"/>
+                <w:szCs w:val="17"/>
               </w:rPr>
               <w:t xml:space="preserve">D.‎  </w:t>
             </w:r>
@@ -1363,8 +1345,8 @@
                 <w:b w:val="false"/>
                 <w:bCs w:val="false"/>
                 <w:color w:val="111111"/>
-                <w:sz w:val="28"/>
-                <w:szCs w:val="28"/>
+                <w:sz w:val="25"/>
+                <w:szCs w:val="25"/>
                 <w:rtl/>
               </w:rPr>
               <w:t xml:space="preserve">طَبِيبًا</w:t>
@@ -1391,7 +1373,7 @@
           <w:p>
             <w:pPr>
               <w:bidi/>
-              <w:spacing w:after="0" w:line="330"/>
+              <w:spacing w:after="0" w:line="220"/>
             </w:pPr>
             <w:r>
               <w:rPr>
@@ -1401,8 +1383,8 @@
                 <w:i w:val="false"/>
                 <w:iCs w:val="false"/>
                 <w:color w:val="111111"/>
-                <w:sz w:val="20"/>
-                <w:szCs w:val="20"/>
+                <w:sz w:val="17"/>
+                <w:szCs w:val="17"/>
               </w:rPr>
               <w:t xml:space="preserve">C.‎  </w:t>
             </w:r>
@@ -1412,8 +1394,8 @@
                 <w:b w:val="false"/>
                 <w:bCs w:val="false"/>
                 <w:color w:val="111111"/>
-                <w:sz w:val="28"/>
-                <w:szCs w:val="28"/>
+                <w:sz w:val="25"/>
+                <w:szCs w:val="25"/>
                 <w:rtl/>
               </w:rPr>
               <w:t xml:space="preserve">فَلَّاحًا</w:t>
@@ -1425,7 +1407,7 @@
     <w:p>
       <w:pPr>
         <w:keepNext w:val="false"/>
-        <w:spacing w:after="40" w:before="150" w:line="280"/>
+        <w:spacing w:after="16" w:before="60" w:line="220"/>
         <w:ind w:left="620" w:hanging="280"/>
       </w:pPr>
       <w:r>
@@ -1436,8 +1418,8 @@
           <w:i w:val="false"/>
           <w:iCs w:val="false"/>
           <w:color w:val="111111"/>
-          <w:sz w:val="20"/>
-          <w:szCs w:val="20"/>
+          <w:sz w:val="17"/>
+          <w:szCs w:val="17"/>
         </w:rPr>
         <w:t xml:space="preserve">d)  Sen gelecekte hangi mesleği yapmak istiyorsun? Arapça bir cümleyle yazınız.</w:t>
       </w:r>
@@ -1445,10 +1427,10 @@
     <w:p>
       <w:pPr>
         <w:pBdr>
-          <w:bottom w:val="dotted" w:color="97A4B1" w:sz="6"/>
+          <w:bottom w:val="dotted" w:color="96A3B0" w:sz="6"/>
         </w:pBdr>
         <w:bidi/>
-        <w:spacing w:after="210" w:line="300"/>
+        <w:spacing w:after="84" w:line="220"/>
         <w:ind w:left="620"/>
       </w:pPr>
       <w:r>
@@ -1459,31 +1441,8 @@
           <w:i w:val="false"/>
           <w:iCs w:val="false"/>
           <w:color w:val="111111"/>
-          <w:sz w:val="21"/>
-          <w:szCs w:val="21"/>
-        </w:rPr>
-        <w:t xml:space="preserve"/>
-      </w:r>
-    </w:p>
-    <w:p>
-      <w:pPr>
-        <w:pBdr>
-          <w:bottom w:val="dotted" w:color="96A3B0" w:sz="6"/>
-        </w:pBdr>
-        <w:bidi/>
-        <w:spacing w:after="210" w:line="300"/>
-        <w:ind w:left="620"/>
-      </w:pPr>
-      <w:r>
-        <w:rPr>
-          <w:rFonts w:ascii="Times New Roman" w:cs="Times New Roman" w:eastAsia="Times New Roman" w:hAnsi="Times New Roman"/>
-          <w:b w:val="false"/>
-          <w:bCs w:val="false"/>
-          <w:i w:val="false"/>
-          <w:iCs w:val="false"/>
-          <w:color w:val="111111"/>
-          <w:sz w:val="21"/>
-          <w:szCs w:val="21"/>
+          <w:sz w:val="18"/>
+          <w:szCs w:val="18"/>
         </w:rPr>
         <w:t xml:space="preserve"/>
       </w:r>
@@ -1493,7 +1452,7 @@
         <w:tabs>
           <w:tab w:val="right" w:pos="9864"/>
         </w:tabs>
-        <w:spacing w:after="90" w:before="220" w:line="280"/>
+        <w:spacing w:after="36" w:before="88" w:line="220"/>
         <w:ind w:left="340" w:hanging="340"/>
       </w:pPr>
       <w:r>
@@ -1504,16 +1463,16 @@
           <w:i w:val="false"/>
           <w:iCs w:val="false"/>
           <w:color w:val="111111"/>
-          <w:sz w:val="21"/>
-          <w:szCs w:val="21"/>
+          <w:sz w:val="18"/>
+          <w:szCs w:val="18"/>
         </w:rPr>
         <w:t xml:space="preserve">2.</w:t>
       </w:r>
       <w:r>
         <w:rPr>
           <w:rFonts w:ascii="Times New Roman" w:cs="Times New Roman" w:eastAsia="Times New Roman" w:hAnsi="Times New Roman"/>
-          <w:sz w:val="21"/>
-          <w:szCs w:val="21"/>
+          <w:sz w:val="18"/>
+          <w:szCs w:val="18"/>
         </w:rPr>
         <w:tab/>
       </w:r>
@@ -1525,16 +1484,16 @@
           <w:i w:val="false"/>
           <w:iCs w:val="false"/>
           <w:color w:val="111111"/>
-          <w:sz w:val="21"/>
-          <w:szCs w:val="21"/>
+          <w:sz w:val="18"/>
+          <w:szCs w:val="18"/>
         </w:rPr>
         <w:t xml:space="preserve">Dinlediğiniz metne göre cümleler doğru ise D, yanlış ise Y kutusunu işaretleyiniz.</w:t>
       </w:r>
       <w:r>
         <w:rPr>
           <w:rFonts w:ascii="Times New Roman" w:cs="Times New Roman" w:eastAsia="Times New Roman" w:hAnsi="Times New Roman"/>
-          <w:sz w:val="21"/>
-          <w:szCs w:val="21"/>
+          <w:sz w:val="18"/>
+          <w:szCs w:val="18"/>
         </w:rPr>
         <w:tab/>
       </w:r>
@@ -1546,8 +1505,8 @@
           <w:i w:val="false"/>
           <w:iCs w:val="false"/>
           <w:color w:val="55636F"/>
-          <w:sz w:val="18"/>
-          <w:szCs w:val="18"/>
+          <w:sz w:val="16"/>
+          <w:szCs w:val="16"/>
         </w:rPr>
         <w:t xml:space="preserve">(10 puan)</w:t>
       </w:r>
@@ -1555,7 +1514,7 @@
     <w:p>
       <w:pPr>
         <w:keepNext w:val="false"/>
-        <w:spacing w:after="90" w:before="0" w:line="280"/>
+        <w:spacing w:after="36" w:before="0" w:line="220"/>
         <w:ind w:left="340"/>
       </w:pPr>
       <w:r>
@@ -1566,8 +1525,8 @@
           <w:i/>
           <w:iCs/>
           <w:color w:val="5B6772"/>
-          <w:sz w:val="18"/>
-          <w:szCs w:val="18"/>
+          <w:sz w:val="16"/>
+          <w:szCs w:val="16"/>
         </w:rPr>
         <w:t xml:space="preserve">Metin öğretmeniniz tarafından iki kez okunacaktır. Her doğru cevap 2 puandır.</w:t>
       </w:r>
@@ -1608,7 +1567,7 @@
           </w:tcPr>
           <w:p>
             <w:pPr>
-              <w:spacing w:after="0" w:line="270"/>
+              <w:spacing w:after="0" w:line="220"/>
               <w:jc w:val="center"/>
             </w:pPr>
             <w:r>
@@ -1619,8 +1578,8 @@
                 <w:i w:val="false"/>
                 <w:iCs w:val="false"/>
                 <w:color w:val="111111"/>
-                <w:sz w:val="18"/>
-                <w:szCs w:val="18"/>
+                <w:sz w:val="16"/>
+                <w:szCs w:val="16"/>
               </w:rPr>
               <w:t xml:space="preserve">No</w:t>
             </w:r>
@@ -1640,7 +1599,7 @@
           </w:tcPr>
           <w:p>
             <w:pPr>
-              <w:spacing w:after="0" w:line="270"/>
+              <w:spacing w:after="0" w:line="220"/>
               <w:jc w:val="center"/>
             </w:pPr>
             <w:r>
@@ -1651,8 +1610,8 @@
                 <w:i w:val="false"/>
                 <w:iCs w:val="false"/>
                 <w:color w:val="111111"/>
-                <w:sz w:val="18"/>
-                <w:szCs w:val="18"/>
+                <w:sz w:val="16"/>
+                <w:szCs w:val="16"/>
               </w:rPr>
               <w:t xml:space="preserve">Cümle</w:t>
             </w:r>
@@ -1672,7 +1631,7 @@
           </w:tcPr>
           <w:p>
             <w:pPr>
-              <w:spacing w:after="0" w:line="270"/>
+              <w:spacing w:after="0" w:line="220"/>
               <w:jc w:val="center"/>
             </w:pPr>
             <w:r>
@@ -1683,8 +1642,8 @@
                 <w:i w:val="false"/>
                 <w:iCs w:val="false"/>
                 <w:color w:val="111111"/>
-                <w:sz w:val="18"/>
-                <w:szCs w:val="18"/>
+                <w:sz w:val="16"/>
+                <w:szCs w:val="16"/>
               </w:rPr>
               <w:t xml:space="preserve">D</w:t>
             </w:r>
@@ -1704,7 +1663,7 @@
           </w:tcPr>
           <w:p>
             <w:pPr>
-              <w:spacing w:after="0" w:line="270"/>
+              <w:spacing w:after="0" w:line="220"/>
               <w:jc w:val="center"/>
             </w:pPr>
             <w:r>
@@ -1715,8 +1674,8 @@
                 <w:i w:val="false"/>
                 <w:iCs w:val="false"/>
                 <w:color w:val="111111"/>
-                <w:sz w:val="18"/>
-                <w:szCs w:val="18"/>
+                <w:sz w:val="16"/>
+                <w:szCs w:val="16"/>
               </w:rPr>
               <w:t xml:space="preserve">Y</w:t>
             </w:r>
@@ -1725,7 +1684,7 @@
       </w:tr>
       <w:tr>
         <w:trPr>
-          <w:trHeight w:val="420" w:hRule="atLeast"/>
+          <w:trHeight w:val="294" w:hRule="atLeast"/>
         </w:trPr>
         <w:tc>
           <w:tcPr>
@@ -1740,19 +1699,19 @@
           </w:tcPr>
           <w:p>
             <w:pPr>
-              <w:spacing w:after="0" w:line="270"/>
-              <w:jc w:val="center"/>
-            </w:pPr>
-            <w:r>
-              <w:rPr>
-                <w:rFonts w:ascii="Times New Roman" w:cs="Times New Roman" w:eastAsia="Times New Roman" w:hAnsi="Times New Roman"/>
-                <w:b w:val="false"/>
-                <w:bCs w:val="false"/>
-                <w:i w:val="false"/>
-                <w:iCs w:val="false"/>
-                <w:color w:val="111111"/>
-                <w:sz w:val="19"/>
-                <w:szCs w:val="19"/>
+              <w:spacing w:after="0" w:line="220"/>
+              <w:jc w:val="center"/>
+            </w:pPr>
+            <w:r>
+              <w:rPr>
+                <w:rFonts w:ascii="Times New Roman" w:cs="Times New Roman" w:eastAsia="Times New Roman" w:hAnsi="Times New Roman"/>
+                <w:b w:val="false"/>
+                <w:bCs w:val="false"/>
+                <w:i w:val="false"/>
+                <w:iCs w:val="false"/>
+                <w:color w:val="111111"/>
+                <w:sz w:val="17"/>
+                <w:szCs w:val="17"/>
               </w:rPr>
               <w:t xml:space="preserve">1</w:t>
             </w:r>
@@ -1772,7 +1731,7 @@
           <w:p>
             <w:pPr>
               <w:bidi/>
-              <w:spacing w:after="0" w:line="320"/>
+              <w:spacing w:after="0" w:line="220"/>
             </w:pPr>
             <w:r>
               <w:rPr>
@@ -1780,8 +1739,8 @@
                 <w:b w:val="false"/>
                 <w:bCs w:val="false"/>
                 <w:color w:val="111111"/>
-                <w:sz w:val="28"/>
-                <w:szCs w:val="28"/>
+                <w:sz w:val="25"/>
+                <w:szCs w:val="25"/>
                 <w:rtl/>
               </w:rPr>
               <w:t xml:space="preserve">خَالِدٌ سَائِقٌ.</w:t>
@@ -1801,18 +1760,18 @@
           </w:tcPr>
           <w:p>
             <w:pPr>
-              <w:spacing w:after="0" w:line="270"/>
-            </w:pPr>
-            <w:r>
-              <w:rPr>
-                <w:rFonts w:ascii="Times New Roman" w:cs="Times New Roman" w:eastAsia="Times New Roman" w:hAnsi="Times New Roman"/>
-                <w:b w:val="false"/>
-                <w:bCs w:val="false"/>
-                <w:i w:val="false"/>
-                <w:iCs w:val="false"/>
-                <w:color w:val="111111"/>
-                <w:sz w:val="21"/>
-                <w:szCs w:val="21"/>
+              <w:spacing w:after="0" w:line="220"/>
+            </w:pPr>
+            <w:r>
+              <w:rPr>
+                <w:rFonts w:ascii="Times New Roman" w:cs="Times New Roman" w:eastAsia="Times New Roman" w:hAnsi="Times New Roman"/>
+                <w:b w:val="false"/>
+                <w:bCs w:val="false"/>
+                <w:i w:val="false"/>
+                <w:iCs w:val="false"/>
+                <w:color w:val="111111"/>
+                <w:sz w:val="18"/>
+                <w:szCs w:val="18"/>
               </w:rPr>
               <w:t xml:space="preserve"/>
             </w:r>
@@ -1829,29 +1788,11 @@
             </w:tcMar>
             <w:vAlign w:val="center"/>
           </w:tcPr>
-          <w:p>
-            <w:pPr>
-              <w:spacing w:after="0" w:line="270"/>
-            </w:pPr>
-            <w:r>
-              <w:rPr>
-                <w:rFonts w:ascii="Times New Roman" w:cs="Times New Roman" w:eastAsia="Times New Roman" w:hAnsi="Times New Roman"/>
-                <w:b w:val="false"/>
-                <w:bCs w:val="false"/>
-                <w:i w:val="false"/>
-                <w:iCs w:val="false"/>
-                <w:color w:val="111111"/>
-                <w:sz w:val="21"/>
-                <w:szCs w:val="21"/>
-              </w:rPr>
-              <w:t xml:space="preserve"/>
-            </w:r>
-          </w:p>
         </w:tc>
       </w:tr>
       <w:tr>
         <w:trPr>
-          <w:trHeight w:val="420" w:hRule="atLeast"/>
+          <w:trHeight w:val="294" w:hRule="atLeast"/>
         </w:trPr>
         <w:tc>
           <w:tcPr>
@@ -1866,19 +1807,19 @@
           </w:tcPr>
           <w:p>
             <w:pPr>
-              <w:spacing w:after="0" w:line="270"/>
-              <w:jc w:val="center"/>
-            </w:pPr>
-            <w:r>
-              <w:rPr>
-                <w:rFonts w:ascii="Times New Roman" w:cs="Times New Roman" w:eastAsia="Times New Roman" w:hAnsi="Times New Roman"/>
-                <w:b w:val="false"/>
-                <w:bCs w:val="false"/>
-                <w:i w:val="false"/>
-                <w:iCs w:val="false"/>
-                <w:color w:val="111111"/>
-                <w:sz w:val="19"/>
-                <w:szCs w:val="19"/>
+              <w:spacing w:after="0" w:line="220"/>
+              <w:jc w:val="center"/>
+            </w:pPr>
+            <w:r>
+              <w:rPr>
+                <w:rFonts w:ascii="Times New Roman" w:cs="Times New Roman" w:eastAsia="Times New Roman" w:hAnsi="Times New Roman"/>
+                <w:b w:val="false"/>
+                <w:bCs w:val="false"/>
+                <w:i w:val="false"/>
+                <w:iCs w:val="false"/>
+                <w:color w:val="111111"/>
+                <w:sz w:val="17"/>
+                <w:szCs w:val="17"/>
               </w:rPr>
               <w:t xml:space="preserve">2</w:t>
             </w:r>
@@ -1898,7 +1839,7 @@
           <w:p>
             <w:pPr>
               <w:bidi/>
-              <w:spacing w:after="0" w:line="320"/>
+              <w:spacing w:after="0" w:line="220"/>
             </w:pPr>
             <w:r>
               <w:rPr>
@@ -1906,8 +1847,8 @@
                 <w:b w:val="false"/>
                 <w:bCs w:val="false"/>
                 <w:color w:val="111111"/>
-                <w:sz w:val="28"/>
-                <w:szCs w:val="28"/>
+                <w:sz w:val="25"/>
+                <w:szCs w:val="25"/>
                 <w:rtl/>
               </w:rPr>
               <w:t xml:space="preserve">أَبُو خَالِدٍ خَبَّازٌ.</w:t>
@@ -1927,18 +1868,18 @@
           </w:tcPr>
           <w:p>
             <w:pPr>
-              <w:spacing w:after="0" w:line="270"/>
-            </w:pPr>
-            <w:r>
-              <w:rPr>
-                <w:rFonts w:ascii="Times New Roman" w:cs="Times New Roman" w:eastAsia="Times New Roman" w:hAnsi="Times New Roman"/>
-                <w:b w:val="false"/>
-                <w:bCs w:val="false"/>
-                <w:i w:val="false"/>
-                <w:iCs w:val="false"/>
-                <w:color w:val="111111"/>
-                <w:sz w:val="21"/>
-                <w:szCs w:val="21"/>
+              <w:spacing w:after="0" w:line="220"/>
+            </w:pPr>
+            <w:r>
+              <w:rPr>
+                <w:rFonts w:ascii="Times New Roman" w:cs="Times New Roman" w:eastAsia="Times New Roman" w:hAnsi="Times New Roman"/>
+                <w:b w:val="false"/>
+                <w:bCs w:val="false"/>
+                <w:i w:val="false"/>
+                <w:iCs w:val="false"/>
+                <w:color w:val="111111"/>
+                <w:sz w:val="18"/>
+                <w:szCs w:val="18"/>
               </w:rPr>
               <w:t xml:space="preserve"/>
             </w:r>
@@ -1955,29 +1896,11 @@
             </w:tcMar>
             <w:vAlign w:val="center"/>
           </w:tcPr>
-          <w:p>
-            <w:pPr>
-              <w:spacing w:after="0" w:line="270"/>
-            </w:pPr>
-            <w:r>
-              <w:rPr>
-                <w:rFonts w:ascii="Times New Roman" w:cs="Times New Roman" w:eastAsia="Times New Roman" w:hAnsi="Times New Roman"/>
-                <w:b w:val="false"/>
-                <w:bCs w:val="false"/>
-                <w:i w:val="false"/>
-                <w:iCs w:val="false"/>
-                <w:color w:val="111111"/>
-                <w:sz w:val="21"/>
-                <w:szCs w:val="21"/>
-              </w:rPr>
-              <w:t xml:space="preserve"/>
-            </w:r>
-          </w:p>
         </w:tc>
       </w:tr>
       <w:tr>
         <w:trPr>
-          <w:trHeight w:val="420" w:hRule="atLeast"/>
+          <w:trHeight w:val="294" w:hRule="atLeast"/>
         </w:trPr>
         <w:tc>
           <w:tcPr>
@@ -1992,19 +1915,19 @@
           </w:tcPr>
           <w:p>
             <w:pPr>
-              <w:spacing w:after="0" w:line="270"/>
-              <w:jc w:val="center"/>
-            </w:pPr>
-            <w:r>
-              <w:rPr>
-                <w:rFonts w:ascii="Times New Roman" w:cs="Times New Roman" w:eastAsia="Times New Roman" w:hAnsi="Times New Roman"/>
-                <w:b w:val="false"/>
-                <w:bCs w:val="false"/>
-                <w:i w:val="false"/>
-                <w:iCs w:val="false"/>
-                <w:color w:val="111111"/>
-                <w:sz w:val="19"/>
-                <w:szCs w:val="19"/>
+              <w:spacing w:after="0" w:line="220"/>
+              <w:jc w:val="center"/>
+            </w:pPr>
+            <w:r>
+              <w:rPr>
+                <w:rFonts w:ascii="Times New Roman" w:cs="Times New Roman" w:eastAsia="Times New Roman" w:hAnsi="Times New Roman"/>
+                <w:b w:val="false"/>
+                <w:bCs w:val="false"/>
+                <w:i w:val="false"/>
+                <w:iCs w:val="false"/>
+                <w:color w:val="111111"/>
+                <w:sz w:val="17"/>
+                <w:szCs w:val="17"/>
               </w:rPr>
               <w:t xml:space="preserve">3</w:t>
             </w:r>
@@ -2024,7 +1947,7 @@
           <w:p>
             <w:pPr>
               <w:bidi/>
-              <w:spacing w:after="0" w:line="320"/>
+              <w:spacing w:after="0" w:line="220"/>
             </w:pPr>
             <w:r>
               <w:rPr>
@@ -2032,8 +1955,8 @@
                 <w:b w:val="false"/>
                 <w:bCs w:val="false"/>
                 <w:color w:val="111111"/>
-                <w:sz w:val="28"/>
-                <w:szCs w:val="28"/>
+                <w:sz w:val="25"/>
+                <w:szCs w:val="25"/>
                 <w:rtl/>
               </w:rPr>
               <w:t xml:space="preserve">أُمُّ خَالِدٍ مُعَلِّمَةٌ.</w:t>
@@ -2053,18 +1976,18 @@
           </w:tcPr>
           <w:p>
             <w:pPr>
-              <w:spacing w:after="0" w:line="270"/>
-            </w:pPr>
-            <w:r>
-              <w:rPr>
-                <w:rFonts w:ascii="Times New Roman" w:cs="Times New Roman" w:eastAsia="Times New Roman" w:hAnsi="Times New Roman"/>
-                <w:b w:val="false"/>
-                <w:bCs w:val="false"/>
-                <w:i w:val="false"/>
-                <w:iCs w:val="false"/>
-                <w:color w:val="111111"/>
-                <w:sz w:val="21"/>
-                <w:szCs w:val="21"/>
+              <w:spacing w:after="0" w:line="220"/>
+            </w:pPr>
+            <w:r>
+              <w:rPr>
+                <w:rFonts w:ascii="Times New Roman" w:cs="Times New Roman" w:eastAsia="Times New Roman" w:hAnsi="Times New Roman"/>
+                <w:b w:val="false"/>
+                <w:bCs w:val="false"/>
+                <w:i w:val="false"/>
+                <w:iCs w:val="false"/>
+                <w:color w:val="111111"/>
+                <w:sz w:val="18"/>
+                <w:szCs w:val="18"/>
               </w:rPr>
               <w:t xml:space="preserve"/>
             </w:r>
@@ -2081,29 +2004,11 @@
             </w:tcMar>
             <w:vAlign w:val="center"/>
           </w:tcPr>
-          <w:p>
-            <w:pPr>
-              <w:spacing w:after="0" w:line="270"/>
-            </w:pPr>
-            <w:r>
-              <w:rPr>
-                <w:rFonts w:ascii="Times New Roman" w:cs="Times New Roman" w:eastAsia="Times New Roman" w:hAnsi="Times New Roman"/>
-                <w:b w:val="false"/>
-                <w:bCs w:val="false"/>
-                <w:i w:val="false"/>
-                <w:iCs w:val="false"/>
-                <w:color w:val="111111"/>
-                <w:sz w:val="21"/>
-                <w:szCs w:val="21"/>
-              </w:rPr>
-              <w:t xml:space="preserve"/>
-            </w:r>
-          </w:p>
         </w:tc>
       </w:tr>
       <w:tr>
         <w:trPr>
-          <w:trHeight w:val="420" w:hRule="atLeast"/>
+          <w:trHeight w:val="294" w:hRule="atLeast"/>
         </w:trPr>
         <w:tc>
           <w:tcPr>
@@ -2118,19 +2023,19 @@
           </w:tcPr>
           <w:p>
             <w:pPr>
-              <w:spacing w:after="0" w:line="270"/>
-              <w:jc w:val="center"/>
-            </w:pPr>
-            <w:r>
-              <w:rPr>
-                <w:rFonts w:ascii="Times New Roman" w:cs="Times New Roman" w:eastAsia="Times New Roman" w:hAnsi="Times New Roman"/>
-                <w:b w:val="false"/>
-                <w:bCs w:val="false"/>
-                <w:i w:val="false"/>
-                <w:iCs w:val="false"/>
-                <w:color w:val="111111"/>
-                <w:sz w:val="19"/>
-                <w:szCs w:val="19"/>
+              <w:spacing w:after="0" w:line="220"/>
+              <w:jc w:val="center"/>
+            </w:pPr>
+            <w:r>
+              <w:rPr>
+                <w:rFonts w:ascii="Times New Roman" w:cs="Times New Roman" w:eastAsia="Times New Roman" w:hAnsi="Times New Roman"/>
+                <w:b w:val="false"/>
+                <w:bCs w:val="false"/>
+                <w:i w:val="false"/>
+                <w:iCs w:val="false"/>
+                <w:color w:val="111111"/>
+                <w:sz w:val="17"/>
+                <w:szCs w:val="17"/>
               </w:rPr>
               <w:t xml:space="preserve">4</w:t>
             </w:r>
@@ -2150,7 +2055,7 @@
           <w:p>
             <w:pPr>
               <w:bidi/>
-              <w:spacing w:after="0" w:line="320"/>
+              <w:spacing w:after="0" w:line="220"/>
             </w:pPr>
             <w:r>
               <w:rPr>
@@ -2158,8 +2063,8 @@
                 <w:b w:val="false"/>
                 <w:bCs w:val="false"/>
                 <w:color w:val="111111"/>
-                <w:sz w:val="28"/>
-                <w:szCs w:val="28"/>
+                <w:sz w:val="25"/>
+                <w:szCs w:val="25"/>
                 <w:rtl/>
               </w:rPr>
               <w:t xml:space="preserve">أَخُو خَالِدٍ شُرْطِيٌّ.</w:t>
@@ -2179,18 +2084,18 @@
           </w:tcPr>
           <w:p>
             <w:pPr>
-              <w:spacing w:after="0" w:line="270"/>
-            </w:pPr>
-            <w:r>
-              <w:rPr>
-                <w:rFonts w:ascii="Times New Roman" w:cs="Times New Roman" w:eastAsia="Times New Roman" w:hAnsi="Times New Roman"/>
-                <w:b w:val="false"/>
-                <w:bCs w:val="false"/>
-                <w:i w:val="false"/>
-                <w:iCs w:val="false"/>
-                <w:color w:val="111111"/>
-                <w:sz w:val="21"/>
-                <w:szCs w:val="21"/>
+              <w:spacing w:after="0" w:line="220"/>
+            </w:pPr>
+            <w:r>
+              <w:rPr>
+                <w:rFonts w:ascii="Times New Roman" w:cs="Times New Roman" w:eastAsia="Times New Roman" w:hAnsi="Times New Roman"/>
+                <w:b w:val="false"/>
+                <w:bCs w:val="false"/>
+                <w:i w:val="false"/>
+                <w:iCs w:val="false"/>
+                <w:color w:val="111111"/>
+                <w:sz w:val="18"/>
+                <w:szCs w:val="18"/>
               </w:rPr>
               <w:t xml:space="preserve"/>
             </w:r>
@@ -2207,29 +2112,11 @@
             </w:tcMar>
             <w:vAlign w:val="center"/>
           </w:tcPr>
-          <w:p>
-            <w:pPr>
-              <w:spacing w:after="0" w:line="270"/>
-            </w:pPr>
-            <w:r>
-              <w:rPr>
-                <w:rFonts w:ascii="Times New Roman" w:cs="Times New Roman" w:eastAsia="Times New Roman" w:hAnsi="Times New Roman"/>
-                <w:b w:val="false"/>
-                <w:bCs w:val="false"/>
-                <w:i w:val="false"/>
-                <w:iCs w:val="false"/>
-                <w:color w:val="111111"/>
-                <w:sz w:val="21"/>
-                <w:szCs w:val="21"/>
-              </w:rPr>
-              <w:t xml:space="preserve"/>
-            </w:r>
-          </w:p>
         </w:tc>
       </w:tr>
       <w:tr>
         <w:trPr>
-          <w:trHeight w:val="420" w:hRule="atLeast"/>
+          <w:trHeight w:val="294" w:hRule="atLeast"/>
         </w:trPr>
         <w:tc>
           <w:tcPr>
@@ -2244,19 +2131,19 @@
           </w:tcPr>
           <w:p>
             <w:pPr>
-              <w:spacing w:after="0" w:line="270"/>
-              <w:jc w:val="center"/>
-            </w:pPr>
-            <w:r>
-              <w:rPr>
-                <w:rFonts w:ascii="Times New Roman" w:cs="Times New Roman" w:eastAsia="Times New Roman" w:hAnsi="Times New Roman"/>
-                <w:b w:val="false"/>
-                <w:bCs w:val="false"/>
-                <w:i w:val="false"/>
-                <w:iCs w:val="false"/>
-                <w:color w:val="111111"/>
-                <w:sz w:val="19"/>
-                <w:szCs w:val="19"/>
+              <w:spacing w:after="0" w:line="220"/>
+              <w:jc w:val="center"/>
+            </w:pPr>
+            <w:r>
+              <w:rPr>
+                <w:rFonts w:ascii="Times New Roman" w:cs="Times New Roman" w:eastAsia="Times New Roman" w:hAnsi="Times New Roman"/>
+                <w:b w:val="false"/>
+                <w:bCs w:val="false"/>
+                <w:i w:val="false"/>
+                <w:iCs w:val="false"/>
+                <w:color w:val="111111"/>
+                <w:sz w:val="17"/>
+                <w:szCs w:val="17"/>
               </w:rPr>
               <w:t xml:space="preserve">5</w:t>
             </w:r>
@@ -2276,7 +2163,7 @@
           <w:p>
             <w:pPr>
               <w:bidi/>
-              <w:spacing w:after="0" w:line="320"/>
+              <w:spacing w:after="0" w:line="220"/>
             </w:pPr>
             <w:r>
               <w:rPr>
@@ -2284,8 +2171,8 @@
                 <w:b w:val="false"/>
                 <w:bCs w:val="false"/>
                 <w:color w:val="111111"/>
-                <w:sz w:val="28"/>
-                <w:szCs w:val="28"/>
+                <w:sz w:val="25"/>
+                <w:szCs w:val="25"/>
                 <w:rtl/>
               </w:rPr>
               <w:t xml:space="preserve">خَالِدٌ يَعْمَلُ فِي الْمَخْبَزِ.</w:t>
@@ -2305,18 +2192,18 @@
           </w:tcPr>
           <w:p>
             <w:pPr>
-              <w:spacing w:after="0" w:line="270"/>
-            </w:pPr>
-            <w:r>
-              <w:rPr>
-                <w:rFonts w:ascii="Times New Roman" w:cs="Times New Roman" w:eastAsia="Times New Roman" w:hAnsi="Times New Roman"/>
-                <w:b w:val="false"/>
-                <w:bCs w:val="false"/>
-                <w:i w:val="false"/>
-                <w:iCs w:val="false"/>
-                <w:color w:val="111111"/>
-                <w:sz w:val="21"/>
-                <w:szCs w:val="21"/>
+              <w:spacing w:after="0" w:line="220"/>
+            </w:pPr>
+            <w:r>
+              <w:rPr>
+                <w:rFonts w:ascii="Times New Roman" w:cs="Times New Roman" w:eastAsia="Times New Roman" w:hAnsi="Times New Roman"/>
+                <w:b w:val="false"/>
+                <w:bCs w:val="false"/>
+                <w:i w:val="false"/>
+                <w:iCs w:val="false"/>
+                <w:color w:val="111111"/>
+                <w:sz w:val="18"/>
+                <w:szCs w:val="18"/>
               </w:rPr>
               <w:t xml:space="preserve"/>
             </w:r>
@@ -2333,24 +2220,6 @@
             </w:tcMar>
             <w:vAlign w:val="center"/>
           </w:tcPr>
-          <w:p>
-            <w:pPr>
-              <w:spacing w:after="0" w:line="270"/>
-            </w:pPr>
-            <w:r>
-              <w:rPr>
-                <w:rFonts w:ascii="Times New Roman" w:cs="Times New Roman" w:eastAsia="Times New Roman" w:hAnsi="Times New Roman"/>
-                <w:b w:val="false"/>
-                <w:bCs w:val="false"/>
-                <w:i w:val="false"/>
-                <w:iCs w:val="false"/>
-                <w:color w:val="111111"/>
-                <w:sz w:val="21"/>
-                <w:szCs w:val="21"/>
-              </w:rPr>
-              <w:t xml:space="preserve"/>
-            </w:r>
-          </w:p>
         </w:tc>
       </w:tr>
     </w:tbl>
@@ -2359,7 +2228,7 @@
         <w:tabs>
           <w:tab w:val="right" w:pos="9864"/>
         </w:tabs>
-        <w:spacing w:after="90" w:before="220" w:line="280"/>
+        <w:spacing w:after="36" w:before="88" w:line="220"/>
         <w:ind w:left="340" w:hanging="340"/>
       </w:pPr>
       <w:r>
@@ -2370,16 +2239,16 @@
           <w:i w:val="false"/>
           <w:iCs w:val="false"/>
           <w:color w:val="111111"/>
-          <w:sz w:val="21"/>
-          <w:szCs w:val="21"/>
+          <w:sz w:val="18"/>
+          <w:szCs w:val="18"/>
         </w:rPr>
         <w:t xml:space="preserve">3.</w:t>
       </w:r>
       <w:r>
         <w:rPr>
           <w:rFonts w:ascii="Times New Roman" w:cs="Times New Roman" w:eastAsia="Times New Roman" w:hAnsi="Times New Roman"/>
-          <w:sz w:val="21"/>
-          <w:szCs w:val="21"/>
+          <w:sz w:val="18"/>
+          <w:szCs w:val="18"/>
         </w:rPr>
         <w:tab/>
       </w:r>
@@ -2391,16 +2260,16 @@
           <w:i w:val="false"/>
           <w:iCs w:val="false"/>
           <w:color w:val="111111"/>
-          <w:sz w:val="21"/>
-          <w:szCs w:val="21"/>
+          <w:sz w:val="18"/>
+          <w:szCs w:val="18"/>
         </w:rPr>
         <w:t xml:space="preserve">Aşağıdaki durumlara uygun seçeneği işaretleyiniz.</w:t>
       </w:r>
       <w:r>
         <w:rPr>
           <w:rFonts w:ascii="Times New Roman" w:cs="Times New Roman" w:eastAsia="Times New Roman" w:hAnsi="Times New Roman"/>
-          <w:sz w:val="21"/>
-          <w:szCs w:val="21"/>
+          <w:sz w:val="18"/>
+          <w:szCs w:val="18"/>
         </w:rPr>
         <w:tab/>
       </w:r>
@@ -2412,8 +2281,8 @@
           <w:i w:val="false"/>
           <w:iCs w:val="false"/>
           <w:color w:val="55636F"/>
-          <w:sz w:val="18"/>
-          <w:szCs w:val="18"/>
+          <w:sz w:val="16"/>
+          <w:szCs w:val="16"/>
         </w:rPr>
         <w:t xml:space="preserve">(15 puan)</w:t>
       </w:r>
@@ -2421,7 +2290,7 @@
     <w:p>
       <w:pPr>
         <w:keepNext w:val="false"/>
-        <w:spacing w:after="90" w:before="0" w:line="280"/>
+        <w:spacing w:after="36" w:before="0" w:line="220"/>
         <w:ind w:left="340"/>
       </w:pPr>
       <w:r>
@@ -2432,8 +2301,8 @@
           <w:i/>
           <w:iCs/>
           <w:color w:val="5B6772"/>
-          <w:sz w:val="18"/>
-          <w:szCs w:val="18"/>
+          <w:sz w:val="16"/>
+          <w:szCs w:val="16"/>
         </w:rPr>
         <w:t xml:space="preserve">Her doğru cevap 3 puandır.</w:t>
       </w:r>
@@ -2441,7 +2310,7 @@
     <w:p>
       <w:pPr>
         <w:keepNext/>
-        <w:spacing w:after="50" w:before="0" w:line="280"/>
+        <w:spacing w:after="20" w:before="0" w:line="220"/>
         <w:ind w:left="340" w:hanging="280"/>
       </w:pPr>
       <w:r>
@@ -2452,8 +2321,8 @@
           <w:i w:val="false"/>
           <w:iCs w:val="false"/>
           <w:color w:val="111111"/>
-          <w:sz w:val="20"/>
-          <w:szCs w:val="20"/>
+          <w:sz w:val="17"/>
+          <w:szCs w:val="17"/>
         </w:rPr>
         <w:t xml:space="preserve">1.  Bir kız arkadaşına mesleğini sormak istiyorsun.</w:t>
       </w:r>
@@ -2498,7 +2367,7 @@
           <w:p>
             <w:pPr>
               <w:bidi/>
-              <w:spacing w:after="0" w:line="330"/>
+              <w:spacing w:after="0" w:line="220"/>
               <w:jc w:val="end"/>
             </w:pPr>
             <w:r>
@@ -2509,8 +2378,8 @@
                 <w:i w:val="false"/>
                 <w:iCs w:val="false"/>
                 <w:color w:val="111111"/>
-                <w:sz w:val="20"/>
-                <w:szCs w:val="20"/>
+                <w:sz w:val="17"/>
+                <w:szCs w:val="17"/>
               </w:rPr>
               <w:t xml:space="preserve">A.‎  </w:t>
             </w:r>
@@ -2520,8 +2389,8 @@
                 <w:b w:val="false"/>
                 <w:bCs w:val="false"/>
                 <w:color w:val="111111"/>
-                <w:sz w:val="28"/>
-                <w:szCs w:val="28"/>
+                <w:sz w:val="25"/>
+                <w:szCs w:val="25"/>
                 <w:rtl/>
               </w:rPr>
               <w:t xml:space="preserve">مَا مِهْنَتُكَ؟</w:t>
@@ -2548,7 +2417,7 @@
           <w:p>
             <w:pPr>
               <w:bidi/>
-              <w:spacing w:after="0" w:line="330"/>
+              <w:spacing w:after="0" w:line="220"/>
               <w:jc w:val="end"/>
             </w:pPr>
             <w:r>
@@ -2559,8 +2428,8 @@
                 <w:i w:val="false"/>
                 <w:iCs w:val="false"/>
                 <w:color w:val="111111"/>
-                <w:sz w:val="20"/>
-                <w:szCs w:val="20"/>
+                <w:sz w:val="17"/>
+                <w:szCs w:val="17"/>
               </w:rPr>
               <w:t xml:space="preserve">B.‎  </w:t>
             </w:r>
@@ -2570,8 +2439,8 @@
                 <w:b w:val="false"/>
                 <w:bCs w:val="false"/>
                 <w:color w:val="111111"/>
-                <w:sz w:val="28"/>
-                <w:szCs w:val="28"/>
+                <w:sz w:val="25"/>
+                <w:szCs w:val="25"/>
                 <w:rtl/>
               </w:rPr>
               <w:t xml:space="preserve">مَا مِهْنَتُكِ؟</w:t>
@@ -2603,7 +2472,7 @@
           <w:p>
             <w:pPr>
               <w:bidi/>
-              <w:spacing w:after="0" w:line="330"/>
+              <w:spacing w:after="0" w:line="220"/>
               <w:jc w:val="end"/>
             </w:pPr>
             <w:r>
@@ -2614,8 +2483,8 @@
                 <w:i w:val="false"/>
                 <w:iCs w:val="false"/>
                 <w:color w:val="111111"/>
-                <w:sz w:val="20"/>
-                <w:szCs w:val="20"/>
+                <w:sz w:val="17"/>
+                <w:szCs w:val="17"/>
               </w:rPr>
               <w:t xml:space="preserve">C.‎  </w:t>
             </w:r>
@@ -2625,8 +2494,8 @@
                 <w:b w:val="false"/>
                 <w:bCs w:val="false"/>
                 <w:color w:val="111111"/>
-                <w:sz w:val="28"/>
-                <w:szCs w:val="28"/>
+                <w:sz w:val="25"/>
+                <w:szCs w:val="25"/>
                 <w:rtl/>
               </w:rPr>
               <w:t xml:space="preserve">أَيْنَ تَعْمَلُ؟</w:t>
@@ -2653,7 +2522,7 @@
           <w:p>
             <w:pPr>
               <w:bidi/>
-              <w:spacing w:after="0" w:line="330"/>
+              <w:spacing w:after="0" w:line="220"/>
               <w:jc w:val="end"/>
             </w:pPr>
             <w:r>
@@ -2664,8 +2533,8 @@
                 <w:i w:val="false"/>
                 <w:iCs w:val="false"/>
                 <w:color w:val="111111"/>
-                <w:sz w:val="20"/>
-                <w:szCs w:val="20"/>
+                <w:sz w:val="17"/>
+                <w:szCs w:val="17"/>
               </w:rPr>
               <w:t xml:space="preserve">D.‎  </w:t>
             </w:r>
@@ -2675,8 +2544,8 @@
                 <w:b w:val="false"/>
                 <w:bCs w:val="false"/>
                 <w:color w:val="111111"/>
-                <w:sz w:val="28"/>
-                <w:szCs w:val="28"/>
+                <w:sz w:val="25"/>
+                <w:szCs w:val="25"/>
                 <w:rtl/>
               </w:rPr>
               <w:t xml:space="preserve">مَنْ أَنْتِ؟</w:t>
@@ -2688,7 +2557,7 @@
     <w:p>
       <w:pPr>
         <w:keepNext/>
-        <w:spacing w:after="50" w:before="120" w:line="280"/>
+        <w:spacing w:after="20" w:before="48" w:line="220"/>
         <w:ind w:left="340" w:hanging="280"/>
       </w:pPr>
       <w:r>
@@ -2699,8 +2568,8 @@
           <w:i w:val="false"/>
           <w:iCs w:val="false"/>
           <w:color w:val="111111"/>
-          <w:sz w:val="20"/>
-          <w:szCs w:val="20"/>
+          <w:sz w:val="17"/>
+          <w:szCs w:val="17"/>
         </w:rPr>
         <w:t xml:space="preserve">2.  Okuma metnine göre Yusuf’un dedesi nerede çalışmaktadır?</w:t>
       </w:r>
@@ -2745,7 +2614,7 @@
           <w:p>
             <w:pPr>
               <w:bidi/>
-              <w:spacing w:after="0" w:line="330"/>
+              <w:spacing w:after="0" w:line="220"/>
               <w:jc w:val="end"/>
             </w:pPr>
             <w:r>
@@ -2756,8 +2625,8 @@
                 <w:i w:val="false"/>
                 <w:iCs w:val="false"/>
                 <w:color w:val="111111"/>
-                <w:sz w:val="20"/>
-                <w:szCs w:val="20"/>
+                <w:sz w:val="17"/>
+                <w:szCs w:val="17"/>
               </w:rPr>
               <w:t xml:space="preserve">A.‎  </w:t>
             </w:r>
@@ -2767,8 +2636,8 @@
                 <w:b w:val="false"/>
                 <w:bCs w:val="false"/>
                 <w:color w:val="111111"/>
-                <w:sz w:val="28"/>
-                <w:szCs w:val="28"/>
+                <w:sz w:val="25"/>
+                <w:szCs w:val="25"/>
                 <w:rtl/>
               </w:rPr>
               <w:t xml:space="preserve">فِي الْمَزْرَعَةِ</w:t>
@@ -2795,7 +2664,7 @@
           <w:p>
             <w:pPr>
               <w:bidi/>
-              <w:spacing w:after="0" w:line="330"/>
+              <w:spacing w:after="0" w:line="220"/>
               <w:jc w:val="end"/>
             </w:pPr>
             <w:r>
@@ -2806,8 +2675,8 @@
                 <w:i w:val="false"/>
                 <w:iCs w:val="false"/>
                 <w:color w:val="111111"/>
-                <w:sz w:val="20"/>
-                <w:szCs w:val="20"/>
+                <w:sz w:val="17"/>
+                <w:szCs w:val="17"/>
               </w:rPr>
               <w:t xml:space="preserve">B.‎  </w:t>
             </w:r>
@@ -2817,8 +2686,8 @@
                 <w:b w:val="false"/>
                 <w:bCs w:val="false"/>
                 <w:color w:val="111111"/>
-                <w:sz w:val="28"/>
-                <w:szCs w:val="28"/>
+                <w:sz w:val="25"/>
+                <w:szCs w:val="25"/>
                 <w:rtl/>
               </w:rPr>
               <w:t xml:space="preserve">فِي الْمُسْتَشْفَى</w:t>
@@ -2850,7 +2719,7 @@
           <w:p>
             <w:pPr>
               <w:bidi/>
-              <w:spacing w:after="0" w:line="330"/>
+              <w:spacing w:after="0" w:line="220"/>
               <w:jc w:val="end"/>
             </w:pPr>
             <w:r>
@@ -2861,8 +2730,8 @@
                 <w:i w:val="false"/>
                 <w:iCs w:val="false"/>
                 <w:color w:val="111111"/>
-                <w:sz w:val="20"/>
-                <w:szCs w:val="20"/>
+                <w:sz w:val="17"/>
+                <w:szCs w:val="17"/>
               </w:rPr>
               <w:t xml:space="preserve">C.‎  </w:t>
             </w:r>
@@ -2872,8 +2741,8 @@
                 <w:b w:val="false"/>
                 <w:bCs w:val="false"/>
                 <w:color w:val="111111"/>
-                <w:sz w:val="28"/>
-                <w:szCs w:val="28"/>
+                <w:sz w:val="25"/>
+                <w:szCs w:val="25"/>
                 <w:rtl/>
               </w:rPr>
               <w:t xml:space="preserve">فِي الشَّرِكَةِ</w:t>
@@ -2900,7 +2769,7 @@
           <w:p>
             <w:pPr>
               <w:bidi/>
-              <w:spacing w:after="0" w:line="330"/>
+              <w:spacing w:after="0" w:line="220"/>
               <w:jc w:val="end"/>
             </w:pPr>
             <w:r>
@@ -2911,8 +2780,8 @@
                 <w:i w:val="false"/>
                 <w:iCs w:val="false"/>
                 <w:color w:val="111111"/>
-                <w:sz w:val="20"/>
-                <w:szCs w:val="20"/>
+                <w:sz w:val="17"/>
+                <w:szCs w:val="17"/>
               </w:rPr>
               <w:t xml:space="preserve">D.‎  </w:t>
             </w:r>
@@ -2922,8 +2791,8 @@
                 <w:b w:val="false"/>
                 <w:bCs w:val="false"/>
                 <w:color w:val="111111"/>
-                <w:sz w:val="28"/>
-                <w:szCs w:val="28"/>
+                <w:sz w:val="25"/>
+                <w:szCs w:val="25"/>
                 <w:rtl/>
               </w:rPr>
               <w:t xml:space="preserve">فِي الْمَدْرَسَةِ</w:t>
@@ -2935,7 +2804,7 @@
     <w:p>
       <w:pPr>
         <w:keepNext/>
-        <w:spacing w:after="50" w:before="120" w:line="280"/>
+        <w:spacing w:after="20" w:before="48" w:line="220"/>
         <w:ind w:left="340" w:hanging="280"/>
       </w:pPr>
       <w:r>
@@ -2946,8 +2815,8 @@
           <w:i w:val="false"/>
           <w:iCs w:val="false"/>
           <w:color w:val="111111"/>
-          <w:sz w:val="20"/>
-          <w:szCs w:val="20"/>
+          <w:sz w:val="17"/>
+          <w:szCs w:val="17"/>
         </w:rPr>
         <w:t xml:space="preserve">3.  «هُوَ يَعْمَلُ فِي الْمَخْبَزِ» diyen kişi hangi meslekten söz etmektedir?</w:t>
       </w:r>
@@ -2991,7 +2860,7 @@
           </w:tcPr>
           <w:p>
             <w:pPr>
-              <w:spacing w:after="0" w:line="280"/>
+              <w:spacing w:after="0" w:line="220"/>
             </w:pPr>
             <w:r>
               <w:rPr>
@@ -3001,8 +2870,8 @@
                 <w:i w:val="false"/>
                 <w:iCs w:val="false"/>
                 <w:color w:val="111111"/>
-                <w:sz w:val="20"/>
-                <w:szCs w:val="20"/>
+                <w:sz w:val="17"/>
+                <w:szCs w:val="17"/>
               </w:rPr>
               <w:t xml:space="preserve">A)  </w:t>
             </w:r>
@@ -3014,8 +2883,8 @@
                 <w:i w:val="false"/>
                 <w:iCs w:val="false"/>
                 <w:color w:val="111111"/>
-                <w:sz w:val="20"/>
-                <w:szCs w:val="20"/>
+                <w:sz w:val="17"/>
+                <w:szCs w:val="17"/>
               </w:rPr>
               <w:t xml:space="preserve">Terzi</w:t>
             </w:r>
@@ -3040,7 +2909,7 @@
           </w:tcPr>
           <w:p>
             <w:pPr>
-              <w:spacing w:after="0" w:line="280"/>
+              <w:spacing w:after="0" w:line="220"/>
             </w:pPr>
             <w:r>
               <w:rPr>
@@ -3050,8 +2919,8 @@
                 <w:i w:val="false"/>
                 <w:iCs w:val="false"/>
                 <w:color w:val="111111"/>
-                <w:sz w:val="20"/>
-                <w:szCs w:val="20"/>
+                <w:sz w:val="17"/>
+                <w:szCs w:val="17"/>
               </w:rPr>
               <w:t xml:space="preserve">B)  </w:t>
             </w:r>
@@ -3063,8 +2932,8 @@
                 <w:i w:val="false"/>
                 <w:iCs w:val="false"/>
                 <w:color w:val="111111"/>
-                <w:sz w:val="20"/>
-                <w:szCs w:val="20"/>
+                <w:sz w:val="17"/>
+                <w:szCs w:val="17"/>
               </w:rPr>
               <w:t xml:space="preserve">Fırıncı</w:t>
             </w:r>
@@ -3094,7 +2963,7 @@
           </w:tcPr>
           <w:p>
             <w:pPr>
-              <w:spacing w:after="0" w:line="280"/>
+              <w:spacing w:after="0" w:line="220"/>
             </w:pPr>
             <w:r>
               <w:rPr>
@@ -3104,8 +2973,8 @@
                 <w:i w:val="false"/>
                 <w:iCs w:val="false"/>
                 <w:color w:val="111111"/>
-                <w:sz w:val="20"/>
-                <w:szCs w:val="20"/>
+                <w:sz w:val="17"/>
+                <w:szCs w:val="17"/>
               </w:rPr>
               <w:t xml:space="preserve">C)  </w:t>
             </w:r>
@@ -3117,8 +2986,8 @@
                 <w:i w:val="false"/>
                 <w:iCs w:val="false"/>
                 <w:color w:val="111111"/>
-                <w:sz w:val="20"/>
-                <w:szCs w:val="20"/>
+                <w:sz w:val="17"/>
+                <w:szCs w:val="17"/>
               </w:rPr>
               <w:t xml:space="preserve">Marangoz</w:t>
             </w:r>
@@ -3143,7 +3012,7 @@
           </w:tcPr>
           <w:p>
             <w:pPr>
-              <w:spacing w:after="0" w:line="280"/>
+              <w:spacing w:after="0" w:line="220"/>
             </w:pPr>
             <w:r>
               <w:rPr>
@@ -3153,8 +3022,8 @@
                 <w:i w:val="false"/>
                 <w:iCs w:val="false"/>
                 <w:color w:val="111111"/>
-                <w:sz w:val="20"/>
-                <w:szCs w:val="20"/>
+                <w:sz w:val="17"/>
+                <w:szCs w:val="17"/>
               </w:rPr>
               <w:t xml:space="preserve">D)  </w:t>
             </w:r>
@@ -3166,8 +3035,8 @@
                 <w:i w:val="false"/>
                 <w:iCs w:val="false"/>
                 <w:color w:val="111111"/>
-                <w:sz w:val="20"/>
-                <w:szCs w:val="20"/>
+                <w:sz w:val="17"/>
+                <w:szCs w:val="17"/>
               </w:rPr>
               <w:t xml:space="preserve">Balıkçı</w:t>
             </w:r>
@@ -3178,7 +3047,7 @@
     <w:p>
       <w:pPr>
         <w:keepNext/>
-        <w:spacing w:after="50" w:before="120" w:line="280"/>
+        <w:spacing w:after="20" w:before="48" w:line="220"/>
         <w:ind w:left="340" w:hanging="280"/>
       </w:pPr>
       <w:r>
@@ -3189,8 +3058,8 @@
           <w:i w:val="false"/>
           <w:iCs w:val="false"/>
           <w:color w:val="111111"/>
-          <w:sz w:val="20"/>
-          <w:szCs w:val="20"/>
+          <w:sz w:val="17"/>
+          <w:szCs w:val="17"/>
         </w:rPr>
         <w:t xml:space="preserve">4.  Bir arkadaşına gelecekte öğretmen olacağını söylemek istiyorsun.</w:t>
       </w:r>
@@ -3235,7 +3104,7 @@
           <w:p>
             <w:pPr>
               <w:bidi/>
-              <w:spacing w:after="0" w:line="330"/>
+              <w:spacing w:after="0" w:line="220"/>
               <w:jc w:val="end"/>
             </w:pPr>
             <w:r>
@@ -3246,8 +3115,8 @@
                 <w:i w:val="false"/>
                 <w:iCs w:val="false"/>
                 <w:color w:val="111111"/>
-                <w:sz w:val="20"/>
-                <w:szCs w:val="20"/>
+                <w:sz w:val="17"/>
+                <w:szCs w:val="17"/>
               </w:rPr>
               <w:t xml:space="preserve">A.‎  </w:t>
             </w:r>
@@ -3257,8 +3126,8 @@
                 <w:b w:val="false"/>
                 <w:bCs w:val="false"/>
                 <w:color w:val="111111"/>
-                <w:sz w:val="28"/>
-                <w:szCs w:val="28"/>
+                <w:sz w:val="25"/>
+                <w:szCs w:val="25"/>
                 <w:rtl/>
               </w:rPr>
               <w:t xml:space="preserve">أَنَا مُعَلِّمٌ.</w:t>
@@ -3285,7 +3154,7 @@
           <w:p>
             <w:pPr>
               <w:bidi/>
-              <w:spacing w:after="0" w:line="330"/>
+              <w:spacing w:after="0" w:line="220"/>
               <w:jc w:val="end"/>
             </w:pPr>
             <w:r>
@@ -3296,8 +3165,8 @@
                 <w:i w:val="false"/>
                 <w:iCs w:val="false"/>
                 <w:color w:val="111111"/>
-                <w:sz w:val="20"/>
-                <w:szCs w:val="20"/>
+                <w:sz w:val="17"/>
+                <w:szCs w:val="17"/>
               </w:rPr>
               <w:t xml:space="preserve">B.‎  </w:t>
             </w:r>
@@ -3307,8 +3176,8 @@
                 <w:b w:val="false"/>
                 <w:bCs w:val="false"/>
                 <w:color w:val="111111"/>
-                <w:sz w:val="28"/>
-                <w:szCs w:val="28"/>
+                <w:sz w:val="25"/>
+                <w:szCs w:val="25"/>
                 <w:rtl/>
               </w:rPr>
               <w:t xml:space="preserve">كُنْتُ مُعَلِّمًا.</w:t>
@@ -3340,7 +3209,7 @@
           <w:p>
             <w:pPr>
               <w:bidi/>
-              <w:spacing w:after="0" w:line="330"/>
+              <w:spacing w:after="0" w:line="220"/>
               <w:jc w:val="end"/>
             </w:pPr>
             <w:r>
@@ -3351,8 +3220,8 @@
                 <w:i w:val="false"/>
                 <w:iCs w:val="false"/>
                 <w:color w:val="111111"/>
-                <w:sz w:val="20"/>
-                <w:szCs w:val="20"/>
+                <w:sz w:val="17"/>
+                <w:szCs w:val="17"/>
               </w:rPr>
               <w:t xml:space="preserve">C.‎  </w:t>
             </w:r>
@@ -3362,8 +3231,8 @@
                 <w:b w:val="false"/>
                 <w:bCs w:val="false"/>
                 <w:color w:val="111111"/>
-                <w:sz w:val="28"/>
-                <w:szCs w:val="28"/>
+                <w:sz w:val="25"/>
+                <w:szCs w:val="25"/>
                 <w:rtl/>
               </w:rPr>
               <w:t xml:space="preserve">سَأَكُونُ مُعَلِّمًا.</w:t>
@@ -3390,7 +3259,7 @@
           <w:p>
             <w:pPr>
               <w:bidi/>
-              <w:spacing w:after="0" w:line="330"/>
+              <w:spacing w:after="0" w:line="220"/>
               <w:jc w:val="end"/>
             </w:pPr>
             <w:r>
@@ -3401,8 +3270,8 @@
                 <w:i w:val="false"/>
                 <w:iCs w:val="false"/>
                 <w:color w:val="111111"/>
-                <w:sz w:val="20"/>
-                <w:szCs w:val="20"/>
+                <w:sz w:val="17"/>
+                <w:szCs w:val="17"/>
               </w:rPr>
               <w:t xml:space="preserve">D.‎  </w:t>
             </w:r>
@@ -3412,8 +3281,8 @@
                 <w:b w:val="false"/>
                 <w:bCs w:val="false"/>
                 <w:color w:val="111111"/>
-                <w:sz w:val="28"/>
-                <w:szCs w:val="28"/>
+                <w:sz w:val="25"/>
+                <w:szCs w:val="25"/>
                 <w:rtl/>
               </w:rPr>
               <w:t xml:space="preserve">هَلْ أَنْتَ مُعَلِّمٌ؟</w:t>
@@ -3425,7 +3294,7 @@
     <w:p>
       <w:pPr>
         <w:keepNext/>
-        <w:spacing w:after="50" w:before="120" w:line="280"/>
+        <w:spacing w:after="20" w:before="48" w:line="220"/>
         <w:ind w:left="340" w:hanging="280"/>
       </w:pPr>
       <w:r>
@@ -3436,8 +3305,8 @@
           <w:i w:val="false"/>
           <w:iCs w:val="false"/>
           <w:color w:val="111111"/>
-          <w:sz w:val="20"/>
-          <w:szCs w:val="20"/>
+          <w:sz w:val="17"/>
+          <w:szCs w:val="17"/>
         </w:rPr>
         <w:t xml:space="preserve">5.  Aşağıdaki cümlelerin hangisinde meslek adı müennes yapılmıştır?</w:t>
       </w:r>
@@ -3482,7 +3351,7 @@
           <w:p>
             <w:pPr>
               <w:bidi/>
-              <w:spacing w:after="0" w:line="330"/>
+              <w:spacing w:after="0" w:line="220"/>
               <w:jc w:val="end"/>
             </w:pPr>
             <w:r>
@@ -3493,8 +3362,8 @@
                 <w:i w:val="false"/>
                 <w:iCs w:val="false"/>
                 <w:color w:val="111111"/>
-                <w:sz w:val="20"/>
-                <w:szCs w:val="20"/>
+                <w:sz w:val="17"/>
+                <w:szCs w:val="17"/>
               </w:rPr>
               <w:t xml:space="preserve">A.‎  </w:t>
             </w:r>
@@ -3504,8 +3373,8 @@
                 <w:b w:val="false"/>
                 <w:bCs w:val="false"/>
                 <w:color w:val="111111"/>
-                <w:sz w:val="28"/>
-                <w:szCs w:val="28"/>
+                <w:sz w:val="25"/>
+                <w:szCs w:val="25"/>
                 <w:rtl/>
               </w:rPr>
               <w:t xml:space="preserve">أَبِي تَاجِرٌ.</w:t>
@@ -3532,7 +3401,7 @@
           <w:p>
             <w:pPr>
               <w:bidi/>
-              <w:spacing w:after="0" w:line="330"/>
+              <w:spacing w:after="0" w:line="220"/>
               <w:jc w:val="end"/>
             </w:pPr>
             <w:r>
@@ -3543,8 +3412,8 @@
                 <w:i w:val="false"/>
                 <w:iCs w:val="false"/>
                 <w:color w:val="111111"/>
-                <w:sz w:val="20"/>
-                <w:szCs w:val="20"/>
+                <w:sz w:val="17"/>
+                <w:szCs w:val="17"/>
               </w:rPr>
               <w:t xml:space="preserve">B.‎  </w:t>
             </w:r>
@@ -3554,8 +3423,8 @@
                 <w:b w:val="false"/>
                 <w:bCs w:val="false"/>
                 <w:color w:val="111111"/>
-                <w:sz w:val="28"/>
-                <w:szCs w:val="28"/>
+                <w:sz w:val="25"/>
+                <w:szCs w:val="25"/>
                 <w:rtl/>
               </w:rPr>
               <w:t xml:space="preserve">أَخِي نَجَّارٌ.</w:t>
@@ -3587,7 +3456,7 @@
           <w:p>
             <w:pPr>
               <w:bidi/>
-              <w:spacing w:after="0" w:line="330"/>
+              <w:spacing w:after="0" w:line="220"/>
               <w:jc w:val="end"/>
             </w:pPr>
             <w:r>
@@ -3598,8 +3467,8 @@
                 <w:i w:val="false"/>
                 <w:iCs w:val="false"/>
                 <w:color w:val="111111"/>
-                <w:sz w:val="20"/>
-                <w:szCs w:val="20"/>
+                <w:sz w:val="17"/>
+                <w:szCs w:val="17"/>
               </w:rPr>
               <w:t xml:space="preserve">C.‎  </w:t>
             </w:r>
@@ -3609,8 +3478,8 @@
                 <w:b w:val="false"/>
                 <w:bCs w:val="false"/>
                 <w:color w:val="111111"/>
-                <w:sz w:val="28"/>
-                <w:szCs w:val="28"/>
+                <w:sz w:val="25"/>
+                <w:szCs w:val="25"/>
                 <w:rtl/>
               </w:rPr>
               <w:t xml:space="preserve">جَدِّي صَيَّادٌ.</w:t>
@@ -3637,7 +3506,7 @@
           <w:p>
             <w:pPr>
               <w:bidi/>
-              <w:spacing w:after="0" w:line="330"/>
+              <w:spacing w:after="0" w:line="220"/>
               <w:jc w:val="end"/>
             </w:pPr>
             <w:r>
@@ -3648,8 +3517,8 @@
                 <w:i w:val="false"/>
                 <w:iCs w:val="false"/>
                 <w:color w:val="111111"/>
-                <w:sz w:val="20"/>
-                <w:szCs w:val="20"/>
+                <w:sz w:val="17"/>
+                <w:szCs w:val="17"/>
               </w:rPr>
               <w:t xml:space="preserve">D.‎  </w:t>
             </w:r>
@@ -3659,8 +3528,8 @@
                 <w:b w:val="false"/>
                 <w:bCs w:val="false"/>
                 <w:color w:val="111111"/>
-                <w:sz w:val="28"/>
-                <w:szCs w:val="28"/>
+                <w:sz w:val="25"/>
+                <w:szCs w:val="25"/>
                 <w:rtl/>
               </w:rPr>
               <w:t xml:space="preserve">أُخْتِي مُعَلِّمَةٌ.</w:t>
@@ -3674,7 +3543,7 @@
         <w:tabs>
           <w:tab w:val="right" w:pos="9864"/>
         </w:tabs>
-        <w:spacing w:after="90" w:before="220" w:line="280"/>
+        <w:spacing w:after="36" w:before="88" w:line="220"/>
         <w:ind w:left="340" w:hanging="340"/>
       </w:pPr>
       <w:r>
@@ -3685,16 +3554,16 @@
           <w:i w:val="false"/>
           <w:iCs w:val="false"/>
           <w:color w:val="111111"/>
-          <w:sz w:val="21"/>
-          <w:szCs w:val="21"/>
+          <w:sz w:val="18"/>
+          <w:szCs w:val="18"/>
         </w:rPr>
         <w:t xml:space="preserve">4.</w:t>
       </w:r>
       <w:r>
         <w:rPr>
           <w:rFonts w:ascii="Times New Roman" w:cs="Times New Roman" w:eastAsia="Times New Roman" w:hAnsi="Times New Roman"/>
-          <w:sz w:val="21"/>
-          <w:szCs w:val="21"/>
+          <w:sz w:val="18"/>
+          <w:szCs w:val="18"/>
         </w:rPr>
         <w:tab/>
       </w:r>
@@ -3706,16 +3575,16 @@
           <w:i w:val="false"/>
           <w:iCs w:val="false"/>
           <w:color w:val="111111"/>
-          <w:sz w:val="21"/>
-          <w:szCs w:val="21"/>
+          <w:sz w:val="18"/>
+          <w:szCs w:val="18"/>
         </w:rPr>
         <w:t xml:space="preserve">Aşağıdaki durumları uygun Arapça ifadeyle eşleştiriniz.</w:t>
       </w:r>
       <w:r>
         <w:rPr>
           <w:rFonts w:ascii="Times New Roman" w:cs="Times New Roman" w:eastAsia="Times New Roman" w:hAnsi="Times New Roman"/>
-          <w:sz w:val="21"/>
-          <w:szCs w:val="21"/>
+          <w:sz w:val="18"/>
+          <w:szCs w:val="18"/>
         </w:rPr>
         <w:tab/>
       </w:r>
@@ -3727,8 +3596,8 @@
           <w:i w:val="false"/>
           <w:iCs w:val="false"/>
           <w:color w:val="55636F"/>
-          <w:sz w:val="18"/>
-          <w:szCs w:val="18"/>
+          <w:sz w:val="16"/>
+          <w:szCs w:val="16"/>
         </w:rPr>
         <w:t xml:space="preserve">(10 puan)</w:t>
       </w:r>
@@ -3736,7 +3605,7 @@
     <w:p>
       <w:pPr>
         <w:keepNext w:val="false"/>
-        <w:spacing w:after="90" w:before="0" w:line="280"/>
+        <w:spacing w:after="36" w:before="0" w:line="220"/>
         <w:ind w:left="340"/>
       </w:pPr>
       <w:r>
@@ -3747,8 +3616,8 @@
           <w:i/>
           <w:iCs/>
           <w:color w:val="5B6772"/>
-          <w:sz w:val="18"/>
-          <w:szCs w:val="18"/>
+          <w:sz w:val="16"/>
+          <w:szCs w:val="16"/>
         </w:rPr>
         <w:t xml:space="preserve">Her doğru eşleştirme 2 puandır.</w:t>
       </w:r>
@@ -3774,7 +3643,7 @@
       </w:tblGrid>
       <w:tr>
         <w:trPr>
-          <w:trHeight w:val="400" w:hRule="atLeast"/>
+          <w:trHeight w:val="280" w:hRule="atLeast"/>
         </w:trPr>
         <w:tc>
           <w:tcPr>
@@ -3792,7 +3661,7 @@
           </w:tcPr>
           <w:p>
             <w:pPr>
-              <w:spacing w:after="0" w:line="270"/>
+              <w:spacing w:after="0" w:line="220"/>
               <w:jc w:val="center"/>
             </w:pPr>
             <w:r>
@@ -3803,8 +3672,8 @@
                 <w:i w:val="false"/>
                 <w:iCs w:val="false"/>
                 <w:color w:val="111111"/>
-                <w:sz w:val="19"/>
-                <w:szCs w:val="19"/>
+                <w:sz w:val="17"/>
+                <w:szCs w:val="17"/>
               </w:rPr>
               <w:t xml:space="preserve">1.</w:t>
             </w:r>
@@ -3826,18 +3695,18 @@
           </w:tcPr>
           <w:p>
             <w:pPr>
-              <w:spacing w:after="0" w:line="270"/>
-            </w:pPr>
-            <w:r>
-              <w:rPr>
-                <w:rFonts w:ascii="Times New Roman" w:cs="Times New Roman" w:eastAsia="Times New Roman" w:hAnsi="Times New Roman"/>
-                <w:b w:val="false"/>
-                <w:bCs w:val="false"/>
-                <w:i w:val="false"/>
-                <w:iCs w:val="false"/>
-                <w:color w:val="111111"/>
-                <w:sz w:val="20"/>
-                <w:szCs w:val="20"/>
+              <w:spacing w:after="0" w:line="220"/>
+            </w:pPr>
+            <w:r>
+              <w:rPr>
+                <w:rFonts w:ascii="Times New Roman" w:cs="Times New Roman" w:eastAsia="Times New Roman" w:hAnsi="Times New Roman"/>
+                <w:b w:val="false"/>
+                <w:bCs w:val="false"/>
+                <w:i w:val="false"/>
+                <w:iCs w:val="false"/>
+                <w:color w:val="111111"/>
+                <w:sz w:val="17"/>
+                <w:szCs w:val="17"/>
               </w:rPr>
               <w:t xml:space="preserve">Babanın mesleğini soruyorsun.</w:t>
             </w:r>
@@ -3856,19 +3725,19 @@
           </w:tcPr>
           <w:p>
             <w:pPr>
-              <w:spacing w:after="0" w:line="270"/>
-              <w:jc w:val="center"/>
-            </w:pPr>
-            <w:r>
-              <w:rPr>
-                <w:rFonts w:ascii="Times New Roman" w:cs="Times New Roman" w:eastAsia="Times New Roman" w:hAnsi="Times New Roman"/>
-                <w:b w:val="false"/>
-                <w:bCs w:val="false"/>
-                <w:i w:val="false"/>
-                <w:iCs w:val="false"/>
-                <w:color w:val="111111"/>
-                <w:sz w:val="20"/>
-                <w:szCs w:val="20"/>
+              <w:spacing w:after="0" w:line="220"/>
+              <w:jc w:val="center"/>
+            </w:pPr>
+            <w:r>
+              <w:rPr>
+                <w:rFonts w:ascii="Times New Roman" w:cs="Times New Roman" w:eastAsia="Times New Roman" w:hAnsi="Times New Roman"/>
+                <w:b w:val="false"/>
+                <w:bCs w:val="false"/>
+                <w:i w:val="false"/>
+                <w:iCs w:val="false"/>
+                <w:color w:val="111111"/>
+                <w:sz w:val="17"/>
+                <w:szCs w:val="17"/>
               </w:rPr>
               <w:t xml:space="preserve">(       )</w:t>
             </w:r>
@@ -3890,7 +3759,7 @@
           </w:tcPr>
           <w:p>
             <w:pPr>
-              <w:spacing w:after="0" w:line="270"/>
+              <w:spacing w:after="0" w:line="220"/>
               <w:jc w:val="center"/>
             </w:pPr>
             <w:r>
@@ -3901,8 +3770,8 @@
                 <w:i w:val="false"/>
                 <w:iCs w:val="false"/>
                 <w:color w:val="111111"/>
-                <w:sz w:val="19"/>
-                <w:szCs w:val="19"/>
+                <w:sz w:val="17"/>
+                <w:szCs w:val="17"/>
               </w:rPr>
               <w:t xml:space="preserve">a)</w:t>
             </w:r>
@@ -3925,7 +3794,7 @@
           <w:p>
             <w:pPr>
               <w:bidi/>
-              <w:spacing w:after="0" w:line="320"/>
+              <w:spacing w:after="0" w:line="220"/>
             </w:pPr>
             <w:r>
               <w:rPr>
@@ -3933,8 +3802,8 @@
                 <w:b w:val="false"/>
                 <w:bCs w:val="false"/>
                 <w:color w:val="111111"/>
-                <w:sz w:val="28"/>
-                <w:szCs w:val="28"/>
+                <w:sz w:val="25"/>
+                <w:szCs w:val="25"/>
                 <w:rtl/>
               </w:rPr>
               <w:t xml:space="preserve">أَيْنَ تَعْمَلُ؟</w:t>
@@ -3944,7 +3813,7 @@
       </w:tr>
       <w:tr>
         <w:trPr>
-          <w:trHeight w:val="400" w:hRule="atLeast"/>
+          <w:trHeight w:val="280" w:hRule="atLeast"/>
         </w:trPr>
         <w:tc>
           <w:tcPr>
@@ -3962,7 +3831,7 @@
           </w:tcPr>
           <w:p>
             <w:pPr>
-              <w:spacing w:after="0" w:line="270"/>
+              <w:spacing w:after="0" w:line="220"/>
               <w:jc w:val="center"/>
             </w:pPr>
             <w:r>
@@ -3973,8 +3842,8 @@
                 <w:i w:val="false"/>
                 <w:iCs w:val="false"/>
                 <w:color w:val="111111"/>
-                <w:sz w:val="19"/>
-                <w:szCs w:val="19"/>
+                <w:sz w:val="17"/>
+                <w:szCs w:val="17"/>
               </w:rPr>
               <w:t xml:space="preserve">2.</w:t>
             </w:r>
@@ -3996,18 +3865,18 @@
           </w:tcPr>
           <w:p>
             <w:pPr>
-              <w:spacing w:after="0" w:line="270"/>
-            </w:pPr>
-            <w:r>
-              <w:rPr>
-                <w:rFonts w:ascii="Times New Roman" w:cs="Times New Roman" w:eastAsia="Times New Roman" w:hAnsi="Times New Roman"/>
-                <w:b w:val="false"/>
-                <w:bCs w:val="false"/>
-                <w:i w:val="false"/>
-                <w:iCs w:val="false"/>
-                <w:color w:val="111111"/>
-                <w:sz w:val="20"/>
-                <w:szCs w:val="20"/>
+              <w:spacing w:after="0" w:line="220"/>
+            </w:pPr>
+            <w:r>
+              <w:rPr>
+                <w:rFonts w:ascii="Times New Roman" w:cs="Times New Roman" w:eastAsia="Times New Roman" w:hAnsi="Times New Roman"/>
+                <w:b w:val="false"/>
+                <w:bCs w:val="false"/>
+                <w:i w:val="false"/>
+                <w:iCs w:val="false"/>
+                <w:color w:val="111111"/>
+                <w:sz w:val="17"/>
+                <w:szCs w:val="17"/>
               </w:rPr>
               <w:t xml:space="preserve">Annenin doktor olduğunu söylüyorsun.</w:t>
             </w:r>
@@ -4026,19 +3895,19 @@
           </w:tcPr>
           <w:p>
             <w:pPr>
-              <w:spacing w:after="0" w:line="270"/>
-              <w:jc w:val="center"/>
-            </w:pPr>
-            <w:r>
-              <w:rPr>
-                <w:rFonts w:ascii="Times New Roman" w:cs="Times New Roman" w:eastAsia="Times New Roman" w:hAnsi="Times New Roman"/>
-                <w:b w:val="false"/>
-                <w:bCs w:val="false"/>
-                <w:i w:val="false"/>
-                <w:iCs w:val="false"/>
-                <w:color w:val="111111"/>
-                <w:sz w:val="20"/>
-                <w:szCs w:val="20"/>
+              <w:spacing w:after="0" w:line="220"/>
+              <w:jc w:val="center"/>
+            </w:pPr>
+            <w:r>
+              <w:rPr>
+                <w:rFonts w:ascii="Times New Roman" w:cs="Times New Roman" w:eastAsia="Times New Roman" w:hAnsi="Times New Roman"/>
+                <w:b w:val="false"/>
+                <w:bCs w:val="false"/>
+                <w:i w:val="false"/>
+                <w:iCs w:val="false"/>
+                <w:color w:val="111111"/>
+                <w:sz w:val="17"/>
+                <w:szCs w:val="17"/>
               </w:rPr>
               <w:t xml:space="preserve">(       )</w:t>
             </w:r>
@@ -4060,7 +3929,7 @@
           </w:tcPr>
           <w:p>
             <w:pPr>
-              <w:spacing w:after="0" w:line="270"/>
+              <w:spacing w:after="0" w:line="220"/>
               <w:jc w:val="center"/>
             </w:pPr>
             <w:r>
@@ -4071,8 +3940,8 @@
                 <w:i w:val="false"/>
                 <w:iCs w:val="false"/>
                 <w:color w:val="111111"/>
-                <w:sz w:val="19"/>
-                <w:szCs w:val="19"/>
+                <w:sz w:val="17"/>
+                <w:szCs w:val="17"/>
               </w:rPr>
               <w:t xml:space="preserve">b)</w:t>
             </w:r>
@@ -4095,7 +3964,7 @@
           <w:p>
             <w:pPr>
               <w:bidi/>
-              <w:spacing w:after="0" w:line="320"/>
+              <w:spacing w:after="0" w:line="220"/>
             </w:pPr>
             <w:r>
               <w:rPr>
@@ -4103,8 +3972,8 @@
                 <w:b w:val="false"/>
                 <w:bCs w:val="false"/>
                 <w:color w:val="111111"/>
-                <w:sz w:val="28"/>
-                <w:szCs w:val="28"/>
+                <w:sz w:val="25"/>
+                <w:szCs w:val="25"/>
                 <w:rtl/>
               </w:rPr>
               <w:t xml:space="preserve">سَأَكُونُ مُهَنْدِسًا.</w:t>
@@ -4114,7 +3983,7 @@
       </w:tr>
       <w:tr>
         <w:trPr>
-          <w:trHeight w:val="400" w:hRule="atLeast"/>
+          <w:trHeight w:val="280" w:hRule="atLeast"/>
         </w:trPr>
         <w:tc>
           <w:tcPr>
@@ -4132,7 +4001,7 @@
           </w:tcPr>
           <w:p>
             <w:pPr>
-              <w:spacing w:after="0" w:line="270"/>
+              <w:spacing w:after="0" w:line="220"/>
               <w:jc w:val="center"/>
             </w:pPr>
             <w:r>
@@ -4143,8 +4012,8 @@
                 <w:i w:val="false"/>
                 <w:iCs w:val="false"/>
                 <w:color w:val="111111"/>
-                <w:sz w:val="19"/>
-                <w:szCs w:val="19"/>
+                <w:sz w:val="17"/>
+                <w:szCs w:val="17"/>
               </w:rPr>
               <w:t xml:space="preserve">3.</w:t>
             </w:r>
@@ -4166,18 +4035,18 @@
           </w:tcPr>
           <w:p>
             <w:pPr>
-              <w:spacing w:after="0" w:line="270"/>
-            </w:pPr>
-            <w:r>
-              <w:rPr>
-                <w:rFonts w:ascii="Times New Roman" w:cs="Times New Roman" w:eastAsia="Times New Roman" w:hAnsi="Times New Roman"/>
-                <w:b w:val="false"/>
-                <w:bCs w:val="false"/>
-                <w:i w:val="false"/>
-                <w:iCs w:val="false"/>
-                <w:color w:val="111111"/>
-                <w:sz w:val="20"/>
-                <w:szCs w:val="20"/>
+              <w:spacing w:after="0" w:line="220"/>
+            </w:pPr>
+            <w:r>
+              <w:rPr>
+                <w:rFonts w:ascii="Times New Roman" w:cs="Times New Roman" w:eastAsia="Times New Roman" w:hAnsi="Times New Roman"/>
+                <w:b w:val="false"/>
+                <w:bCs w:val="false"/>
+                <w:i w:val="false"/>
+                <w:iCs w:val="false"/>
+                <w:color w:val="111111"/>
+                <w:sz w:val="17"/>
+                <w:szCs w:val="17"/>
               </w:rPr>
               <w:t xml:space="preserve">Birinin nerede çalıştığını soruyorsun.</w:t>
             </w:r>
@@ -4196,19 +4065,19 @@
           </w:tcPr>
           <w:p>
             <w:pPr>
-              <w:spacing w:after="0" w:line="270"/>
-              <w:jc w:val="center"/>
-            </w:pPr>
-            <w:r>
-              <w:rPr>
-                <w:rFonts w:ascii="Times New Roman" w:cs="Times New Roman" w:eastAsia="Times New Roman" w:hAnsi="Times New Roman"/>
-                <w:b w:val="false"/>
-                <w:bCs w:val="false"/>
-                <w:i w:val="false"/>
-                <w:iCs w:val="false"/>
-                <w:color w:val="111111"/>
-                <w:sz w:val="20"/>
-                <w:szCs w:val="20"/>
+              <w:spacing w:after="0" w:line="220"/>
+              <w:jc w:val="center"/>
+            </w:pPr>
+            <w:r>
+              <w:rPr>
+                <w:rFonts w:ascii="Times New Roman" w:cs="Times New Roman" w:eastAsia="Times New Roman" w:hAnsi="Times New Roman"/>
+                <w:b w:val="false"/>
+                <w:bCs w:val="false"/>
+                <w:i w:val="false"/>
+                <w:iCs w:val="false"/>
+                <w:color w:val="111111"/>
+                <w:sz w:val="17"/>
+                <w:szCs w:val="17"/>
               </w:rPr>
               <w:t xml:space="preserve">(       )</w:t>
             </w:r>
@@ -4230,7 +4099,7 @@
           </w:tcPr>
           <w:p>
             <w:pPr>
-              <w:spacing w:after="0" w:line="270"/>
+              <w:spacing w:after="0" w:line="220"/>
               <w:jc w:val="center"/>
             </w:pPr>
             <w:r>
@@ -4241,8 +4110,8 @@
                 <w:i w:val="false"/>
                 <w:iCs w:val="false"/>
                 <w:color w:val="111111"/>
-                <w:sz w:val="19"/>
-                <w:szCs w:val="19"/>
+                <w:sz w:val="17"/>
+                <w:szCs w:val="17"/>
               </w:rPr>
               <w:t xml:space="preserve">c)</w:t>
             </w:r>
@@ -4265,7 +4134,7 @@
           <w:p>
             <w:pPr>
               <w:bidi/>
-              <w:spacing w:after="0" w:line="320"/>
+              <w:spacing w:after="0" w:line="220"/>
             </w:pPr>
             <w:r>
               <w:rPr>
@@ -4273,8 +4142,8 @@
                 <w:b w:val="false"/>
                 <w:bCs w:val="false"/>
                 <w:color w:val="111111"/>
-                <w:sz w:val="28"/>
-                <w:szCs w:val="28"/>
+                <w:sz w:val="25"/>
+                <w:szCs w:val="25"/>
                 <w:rtl/>
               </w:rPr>
               <w:t xml:space="preserve">مَا مِهْنَةُ أَبِيكَ؟</w:t>
@@ -4284,7 +4153,7 @@
       </w:tr>
       <w:tr>
         <w:trPr>
-          <w:trHeight w:val="400" w:hRule="atLeast"/>
+          <w:trHeight w:val="280" w:hRule="atLeast"/>
         </w:trPr>
         <w:tc>
           <w:tcPr>
@@ -4302,7 +4171,7 @@
           </w:tcPr>
           <w:p>
             <w:pPr>
-              <w:spacing w:after="0" w:line="270"/>
+              <w:spacing w:after="0" w:line="220"/>
               <w:jc w:val="center"/>
             </w:pPr>
             <w:r>
@@ -4313,8 +4182,8 @@
                 <w:i w:val="false"/>
                 <w:iCs w:val="false"/>
                 <w:color w:val="111111"/>
-                <w:sz w:val="19"/>
-                <w:szCs w:val="19"/>
+                <w:sz w:val="17"/>
+                <w:szCs w:val="17"/>
               </w:rPr>
               <w:t xml:space="preserve">4.</w:t>
             </w:r>
@@ -4336,18 +4205,18 @@
           </w:tcPr>
           <w:p>
             <w:pPr>
-              <w:spacing w:after="0" w:line="270"/>
-            </w:pPr>
-            <w:r>
-              <w:rPr>
-                <w:rFonts w:ascii="Times New Roman" w:cs="Times New Roman" w:eastAsia="Times New Roman" w:hAnsi="Times New Roman"/>
-                <w:b w:val="false"/>
-                <w:bCs w:val="false"/>
-                <w:i w:val="false"/>
-                <w:iCs w:val="false"/>
-                <w:color w:val="111111"/>
-                <w:sz w:val="20"/>
-                <w:szCs w:val="20"/>
+              <w:spacing w:after="0" w:line="220"/>
+            </w:pPr>
+            <w:r>
+              <w:rPr>
+                <w:rFonts w:ascii="Times New Roman" w:cs="Times New Roman" w:eastAsia="Times New Roman" w:hAnsi="Times New Roman"/>
+                <w:b w:val="false"/>
+                <w:bCs w:val="false"/>
+                <w:i w:val="false"/>
+                <w:iCs w:val="false"/>
+                <w:color w:val="111111"/>
+                <w:sz w:val="17"/>
+                <w:szCs w:val="17"/>
               </w:rPr>
               <w:t xml:space="preserve">Gelecekte mühendis olacağını söylüyorsun.</w:t>
             </w:r>
@@ -4366,19 +4235,19 @@
           </w:tcPr>
           <w:p>
             <w:pPr>
-              <w:spacing w:after="0" w:line="270"/>
-              <w:jc w:val="center"/>
-            </w:pPr>
-            <w:r>
-              <w:rPr>
-                <w:rFonts w:ascii="Times New Roman" w:cs="Times New Roman" w:eastAsia="Times New Roman" w:hAnsi="Times New Roman"/>
-                <w:b w:val="false"/>
-                <w:bCs w:val="false"/>
-                <w:i w:val="false"/>
-                <w:iCs w:val="false"/>
-                <w:color w:val="111111"/>
-                <w:sz w:val="20"/>
-                <w:szCs w:val="20"/>
+              <w:spacing w:after="0" w:line="220"/>
+              <w:jc w:val="center"/>
+            </w:pPr>
+            <w:r>
+              <w:rPr>
+                <w:rFonts w:ascii="Times New Roman" w:cs="Times New Roman" w:eastAsia="Times New Roman" w:hAnsi="Times New Roman"/>
+                <w:b w:val="false"/>
+                <w:bCs w:val="false"/>
+                <w:i w:val="false"/>
+                <w:iCs w:val="false"/>
+                <w:color w:val="111111"/>
+                <w:sz w:val="17"/>
+                <w:szCs w:val="17"/>
               </w:rPr>
               <w:t xml:space="preserve">(       )</w:t>
             </w:r>
@@ -4400,7 +4269,7 @@
           </w:tcPr>
           <w:p>
             <w:pPr>
-              <w:spacing w:after="0" w:line="270"/>
+              <w:spacing w:after="0" w:line="220"/>
               <w:jc w:val="center"/>
             </w:pPr>
             <w:r>
@@ -4411,8 +4280,8 @@
                 <w:i w:val="false"/>
                 <w:iCs w:val="false"/>
                 <w:color w:val="111111"/>
-                <w:sz w:val="19"/>
-                <w:szCs w:val="19"/>
+                <w:sz w:val="17"/>
+                <w:szCs w:val="17"/>
               </w:rPr>
               <w:t xml:space="preserve">d)</w:t>
             </w:r>
@@ -4435,7 +4304,7 @@
           <w:p>
             <w:pPr>
               <w:bidi/>
-              <w:spacing w:after="0" w:line="320"/>
+              <w:spacing w:after="0" w:line="220"/>
             </w:pPr>
             <w:r>
               <w:rPr>
@@ -4443,8 +4312,8 @@
                 <w:b w:val="false"/>
                 <w:bCs w:val="false"/>
                 <w:color w:val="111111"/>
-                <w:sz w:val="28"/>
-                <w:szCs w:val="28"/>
+                <w:sz w:val="25"/>
+                <w:szCs w:val="25"/>
                 <w:rtl/>
               </w:rPr>
               <w:t xml:space="preserve">أَنَا مُعَلِّمٌ.</w:t>
@@ -4454,7 +4323,7 @@
       </w:tr>
       <w:tr>
         <w:trPr>
-          <w:trHeight w:val="400" w:hRule="atLeast"/>
+          <w:trHeight w:val="280" w:hRule="atLeast"/>
         </w:trPr>
         <w:tc>
           <w:tcPr>
@@ -4472,7 +4341,7 @@
           </w:tcPr>
           <w:p>
             <w:pPr>
-              <w:spacing w:after="0" w:line="270"/>
+              <w:spacing w:after="0" w:line="220"/>
               <w:jc w:val="center"/>
             </w:pPr>
             <w:r>
@@ -4483,8 +4352,8 @@
                 <w:i w:val="false"/>
                 <w:iCs w:val="false"/>
                 <w:color w:val="111111"/>
-                <w:sz w:val="19"/>
-                <w:szCs w:val="19"/>
+                <w:sz w:val="17"/>
+                <w:szCs w:val="17"/>
               </w:rPr>
               <w:t xml:space="preserve">5.</w:t>
             </w:r>
@@ -4506,18 +4375,18 @@
           </w:tcPr>
           <w:p>
             <w:pPr>
-              <w:spacing w:after="0" w:line="270"/>
-            </w:pPr>
-            <w:r>
-              <w:rPr>
-                <w:rFonts w:ascii="Times New Roman" w:cs="Times New Roman" w:eastAsia="Times New Roman" w:hAnsi="Times New Roman"/>
-                <w:b w:val="false"/>
-                <w:bCs w:val="false"/>
-                <w:i w:val="false"/>
-                <w:iCs w:val="false"/>
-                <w:color w:val="111111"/>
-                <w:sz w:val="20"/>
-                <w:szCs w:val="20"/>
+              <w:spacing w:after="0" w:line="220"/>
+            </w:pPr>
+            <w:r>
+              <w:rPr>
+                <w:rFonts w:ascii="Times New Roman" w:cs="Times New Roman" w:eastAsia="Times New Roman" w:hAnsi="Times New Roman"/>
+                <w:b w:val="false"/>
+                <w:bCs w:val="false"/>
+                <w:i w:val="false"/>
+                <w:iCs w:val="false"/>
+                <w:color w:val="111111"/>
+                <w:sz w:val="17"/>
+                <w:szCs w:val="17"/>
               </w:rPr>
               <w:t xml:space="preserve">Kendi mesleğini tanıtıyorsun.</w:t>
             </w:r>
@@ -4536,19 +4405,19 @@
           </w:tcPr>
           <w:p>
             <w:pPr>
-              <w:spacing w:after="0" w:line="270"/>
-              <w:jc w:val="center"/>
-            </w:pPr>
-            <w:r>
-              <w:rPr>
-                <w:rFonts w:ascii="Times New Roman" w:cs="Times New Roman" w:eastAsia="Times New Roman" w:hAnsi="Times New Roman"/>
-                <w:b w:val="false"/>
-                <w:bCs w:val="false"/>
-                <w:i w:val="false"/>
-                <w:iCs w:val="false"/>
-                <w:color w:val="111111"/>
-                <w:sz w:val="20"/>
-                <w:szCs w:val="20"/>
+              <w:spacing w:after="0" w:line="220"/>
+              <w:jc w:val="center"/>
+            </w:pPr>
+            <w:r>
+              <w:rPr>
+                <w:rFonts w:ascii="Times New Roman" w:cs="Times New Roman" w:eastAsia="Times New Roman" w:hAnsi="Times New Roman"/>
+                <w:b w:val="false"/>
+                <w:bCs w:val="false"/>
+                <w:i w:val="false"/>
+                <w:iCs w:val="false"/>
+                <w:color w:val="111111"/>
+                <w:sz w:val="17"/>
+                <w:szCs w:val="17"/>
               </w:rPr>
               <w:t xml:space="preserve">(       )</w:t>
             </w:r>
@@ -4570,7 +4439,7 @@
           </w:tcPr>
           <w:p>
             <w:pPr>
-              <w:spacing w:after="0" w:line="270"/>
+              <w:spacing w:after="0" w:line="220"/>
               <w:jc w:val="center"/>
             </w:pPr>
             <w:r>
@@ -4581,8 +4450,8 @@
                 <w:i w:val="false"/>
                 <w:iCs w:val="false"/>
                 <w:color w:val="111111"/>
-                <w:sz w:val="19"/>
-                <w:szCs w:val="19"/>
+                <w:sz w:val="17"/>
+                <w:szCs w:val="17"/>
               </w:rPr>
               <w:t xml:space="preserve">e)</w:t>
             </w:r>
@@ -4605,7 +4474,7 @@
           <w:p>
             <w:pPr>
               <w:bidi/>
-              <w:spacing w:after="0" w:line="320"/>
+              <w:spacing w:after="0" w:line="220"/>
             </w:pPr>
             <w:r>
               <w:rPr>
@@ -4613,8 +4482,8 @@
                 <w:b w:val="false"/>
                 <w:bCs w:val="false"/>
                 <w:color w:val="111111"/>
-                <w:sz w:val="28"/>
-                <w:szCs w:val="28"/>
+                <w:sz w:val="25"/>
+                <w:szCs w:val="25"/>
                 <w:rtl/>
               </w:rPr>
               <w:t xml:space="preserve">أُمِّي طَبِيبَةٌ.</w:t>
@@ -4628,7 +4497,7 @@
         <w:tabs>
           <w:tab w:val="right" w:pos="9864"/>
         </w:tabs>
-        <w:spacing w:after="90" w:before="220" w:line="280"/>
+        <w:spacing w:after="36" w:before="88" w:line="220"/>
         <w:ind w:left="340" w:hanging="340"/>
       </w:pPr>
       <w:r>
@@ -4639,16 +4508,16 @@
           <w:i w:val="false"/>
           <w:iCs w:val="false"/>
           <w:color w:val="111111"/>
-          <w:sz w:val="21"/>
-          <w:szCs w:val="21"/>
+          <w:sz w:val="18"/>
+          <w:szCs w:val="18"/>
         </w:rPr>
         <w:t xml:space="preserve">5.</w:t>
       </w:r>
       <w:r>
         <w:rPr>
           <w:rFonts w:ascii="Times New Roman" w:cs="Times New Roman" w:eastAsia="Times New Roman" w:hAnsi="Times New Roman"/>
-          <w:sz w:val="21"/>
-          <w:szCs w:val="21"/>
+          <w:sz w:val="18"/>
+          <w:szCs w:val="18"/>
         </w:rPr>
         <w:tab/>
       </w:r>
@@ -4660,16 +4529,16 @@
           <w:i w:val="false"/>
           <w:iCs w:val="false"/>
           <w:color w:val="111111"/>
-          <w:sz w:val="21"/>
-          <w:szCs w:val="21"/>
+          <w:sz w:val="18"/>
+          <w:szCs w:val="18"/>
         </w:rPr>
         <w:t xml:space="preserve">Yukarıdaki okuma metnine göre boşlukları havuzdaki kelimelerle doldurunuz.</w:t>
       </w:r>
       <w:r>
         <w:rPr>
           <w:rFonts w:ascii="Times New Roman" w:cs="Times New Roman" w:eastAsia="Times New Roman" w:hAnsi="Times New Roman"/>
-          <w:sz w:val="21"/>
-          <w:szCs w:val="21"/>
+          <w:sz w:val="18"/>
+          <w:szCs w:val="18"/>
         </w:rPr>
         <w:tab/>
       </w:r>
@@ -4681,8 +4550,8 @@
           <w:i w:val="false"/>
           <w:iCs w:val="false"/>
           <w:color w:val="55636F"/>
-          <w:sz w:val="18"/>
-          <w:szCs w:val="18"/>
+          <w:sz w:val="16"/>
+          <w:szCs w:val="16"/>
         </w:rPr>
         <w:t xml:space="preserve">(10 puan)</w:t>
       </w:r>
@@ -4690,7 +4559,7 @@
     <w:p>
       <w:pPr>
         <w:keepNext w:val="false"/>
-        <w:spacing w:after="90" w:before="0" w:line="280"/>
+        <w:spacing w:after="36" w:before="0" w:line="220"/>
         <w:ind w:left="340"/>
       </w:pPr>
       <w:r>
@@ -4701,8 +4570,8 @@
           <w:i/>
           <w:iCs/>
           <w:color w:val="5B6772"/>
-          <w:sz w:val="18"/>
-          <w:szCs w:val="18"/>
+          <w:sz w:val="16"/>
+          <w:szCs w:val="16"/>
         </w:rPr>
         <w:t xml:space="preserve">Her doğru cevap 2 puandır.</w:t>
       </w:r>
@@ -4737,7 +4606,7 @@
           </w:tcPr>
           <w:p>
             <w:pPr>
-              <w:spacing w:after="50"/>
+              <w:spacing w:after="20"/>
             </w:pPr>
             <w:r>
               <w:rPr>
@@ -4747,8 +4616,8 @@
                 <w:i w:val="false"/>
                 <w:iCs w:val="false"/>
                 <w:color w:val="39454F"/>
-                <w:sz w:val="17"/>
-                <w:szCs w:val="17"/>
+                <w:sz w:val="15"/>
+                <w:szCs w:val="15"/>
               </w:rPr>
               <w:t xml:space="preserve">KELİME HAVUZU</w:t>
             </w:r>
@@ -4756,7 +4625,7 @@
           <w:p>
             <w:pPr>
               <w:bidi/>
-              <w:spacing w:after="0" w:line="360"/>
+              <w:spacing w:after="0" w:line="220"/>
               <w:jc w:val="center"/>
             </w:pPr>
             <w:r>
@@ -4765,8 +4634,8 @@
                 <w:b w:val="false"/>
                 <w:bCs w:val="false"/>
                 <w:color w:val="111111"/>
-                <w:sz w:val="30"/>
-                <w:szCs w:val="30"/>
+                <w:sz w:val="27"/>
+                <w:szCs w:val="27"/>
                 <w:rtl/>
               </w:rPr>
               <w:t xml:space="preserve">مُهَنْدِسٌ   —   الْمُسْتَشْفَى   —   مُحَامٍ   —   الْمَزْرَعَةِ   —   طَبِيبًا</w:t>
@@ -4777,7 +4646,7 @@
     </w:tbl>
     <w:p>
       <w:pPr>
-        <w:spacing w:after="80"/>
+        <w:spacing w:after="32"/>
       </w:pPr>
       <w:r>
         <w:rPr>
@@ -4787,8 +4656,8 @@
           <w:i w:val="false"/>
           <w:iCs w:val="false"/>
           <w:color w:val="111111"/>
-          <w:sz w:val="21"/>
-          <w:szCs w:val="21"/>
+          <w:sz w:val="18"/>
+          <w:szCs w:val="18"/>
         </w:rPr>
         <w:t xml:space="preserve"/>
       </w:r>
@@ -4811,7 +4680,7 @@
       </w:tblGrid>
       <w:tr>
         <w:trPr>
-          <w:trHeight w:val="480" w:hRule="atLeast"/>
+          <w:trHeight w:val="336" w:hRule="atLeast"/>
         </w:trPr>
         <w:tc>
           <w:tcPr>
@@ -4829,7 +4698,7 @@
           </w:tcPr>
           <w:p>
             <w:pPr>
-              <w:spacing w:after="0" w:line="270"/>
+              <w:spacing w:after="0" w:line="220"/>
               <w:jc w:val="center"/>
             </w:pPr>
             <w:r>
@@ -4840,8 +4709,8 @@
                 <w:i w:val="false"/>
                 <w:iCs w:val="false"/>
                 <w:color w:val="111111"/>
-                <w:sz w:val="19"/>
-                <w:szCs w:val="19"/>
+                <w:sz w:val="17"/>
+                <w:szCs w:val="17"/>
               </w:rPr>
               <w:t xml:space="preserve">1.</w:t>
             </w:r>
@@ -4864,7 +4733,7 @@
           <w:p>
             <w:pPr>
               <w:bidi/>
-              <w:spacing w:after="0" w:line="320"/>
+              <w:spacing w:after="0" w:line="220"/>
             </w:pPr>
             <w:r>
               <w:rPr>
@@ -4872,8 +4741,8 @@
                 <w:b w:val="false"/>
                 <w:bCs w:val="false"/>
                 <w:color w:val="111111"/>
-                <w:sz w:val="28"/>
-                <w:szCs w:val="28"/>
+                <w:sz w:val="25"/>
+                <w:szCs w:val="25"/>
                 <w:rtl/>
               </w:rPr>
               <w:t xml:space="preserve">أَبُو يُوسُفَ ……………………… .</w:t>
@@ -4883,7 +4752,7 @@
       </w:tr>
       <w:tr>
         <w:trPr>
-          <w:trHeight w:val="480" w:hRule="atLeast"/>
+          <w:trHeight w:val="336" w:hRule="atLeast"/>
         </w:trPr>
         <w:tc>
           <w:tcPr>
@@ -4901,7 +4770,7 @@
           </w:tcPr>
           <w:p>
             <w:pPr>
-              <w:spacing w:after="0" w:line="270"/>
+              <w:spacing w:after="0" w:line="220"/>
               <w:jc w:val="center"/>
             </w:pPr>
             <w:r>
@@ -4912,8 +4781,8 @@
                 <w:i w:val="false"/>
                 <w:iCs w:val="false"/>
                 <w:color w:val="111111"/>
-                <w:sz w:val="19"/>
-                <w:szCs w:val="19"/>
+                <w:sz w:val="17"/>
+                <w:szCs w:val="17"/>
               </w:rPr>
               <w:t xml:space="preserve">2.</w:t>
             </w:r>
@@ -4936,7 +4805,7 @@
           <w:p>
             <w:pPr>
               <w:bidi/>
-              <w:spacing w:after="0" w:line="320"/>
+              <w:spacing w:after="0" w:line="220"/>
             </w:pPr>
             <w:r>
               <w:rPr>
@@ -4944,8 +4813,8 @@
                 <w:b w:val="false"/>
                 <w:bCs w:val="false"/>
                 <w:color w:val="111111"/>
-                <w:sz w:val="28"/>
-                <w:szCs w:val="28"/>
+                <w:sz w:val="25"/>
+                <w:szCs w:val="25"/>
                 <w:rtl/>
               </w:rPr>
               <w:t xml:space="preserve">أُمُّهُ تَعْمَلُ فِي ……………………… .</w:t>
@@ -4955,7 +4824,7 @@
       </w:tr>
       <w:tr>
         <w:trPr>
-          <w:trHeight w:val="480" w:hRule="atLeast"/>
+          <w:trHeight w:val="336" w:hRule="atLeast"/>
         </w:trPr>
         <w:tc>
           <w:tcPr>
@@ -4973,7 +4842,7 @@
           </w:tcPr>
           <w:p>
             <w:pPr>
-              <w:spacing w:after="0" w:line="270"/>
+              <w:spacing w:after="0" w:line="220"/>
               <w:jc w:val="center"/>
             </w:pPr>
             <w:r>
@@ -4984,8 +4853,8 @@
                 <w:i w:val="false"/>
                 <w:iCs w:val="false"/>
                 <w:color w:val="111111"/>
-                <w:sz w:val="19"/>
-                <w:szCs w:val="19"/>
+                <w:sz w:val="17"/>
+                <w:szCs w:val="17"/>
               </w:rPr>
               <w:t xml:space="preserve">3.</w:t>
             </w:r>
@@ -5008,7 +4877,7 @@
           <w:p>
             <w:pPr>
               <w:bidi/>
-              <w:spacing w:after="0" w:line="320"/>
+              <w:spacing w:after="0" w:line="220"/>
             </w:pPr>
             <w:r>
               <w:rPr>
@@ -5016,8 +4885,8 @@
                 <w:b w:val="false"/>
                 <w:bCs w:val="false"/>
                 <w:color w:val="111111"/>
-                <w:sz w:val="28"/>
-                <w:szCs w:val="28"/>
+                <w:sz w:val="25"/>
+                <w:szCs w:val="25"/>
                 <w:rtl/>
               </w:rPr>
               <w:t xml:space="preserve">أَخُوهُ الْكَبِيرُ ……………………… .</w:t>
@@ -5027,7 +4896,7 @@
       </w:tr>
       <w:tr>
         <w:trPr>
-          <w:trHeight w:val="480" w:hRule="atLeast"/>
+          <w:trHeight w:val="336" w:hRule="atLeast"/>
         </w:trPr>
         <w:tc>
           <w:tcPr>
@@ -5045,7 +4914,7 @@
           </w:tcPr>
           <w:p>
             <w:pPr>
-              <w:spacing w:after="0" w:line="270"/>
+              <w:spacing w:after="0" w:line="220"/>
               <w:jc w:val="center"/>
             </w:pPr>
             <w:r>
@@ -5056,8 +4925,8 @@
                 <w:i w:val="false"/>
                 <w:iCs w:val="false"/>
                 <w:color w:val="111111"/>
-                <w:sz w:val="19"/>
-                <w:szCs w:val="19"/>
+                <w:sz w:val="17"/>
+                <w:szCs w:val="17"/>
               </w:rPr>
               <w:t xml:space="preserve">4.</w:t>
             </w:r>
@@ -5080,7 +4949,7 @@
           <w:p>
             <w:pPr>
               <w:bidi/>
-              <w:spacing w:after="0" w:line="320"/>
+              <w:spacing w:after="0" w:line="220"/>
             </w:pPr>
             <w:r>
               <w:rPr>
@@ -5088,8 +4957,8 @@
                 <w:b w:val="false"/>
                 <w:bCs w:val="false"/>
                 <w:color w:val="111111"/>
-                <w:sz w:val="28"/>
-                <w:szCs w:val="28"/>
+                <w:sz w:val="25"/>
+                <w:szCs w:val="25"/>
                 <w:rtl/>
               </w:rPr>
               <w:t xml:space="preserve">جَدُّهُ يَعْمَلُ فِي ……………………… .</w:t>
@@ -5099,7 +4968,7 @@
       </w:tr>
       <w:tr>
         <w:trPr>
-          <w:trHeight w:val="480" w:hRule="atLeast"/>
+          <w:trHeight w:val="336" w:hRule="atLeast"/>
         </w:trPr>
         <w:tc>
           <w:tcPr>
@@ -5117,7 +4986,7 @@
           </w:tcPr>
           <w:p>
             <w:pPr>
-              <w:spacing w:after="0" w:line="270"/>
+              <w:spacing w:after="0" w:line="220"/>
               <w:jc w:val="center"/>
             </w:pPr>
             <w:r>
@@ -5128,8 +4997,8 @@
                 <w:i w:val="false"/>
                 <w:iCs w:val="false"/>
                 <w:color w:val="111111"/>
-                <w:sz w:val="19"/>
-                <w:szCs w:val="19"/>
+                <w:sz w:val="17"/>
+                <w:szCs w:val="17"/>
               </w:rPr>
               <w:t xml:space="preserve">5.</w:t>
             </w:r>
@@ -5152,7 +5021,7 @@
           <w:p>
             <w:pPr>
               <w:bidi/>
-              <w:spacing w:after="0" w:line="320"/>
+              <w:spacing w:after="0" w:line="220"/>
             </w:pPr>
             <w:r>
               <w:rPr>
@@ -5160,8 +5029,8 @@
                 <w:b w:val="false"/>
                 <w:bCs w:val="false"/>
                 <w:color w:val="111111"/>
-                <w:sz w:val="28"/>
-                <w:szCs w:val="28"/>
+                <w:sz w:val="25"/>
+                <w:szCs w:val="25"/>
                 <w:rtl/>
               </w:rPr>
               <w:t xml:space="preserve">سَيَكُونُ يُوسُفُ ……………………… فِي الْمُسْتَقْبَلِ.</w:t>
@@ -5175,7 +5044,7 @@
         <w:tabs>
           <w:tab w:val="right" w:pos="9864"/>
         </w:tabs>
-        <w:spacing w:after="90" w:before="220" w:line="280"/>
+        <w:spacing w:after="36" w:before="88" w:line="220"/>
         <w:ind w:left="340" w:hanging="340"/>
       </w:pPr>
       <w:r>
@@ -5186,16 +5055,16 @@
           <w:i w:val="false"/>
           <w:iCs w:val="false"/>
           <w:color w:val="111111"/>
-          <w:sz w:val="21"/>
-          <w:szCs w:val="21"/>
+          <w:sz w:val="18"/>
+          <w:szCs w:val="18"/>
         </w:rPr>
         <w:t xml:space="preserve">6.</w:t>
       </w:r>
       <w:r>
         <w:rPr>
           <w:rFonts w:ascii="Times New Roman" w:cs="Times New Roman" w:eastAsia="Times New Roman" w:hAnsi="Times New Roman"/>
-          <w:sz w:val="21"/>
-          <w:szCs w:val="21"/>
+          <w:sz w:val="18"/>
+          <w:szCs w:val="18"/>
         </w:rPr>
         <w:tab/>
       </w:r>
@@ -5207,16 +5076,16 @@
           <w:i w:val="false"/>
           <w:iCs w:val="false"/>
           <w:color w:val="111111"/>
-          <w:sz w:val="21"/>
-          <w:szCs w:val="21"/>
+          <w:sz w:val="18"/>
+          <w:szCs w:val="18"/>
         </w:rPr>
         <w:t xml:space="preserve">Aşağıdaki fiillerin öznesini (kim için çekimlendiğini) yazınız.</w:t>
       </w:r>
       <w:r>
         <w:rPr>
           <w:rFonts w:ascii="Times New Roman" w:cs="Times New Roman" w:eastAsia="Times New Roman" w:hAnsi="Times New Roman"/>
-          <w:sz w:val="21"/>
-          <w:szCs w:val="21"/>
+          <w:sz w:val="18"/>
+          <w:szCs w:val="18"/>
         </w:rPr>
         <w:tab/>
       </w:r>
@@ -5228,8 +5097,8 @@
           <w:i w:val="false"/>
           <w:iCs w:val="false"/>
           <w:color w:val="55636F"/>
-          <w:sz w:val="18"/>
-          <w:szCs w:val="18"/>
+          <w:sz w:val="16"/>
+          <w:szCs w:val="16"/>
         </w:rPr>
         <w:t xml:space="preserve">(10 puan)</w:t>
       </w:r>
@@ -5237,7 +5106,7 @@
     <w:p>
       <w:pPr>
         <w:keepNext w:val="false"/>
-        <w:spacing w:after="90" w:before="0" w:line="280"/>
+        <w:spacing w:after="36" w:before="0" w:line="220"/>
         <w:ind w:left="340"/>
       </w:pPr>
       <w:r>
@@ -5248,8 +5117,8 @@
           <w:i/>
           <w:iCs/>
           <w:color w:val="5B6772"/>
-          <w:sz w:val="18"/>
-          <w:szCs w:val="18"/>
+          <w:sz w:val="16"/>
+          <w:szCs w:val="16"/>
         </w:rPr>
         <w:t xml:space="preserve">Örnek: أَكْتُبُ fiilinin öznesi «ben»dir. Her doğru cevap 2 puandır.</w:t>
       </w:r>
@@ -5289,7 +5158,7 @@
           </w:tcPr>
           <w:p>
             <w:pPr>
-              <w:spacing w:after="0" w:line="270"/>
+              <w:spacing w:after="0" w:line="220"/>
               <w:jc w:val="center"/>
             </w:pPr>
             <w:r>
@@ -5300,8 +5169,8 @@
                 <w:i w:val="false"/>
                 <w:iCs w:val="false"/>
                 <w:color w:val="111111"/>
-                <w:sz w:val="18"/>
-                <w:szCs w:val="18"/>
+                <w:sz w:val="16"/>
+                <w:szCs w:val="16"/>
               </w:rPr>
               <w:t xml:space="preserve">No</w:t>
             </w:r>
@@ -5321,7 +5190,7 @@
           </w:tcPr>
           <w:p>
             <w:pPr>
-              <w:spacing w:after="0" w:line="270"/>
+              <w:spacing w:after="0" w:line="220"/>
               <w:jc w:val="center"/>
             </w:pPr>
             <w:r>
@@ -5332,8 +5201,8 @@
                 <w:i w:val="false"/>
                 <w:iCs w:val="false"/>
                 <w:color w:val="111111"/>
-                <w:sz w:val="18"/>
-                <w:szCs w:val="18"/>
+                <w:sz w:val="16"/>
+                <w:szCs w:val="16"/>
               </w:rPr>
               <w:t xml:space="preserve">Fiil</w:t>
             </w:r>
@@ -5353,7 +5222,7 @@
           </w:tcPr>
           <w:p>
             <w:pPr>
-              <w:spacing w:after="0" w:line="270"/>
+              <w:spacing w:after="0" w:line="220"/>
               <w:jc w:val="center"/>
             </w:pPr>
             <w:r>
@@ -5364,8 +5233,8 @@
                 <w:i w:val="false"/>
                 <w:iCs w:val="false"/>
                 <w:color w:val="111111"/>
-                <w:sz w:val="18"/>
-                <w:szCs w:val="18"/>
+                <w:sz w:val="16"/>
+                <w:szCs w:val="16"/>
               </w:rPr>
               <w:t xml:space="preserve">Öznesi</w:t>
             </w:r>
@@ -5374,7 +5243,7 @@
       </w:tr>
       <w:tr>
         <w:trPr>
-          <w:trHeight w:val="430" w:hRule="atLeast"/>
+          <w:trHeight w:val="301" w:hRule="atLeast"/>
         </w:trPr>
         <w:tc>
           <w:tcPr>
@@ -5389,19 +5258,19 @@
           </w:tcPr>
           <w:p>
             <w:pPr>
-              <w:spacing w:after="0" w:line="270"/>
-              <w:jc w:val="center"/>
-            </w:pPr>
-            <w:r>
-              <w:rPr>
-                <w:rFonts w:ascii="Times New Roman" w:cs="Times New Roman" w:eastAsia="Times New Roman" w:hAnsi="Times New Roman"/>
-                <w:b w:val="false"/>
-                <w:bCs w:val="false"/>
-                <w:i w:val="false"/>
-                <w:iCs w:val="false"/>
-                <w:color w:val="111111"/>
-                <w:sz w:val="19"/>
-                <w:szCs w:val="19"/>
+              <w:spacing w:after="0" w:line="220"/>
+              <w:jc w:val="center"/>
+            </w:pPr>
+            <w:r>
+              <w:rPr>
+                <w:rFonts w:ascii="Times New Roman" w:cs="Times New Roman" w:eastAsia="Times New Roman" w:hAnsi="Times New Roman"/>
+                <w:b w:val="false"/>
+                <w:bCs w:val="false"/>
+                <w:i w:val="false"/>
+                <w:iCs w:val="false"/>
+                <w:color w:val="111111"/>
+                <w:sz w:val="17"/>
+                <w:szCs w:val="17"/>
               </w:rPr>
               <w:t xml:space="preserve">1</w:t>
             </w:r>
@@ -5421,7 +5290,7 @@
           <w:p>
             <w:pPr>
               <w:bidi/>
-              <w:spacing w:after="0" w:line="320"/>
+              <w:spacing w:after="0" w:line="220"/>
               <w:jc w:val="center"/>
             </w:pPr>
             <w:r>
@@ -5430,8 +5299,8 @@
                 <w:b w:val="false"/>
                 <w:bCs w:val="false"/>
                 <w:color w:val="111111"/>
-                <w:sz w:val="30"/>
-                <w:szCs w:val="30"/>
+                <w:sz w:val="27"/>
+                <w:szCs w:val="27"/>
                 <w:rtl/>
               </w:rPr>
               <w:t xml:space="preserve">أَعْمَلُ</w:t>
@@ -5451,18 +5320,18 @@
           </w:tcPr>
           <w:p>
             <w:pPr>
-              <w:spacing w:after="0" w:line="270"/>
-            </w:pPr>
-            <w:r>
-              <w:rPr>
-                <w:rFonts w:ascii="Times New Roman" w:cs="Times New Roman" w:eastAsia="Times New Roman" w:hAnsi="Times New Roman"/>
-                <w:b w:val="false"/>
-                <w:bCs w:val="false"/>
-                <w:i w:val="false"/>
-                <w:iCs w:val="false"/>
-                <w:color w:val="111111"/>
-                <w:sz w:val="20"/>
-                <w:szCs w:val="20"/>
+              <w:spacing w:after="0" w:line="220"/>
+            </w:pPr>
+            <w:r>
+              <w:rPr>
+                <w:rFonts w:ascii="Times New Roman" w:cs="Times New Roman" w:eastAsia="Times New Roman" w:hAnsi="Times New Roman"/>
+                <w:b w:val="false"/>
+                <w:bCs w:val="false"/>
+                <w:i w:val="false"/>
+                <w:iCs w:val="false"/>
+                <w:color w:val="111111"/>
+                <w:sz w:val="17"/>
+                <w:szCs w:val="17"/>
               </w:rPr>
               <w:t xml:space="preserve"/>
             </w:r>
@@ -5471,7 +5340,7 @@
       </w:tr>
       <w:tr>
         <w:trPr>
-          <w:trHeight w:val="430" w:hRule="atLeast"/>
+          <w:trHeight w:val="301" w:hRule="atLeast"/>
         </w:trPr>
         <w:tc>
           <w:tcPr>
@@ -5486,19 +5355,19 @@
           </w:tcPr>
           <w:p>
             <w:pPr>
-              <w:spacing w:after="0" w:line="270"/>
-              <w:jc w:val="center"/>
-            </w:pPr>
-            <w:r>
-              <w:rPr>
-                <w:rFonts w:ascii="Times New Roman" w:cs="Times New Roman" w:eastAsia="Times New Roman" w:hAnsi="Times New Roman"/>
-                <w:b w:val="false"/>
-                <w:bCs w:val="false"/>
-                <w:i w:val="false"/>
-                <w:iCs w:val="false"/>
-                <w:color w:val="111111"/>
-                <w:sz w:val="19"/>
-                <w:szCs w:val="19"/>
+              <w:spacing w:after="0" w:line="220"/>
+              <w:jc w:val="center"/>
+            </w:pPr>
+            <w:r>
+              <w:rPr>
+                <w:rFonts w:ascii="Times New Roman" w:cs="Times New Roman" w:eastAsia="Times New Roman" w:hAnsi="Times New Roman"/>
+                <w:b w:val="false"/>
+                <w:bCs w:val="false"/>
+                <w:i w:val="false"/>
+                <w:iCs w:val="false"/>
+                <w:color w:val="111111"/>
+                <w:sz w:val="17"/>
+                <w:szCs w:val="17"/>
               </w:rPr>
               <w:t xml:space="preserve">2</w:t>
             </w:r>
@@ -5518,7 +5387,7 @@
           <w:p>
             <w:pPr>
               <w:bidi/>
-              <w:spacing w:after="0" w:line="320"/>
+              <w:spacing w:after="0" w:line="220"/>
               <w:jc w:val="center"/>
             </w:pPr>
             <w:r>
@@ -5527,8 +5396,8 @@
                 <w:b w:val="false"/>
                 <w:bCs w:val="false"/>
                 <w:color w:val="111111"/>
-                <w:sz w:val="30"/>
-                <w:szCs w:val="30"/>
+                <w:sz w:val="27"/>
+                <w:szCs w:val="27"/>
                 <w:rtl/>
               </w:rPr>
               <w:t xml:space="preserve">يَعْمَلُ</w:t>
@@ -5548,18 +5417,18 @@
           </w:tcPr>
           <w:p>
             <w:pPr>
-              <w:spacing w:after="0" w:line="270"/>
-            </w:pPr>
-            <w:r>
-              <w:rPr>
-                <w:rFonts w:ascii="Times New Roman" w:cs="Times New Roman" w:eastAsia="Times New Roman" w:hAnsi="Times New Roman"/>
-                <w:b w:val="false"/>
-                <w:bCs w:val="false"/>
-                <w:i w:val="false"/>
-                <w:iCs w:val="false"/>
-                <w:color w:val="111111"/>
-                <w:sz w:val="20"/>
-                <w:szCs w:val="20"/>
+              <w:spacing w:after="0" w:line="220"/>
+            </w:pPr>
+            <w:r>
+              <w:rPr>
+                <w:rFonts w:ascii="Times New Roman" w:cs="Times New Roman" w:eastAsia="Times New Roman" w:hAnsi="Times New Roman"/>
+                <w:b w:val="false"/>
+                <w:bCs w:val="false"/>
+                <w:i w:val="false"/>
+                <w:iCs w:val="false"/>
+                <w:color w:val="111111"/>
+                <w:sz w:val="17"/>
+                <w:szCs w:val="17"/>
               </w:rPr>
               <w:t xml:space="preserve"/>
             </w:r>
@@ -5568,7 +5437,7 @@
       </w:tr>
       <w:tr>
         <w:trPr>
-          <w:trHeight w:val="430" w:hRule="atLeast"/>
+          <w:trHeight w:val="301" w:hRule="atLeast"/>
         </w:trPr>
         <w:tc>
           <w:tcPr>
@@ -5583,19 +5452,19 @@
           </w:tcPr>
           <w:p>
             <w:pPr>
-              <w:spacing w:after="0" w:line="270"/>
-              <w:jc w:val="center"/>
-            </w:pPr>
-            <w:r>
-              <w:rPr>
-                <w:rFonts w:ascii="Times New Roman" w:cs="Times New Roman" w:eastAsia="Times New Roman" w:hAnsi="Times New Roman"/>
-                <w:b w:val="false"/>
-                <w:bCs w:val="false"/>
-                <w:i w:val="false"/>
-                <w:iCs w:val="false"/>
-                <w:color w:val="111111"/>
-                <w:sz w:val="19"/>
-                <w:szCs w:val="19"/>
+              <w:spacing w:after="0" w:line="220"/>
+              <w:jc w:val="center"/>
+            </w:pPr>
+            <w:r>
+              <w:rPr>
+                <w:rFonts w:ascii="Times New Roman" w:cs="Times New Roman" w:eastAsia="Times New Roman" w:hAnsi="Times New Roman"/>
+                <w:b w:val="false"/>
+                <w:bCs w:val="false"/>
+                <w:i w:val="false"/>
+                <w:iCs w:val="false"/>
+                <w:color w:val="111111"/>
+                <w:sz w:val="17"/>
+                <w:szCs w:val="17"/>
               </w:rPr>
               <w:t xml:space="preserve">3</w:t>
             </w:r>
@@ -5615,7 +5484,7 @@
           <w:p>
             <w:pPr>
               <w:bidi/>
-              <w:spacing w:after="0" w:line="320"/>
+              <w:spacing w:after="0" w:line="220"/>
               <w:jc w:val="center"/>
             </w:pPr>
             <w:r>
@@ -5624,8 +5493,8 @@
                 <w:b w:val="false"/>
                 <w:bCs w:val="false"/>
                 <w:color w:val="111111"/>
-                <w:sz w:val="30"/>
-                <w:szCs w:val="30"/>
+                <w:sz w:val="27"/>
+                <w:szCs w:val="27"/>
                 <w:rtl/>
               </w:rPr>
               <w:t xml:space="preserve">تَعْمَلِينَ</w:t>
@@ -5645,18 +5514,18 @@
           </w:tcPr>
           <w:p>
             <w:pPr>
-              <w:spacing w:after="0" w:line="270"/>
-            </w:pPr>
-            <w:r>
-              <w:rPr>
-                <w:rFonts w:ascii="Times New Roman" w:cs="Times New Roman" w:eastAsia="Times New Roman" w:hAnsi="Times New Roman"/>
-                <w:b w:val="false"/>
-                <w:bCs w:val="false"/>
-                <w:i w:val="false"/>
-                <w:iCs w:val="false"/>
-                <w:color w:val="111111"/>
-                <w:sz w:val="20"/>
-                <w:szCs w:val="20"/>
+              <w:spacing w:after="0" w:line="220"/>
+            </w:pPr>
+            <w:r>
+              <w:rPr>
+                <w:rFonts w:ascii="Times New Roman" w:cs="Times New Roman" w:eastAsia="Times New Roman" w:hAnsi="Times New Roman"/>
+                <w:b w:val="false"/>
+                <w:bCs w:val="false"/>
+                <w:i w:val="false"/>
+                <w:iCs w:val="false"/>
+                <w:color w:val="111111"/>
+                <w:sz w:val="17"/>
+                <w:szCs w:val="17"/>
               </w:rPr>
               <w:t xml:space="preserve"/>
             </w:r>
@@ -5665,7 +5534,7 @@
       </w:tr>
       <w:tr>
         <w:trPr>
-          <w:trHeight w:val="430" w:hRule="atLeast"/>
+          <w:trHeight w:val="301" w:hRule="atLeast"/>
         </w:trPr>
         <w:tc>
           <w:tcPr>
@@ -5680,19 +5549,19 @@
           </w:tcPr>
           <w:p>
             <w:pPr>
-              <w:spacing w:after="0" w:line="270"/>
-              <w:jc w:val="center"/>
-            </w:pPr>
-            <w:r>
-              <w:rPr>
-                <w:rFonts w:ascii="Times New Roman" w:cs="Times New Roman" w:eastAsia="Times New Roman" w:hAnsi="Times New Roman"/>
-                <w:b w:val="false"/>
-                <w:bCs w:val="false"/>
-                <w:i w:val="false"/>
-                <w:iCs w:val="false"/>
-                <w:color w:val="111111"/>
-                <w:sz w:val="19"/>
-                <w:szCs w:val="19"/>
+              <w:spacing w:after="0" w:line="220"/>
+              <w:jc w:val="center"/>
+            </w:pPr>
+            <w:r>
+              <w:rPr>
+                <w:rFonts w:ascii="Times New Roman" w:cs="Times New Roman" w:eastAsia="Times New Roman" w:hAnsi="Times New Roman"/>
+                <w:b w:val="false"/>
+                <w:bCs w:val="false"/>
+                <w:i w:val="false"/>
+                <w:iCs w:val="false"/>
+                <w:color w:val="111111"/>
+                <w:sz w:val="17"/>
+                <w:szCs w:val="17"/>
               </w:rPr>
               <w:t xml:space="preserve">4</w:t>
             </w:r>
@@ -5712,7 +5581,7 @@
           <w:p>
             <w:pPr>
               <w:bidi/>
-              <w:spacing w:after="0" w:line="320"/>
+              <w:spacing w:after="0" w:line="220"/>
               <w:jc w:val="center"/>
             </w:pPr>
             <w:r>
@@ -5721,8 +5590,8 @@
                 <w:b w:val="false"/>
                 <w:bCs w:val="false"/>
                 <w:color w:val="111111"/>
-                <w:sz w:val="30"/>
-                <w:szCs w:val="30"/>
+                <w:sz w:val="27"/>
+                <w:szCs w:val="27"/>
                 <w:rtl/>
               </w:rPr>
               <w:t xml:space="preserve">نَعْمَلُ</w:t>
@@ -5742,18 +5611,18 @@
           </w:tcPr>
           <w:p>
             <w:pPr>
-              <w:spacing w:after="0" w:line="270"/>
-            </w:pPr>
-            <w:r>
-              <w:rPr>
-                <w:rFonts w:ascii="Times New Roman" w:cs="Times New Roman" w:eastAsia="Times New Roman" w:hAnsi="Times New Roman"/>
-                <w:b w:val="false"/>
-                <w:bCs w:val="false"/>
-                <w:i w:val="false"/>
-                <w:iCs w:val="false"/>
-                <w:color w:val="111111"/>
-                <w:sz w:val="20"/>
-                <w:szCs w:val="20"/>
+              <w:spacing w:after="0" w:line="220"/>
+            </w:pPr>
+            <w:r>
+              <w:rPr>
+                <w:rFonts w:ascii="Times New Roman" w:cs="Times New Roman" w:eastAsia="Times New Roman" w:hAnsi="Times New Roman"/>
+                <w:b w:val="false"/>
+                <w:bCs w:val="false"/>
+                <w:i w:val="false"/>
+                <w:iCs w:val="false"/>
+                <w:color w:val="111111"/>
+                <w:sz w:val="17"/>
+                <w:szCs w:val="17"/>
               </w:rPr>
               <w:t xml:space="preserve"/>
             </w:r>
@@ -5762,7 +5631,7 @@
       </w:tr>
       <w:tr>
         <w:trPr>
-          <w:trHeight w:val="430" w:hRule="atLeast"/>
+          <w:trHeight w:val="301" w:hRule="atLeast"/>
         </w:trPr>
         <w:tc>
           <w:tcPr>
@@ -5777,19 +5646,19 @@
           </w:tcPr>
           <w:p>
             <w:pPr>
-              <w:spacing w:after="0" w:line="270"/>
-              <w:jc w:val="center"/>
-            </w:pPr>
-            <w:r>
-              <w:rPr>
-                <w:rFonts w:ascii="Times New Roman" w:cs="Times New Roman" w:eastAsia="Times New Roman" w:hAnsi="Times New Roman"/>
-                <w:b w:val="false"/>
-                <w:bCs w:val="false"/>
-                <w:i w:val="false"/>
-                <w:iCs w:val="false"/>
-                <w:color w:val="111111"/>
-                <w:sz w:val="19"/>
-                <w:szCs w:val="19"/>
+              <w:spacing w:after="0" w:line="220"/>
+              <w:jc w:val="center"/>
+            </w:pPr>
+            <w:r>
+              <w:rPr>
+                <w:rFonts w:ascii="Times New Roman" w:cs="Times New Roman" w:eastAsia="Times New Roman" w:hAnsi="Times New Roman"/>
+                <w:b w:val="false"/>
+                <w:bCs w:val="false"/>
+                <w:i w:val="false"/>
+                <w:iCs w:val="false"/>
+                <w:color w:val="111111"/>
+                <w:sz w:val="17"/>
+                <w:szCs w:val="17"/>
               </w:rPr>
               <w:t xml:space="preserve">5</w:t>
             </w:r>
@@ -5809,7 +5678,7 @@
           <w:p>
             <w:pPr>
               <w:bidi/>
-              <w:spacing w:after="0" w:line="320"/>
+              <w:spacing w:after="0" w:line="220"/>
               <w:jc w:val="center"/>
             </w:pPr>
             <w:r>
@@ -5818,8 +5687,8 @@
                 <w:b w:val="false"/>
                 <w:bCs w:val="false"/>
                 <w:color w:val="111111"/>
-                <w:sz w:val="30"/>
-                <w:szCs w:val="30"/>
+                <w:sz w:val="27"/>
+                <w:szCs w:val="27"/>
                 <w:rtl/>
               </w:rPr>
               <w:t xml:space="preserve">يَعْمَلُونَ</w:t>
@@ -5839,18 +5708,18 @@
           </w:tcPr>
           <w:p>
             <w:pPr>
-              <w:spacing w:after="0" w:line="270"/>
-            </w:pPr>
-            <w:r>
-              <w:rPr>
-                <w:rFonts w:ascii="Times New Roman" w:cs="Times New Roman" w:eastAsia="Times New Roman" w:hAnsi="Times New Roman"/>
-                <w:b w:val="false"/>
-                <w:bCs w:val="false"/>
-                <w:i w:val="false"/>
-                <w:iCs w:val="false"/>
-                <w:color w:val="111111"/>
-                <w:sz w:val="20"/>
-                <w:szCs w:val="20"/>
+              <w:spacing w:after="0" w:line="220"/>
+            </w:pPr>
+            <w:r>
+              <w:rPr>
+                <w:rFonts w:ascii="Times New Roman" w:cs="Times New Roman" w:eastAsia="Times New Roman" w:hAnsi="Times New Roman"/>
+                <w:b w:val="false"/>
+                <w:bCs w:val="false"/>
+                <w:i w:val="false"/>
+                <w:iCs w:val="false"/>
+                <w:color w:val="111111"/>
+                <w:sz w:val="17"/>
+                <w:szCs w:val="17"/>
               </w:rPr>
               <w:t xml:space="preserve"/>
             </w:r>
@@ -5863,7 +5732,7 @@
         <w:tabs>
           <w:tab w:val="right" w:pos="9864"/>
         </w:tabs>
-        <w:spacing w:after="90" w:before="220" w:line="280"/>
+        <w:spacing w:after="36" w:before="88" w:line="220"/>
         <w:ind w:left="340" w:hanging="340"/>
       </w:pPr>
       <w:r>
@@ -5874,16 +5743,16 @@
           <w:i w:val="false"/>
           <w:iCs w:val="false"/>
           <w:color w:val="111111"/>
-          <w:sz w:val="21"/>
-          <w:szCs w:val="21"/>
+          <w:sz w:val="18"/>
+          <w:szCs w:val="18"/>
         </w:rPr>
         <w:t xml:space="preserve">7.</w:t>
       </w:r>
       <w:r>
         <w:rPr>
           <w:rFonts w:ascii="Times New Roman" w:cs="Times New Roman" w:eastAsia="Times New Roman" w:hAnsi="Times New Roman"/>
-          <w:sz w:val="21"/>
-          <w:szCs w:val="21"/>
+          <w:sz w:val="18"/>
+          <w:szCs w:val="18"/>
         </w:rPr>
         <w:tab/>
       </w:r>
@@ -5895,16 +5764,16 @@
           <w:i w:val="false"/>
           <w:iCs w:val="false"/>
           <w:color w:val="111111"/>
-          <w:sz w:val="21"/>
-          <w:szCs w:val="21"/>
+          <w:sz w:val="18"/>
+          <w:szCs w:val="18"/>
         </w:rPr>
         <w:t xml:space="preserve">Aşağıdaki soruları okuma metnine göre Arapça cevaplayınız.</w:t>
       </w:r>
       <w:r>
         <w:rPr>
           <w:rFonts w:ascii="Times New Roman" w:cs="Times New Roman" w:eastAsia="Times New Roman" w:hAnsi="Times New Roman"/>
-          <w:sz w:val="21"/>
-          <w:szCs w:val="21"/>
+          <w:sz w:val="18"/>
+          <w:szCs w:val="18"/>
         </w:rPr>
         <w:tab/>
       </w:r>
@@ -5916,8 +5785,8 @@
           <w:i w:val="false"/>
           <w:iCs w:val="false"/>
           <w:color w:val="55636F"/>
-          <w:sz w:val="18"/>
-          <w:szCs w:val="18"/>
+          <w:sz w:val="16"/>
+          <w:szCs w:val="16"/>
         </w:rPr>
         <w:t xml:space="preserve">(15 puan)</w:t>
       </w:r>
@@ -5925,7 +5794,7 @@
     <w:p>
       <w:pPr>
         <w:keepNext w:val="false"/>
-        <w:spacing w:after="90" w:before="0" w:line="280"/>
+        <w:spacing w:after="36" w:before="0" w:line="220"/>
         <w:ind w:left="340"/>
       </w:pPr>
       <w:r>
@@ -5936,8 +5805,8 @@
           <w:i/>
           <w:iCs/>
           <w:color w:val="5B6772"/>
-          <w:sz w:val="18"/>
-          <w:szCs w:val="18"/>
+          <w:sz w:val="16"/>
+          <w:szCs w:val="16"/>
         </w:rPr>
         <w:t xml:space="preserve">Her doğru cevap 3 puandır.</w:t>
       </w:r>
@@ -5977,7 +5846,7 @@
           </w:tcPr>
           <w:p>
             <w:pPr>
-              <w:spacing w:after="0" w:line="270"/>
+              <w:spacing w:after="0" w:line="220"/>
               <w:jc w:val="center"/>
             </w:pPr>
             <w:r>
@@ -5988,8 +5857,8 @@
                 <w:i w:val="false"/>
                 <w:iCs w:val="false"/>
                 <w:color w:val="111111"/>
-                <w:sz w:val="18"/>
-                <w:szCs w:val="18"/>
+                <w:sz w:val="16"/>
+                <w:szCs w:val="16"/>
               </w:rPr>
               <w:t xml:space="preserve">No</w:t>
             </w:r>
@@ -6009,7 +5878,7 @@
           </w:tcPr>
           <w:p>
             <w:pPr>
-              <w:spacing w:after="0" w:line="270"/>
+              <w:spacing w:after="0" w:line="220"/>
               <w:jc w:val="center"/>
             </w:pPr>
             <w:r>
@@ -6020,8 +5889,8 @@
                 <w:i w:val="false"/>
                 <w:iCs w:val="false"/>
                 <w:color w:val="111111"/>
-                <w:sz w:val="18"/>
-                <w:szCs w:val="18"/>
+                <w:sz w:val="16"/>
+                <w:szCs w:val="16"/>
               </w:rPr>
               <w:t xml:space="preserve">Soru</w:t>
             </w:r>
@@ -6041,7 +5910,7 @@
           </w:tcPr>
           <w:p>
             <w:pPr>
-              <w:spacing w:after="0" w:line="270"/>
+              <w:spacing w:after="0" w:line="220"/>
               <w:jc w:val="center"/>
             </w:pPr>
             <w:r>
@@ -6052,8 +5921,8 @@
                 <w:i w:val="false"/>
                 <w:iCs w:val="false"/>
                 <w:color w:val="111111"/>
-                <w:sz w:val="18"/>
-                <w:szCs w:val="18"/>
+                <w:sz w:val="16"/>
+                <w:szCs w:val="16"/>
               </w:rPr>
               <w:t xml:space="preserve">Arapça cevabın</w:t>
             </w:r>
@@ -6062,7 +5931,7 @@
       </w:tr>
       <w:tr>
         <w:trPr>
-          <w:trHeight w:val="520" w:hRule="atLeast"/>
+          <w:trHeight w:val="364" w:hRule="atLeast"/>
         </w:trPr>
         <w:tc>
           <w:tcPr>
@@ -6077,19 +5946,19 @@
           </w:tcPr>
           <w:p>
             <w:pPr>
-              <w:spacing w:after="0" w:line="270"/>
-              <w:jc w:val="center"/>
-            </w:pPr>
-            <w:r>
-              <w:rPr>
-                <w:rFonts w:ascii="Times New Roman" w:cs="Times New Roman" w:eastAsia="Times New Roman" w:hAnsi="Times New Roman"/>
-                <w:b w:val="false"/>
-                <w:bCs w:val="false"/>
-                <w:i w:val="false"/>
-                <w:iCs w:val="false"/>
-                <w:color w:val="111111"/>
-                <w:sz w:val="19"/>
-                <w:szCs w:val="19"/>
+              <w:spacing w:after="0" w:line="220"/>
+              <w:jc w:val="center"/>
+            </w:pPr>
+            <w:r>
+              <w:rPr>
+                <w:rFonts w:ascii="Times New Roman" w:cs="Times New Roman" w:eastAsia="Times New Roman" w:hAnsi="Times New Roman"/>
+                <w:b w:val="false"/>
+                <w:bCs w:val="false"/>
+                <w:i w:val="false"/>
+                <w:iCs w:val="false"/>
+                <w:color w:val="111111"/>
+                <w:sz w:val="17"/>
+                <w:szCs w:val="17"/>
               </w:rPr>
               <w:t xml:space="preserve">1</w:t>
             </w:r>
@@ -6108,18 +5977,18 @@
           </w:tcPr>
           <w:p>
             <w:pPr>
-              <w:spacing w:after="0" w:line="270"/>
-            </w:pPr>
-            <w:r>
-              <w:rPr>
-                <w:rFonts w:ascii="Times New Roman" w:cs="Times New Roman" w:eastAsia="Times New Roman" w:hAnsi="Times New Roman"/>
-                <w:b w:val="false"/>
-                <w:bCs w:val="false"/>
-                <w:i w:val="false"/>
-                <w:iCs w:val="false"/>
-                <w:color w:val="111111"/>
-                <w:sz w:val="20"/>
-                <w:szCs w:val="20"/>
+              <w:spacing w:after="0" w:line="220"/>
+            </w:pPr>
+            <w:r>
+              <w:rPr>
+                <w:rFonts w:ascii="Times New Roman" w:cs="Times New Roman" w:eastAsia="Times New Roman" w:hAnsi="Times New Roman"/>
+                <w:b w:val="false"/>
+                <w:bCs w:val="false"/>
+                <w:i w:val="false"/>
+                <w:iCs w:val="false"/>
+                <w:color w:val="111111"/>
+                <w:sz w:val="17"/>
+                <w:szCs w:val="17"/>
               </w:rPr>
               <w:t xml:space="preserve">Yusuf kaçıncı sınıftadır?</w:t>
             </w:r>
@@ -6139,7 +6008,7 @@
           <w:p>
             <w:pPr>
               <w:bidi/>
-              <w:spacing w:after="0" w:line="320"/>
+              <w:spacing w:after="0" w:line="220"/>
             </w:pPr>
             <w:r>
               <w:rPr>
@@ -6147,8 +6016,8 @@
                 <w:b w:val="false"/>
                 <w:bCs w:val="false"/>
                 <w:color w:val="111111"/>
-                <w:sz w:val="28"/>
-                <w:szCs w:val="28"/>
+                <w:sz w:val="25"/>
+                <w:szCs w:val="25"/>
                 <w:rtl/>
               </w:rPr>
               <w:t xml:space="preserve"/>
@@ -6158,7 +6027,7 @@
       </w:tr>
       <w:tr>
         <w:trPr>
-          <w:trHeight w:val="520" w:hRule="atLeast"/>
+          <w:trHeight w:val="364" w:hRule="atLeast"/>
         </w:trPr>
         <w:tc>
           <w:tcPr>
@@ -6173,19 +6042,19 @@
           </w:tcPr>
           <w:p>
             <w:pPr>
-              <w:spacing w:after="0" w:line="270"/>
-              <w:jc w:val="center"/>
-            </w:pPr>
-            <w:r>
-              <w:rPr>
-                <w:rFonts w:ascii="Times New Roman" w:cs="Times New Roman" w:eastAsia="Times New Roman" w:hAnsi="Times New Roman"/>
-                <w:b w:val="false"/>
-                <w:bCs w:val="false"/>
-                <w:i w:val="false"/>
-                <w:iCs w:val="false"/>
-                <w:color w:val="111111"/>
-                <w:sz w:val="19"/>
-                <w:szCs w:val="19"/>
+              <w:spacing w:after="0" w:line="220"/>
+              <w:jc w:val="center"/>
+            </w:pPr>
+            <w:r>
+              <w:rPr>
+                <w:rFonts w:ascii="Times New Roman" w:cs="Times New Roman" w:eastAsia="Times New Roman" w:hAnsi="Times New Roman"/>
+                <w:b w:val="false"/>
+                <w:bCs w:val="false"/>
+                <w:i w:val="false"/>
+                <w:iCs w:val="false"/>
+                <w:color w:val="111111"/>
+                <w:sz w:val="17"/>
+                <w:szCs w:val="17"/>
               </w:rPr>
               <w:t xml:space="preserve">2</w:t>
             </w:r>
@@ -6204,18 +6073,18 @@
           </w:tcPr>
           <w:p>
             <w:pPr>
-              <w:spacing w:after="0" w:line="270"/>
-            </w:pPr>
-            <w:r>
-              <w:rPr>
-                <w:rFonts w:ascii="Times New Roman" w:cs="Times New Roman" w:eastAsia="Times New Roman" w:hAnsi="Times New Roman"/>
-                <w:b w:val="false"/>
-                <w:bCs w:val="false"/>
-                <w:i w:val="false"/>
-                <w:iCs w:val="false"/>
-                <w:color w:val="111111"/>
-                <w:sz w:val="20"/>
-                <w:szCs w:val="20"/>
+              <w:spacing w:after="0" w:line="220"/>
+            </w:pPr>
+            <w:r>
+              <w:rPr>
+                <w:rFonts w:ascii="Times New Roman" w:cs="Times New Roman" w:eastAsia="Times New Roman" w:hAnsi="Times New Roman"/>
+                <w:b w:val="false"/>
+                <w:bCs w:val="false"/>
+                <w:i w:val="false"/>
+                <w:iCs w:val="false"/>
+                <w:color w:val="111111"/>
+                <w:sz w:val="17"/>
+                <w:szCs w:val="17"/>
               </w:rPr>
               <w:t xml:space="preserve">Yusuf’un babasının mesleği nedir?</w:t>
             </w:r>
@@ -6235,7 +6104,7 @@
           <w:p>
             <w:pPr>
               <w:bidi/>
-              <w:spacing w:after="0" w:line="320"/>
+              <w:spacing w:after="0" w:line="220"/>
             </w:pPr>
             <w:r>
               <w:rPr>
@@ -6243,8 +6112,8 @@
                 <w:b w:val="false"/>
                 <w:bCs w:val="false"/>
                 <w:color w:val="111111"/>
-                <w:sz w:val="28"/>
-                <w:szCs w:val="28"/>
+                <w:sz w:val="25"/>
+                <w:szCs w:val="25"/>
                 <w:rtl/>
               </w:rPr>
               <w:t xml:space="preserve"/>
@@ -6254,7 +6123,7 @@
       </w:tr>
       <w:tr>
         <w:trPr>
-          <w:trHeight w:val="520" w:hRule="atLeast"/>
+          <w:trHeight w:val="364" w:hRule="atLeast"/>
         </w:trPr>
         <w:tc>
           <w:tcPr>
@@ -6269,19 +6138,19 @@
           </w:tcPr>
           <w:p>
             <w:pPr>
-              <w:spacing w:after="0" w:line="270"/>
-              <w:jc w:val="center"/>
-            </w:pPr>
-            <w:r>
-              <w:rPr>
-                <w:rFonts w:ascii="Times New Roman" w:cs="Times New Roman" w:eastAsia="Times New Roman" w:hAnsi="Times New Roman"/>
-                <w:b w:val="false"/>
-                <w:bCs w:val="false"/>
-                <w:i w:val="false"/>
-                <w:iCs w:val="false"/>
-                <w:color w:val="111111"/>
-                <w:sz w:val="19"/>
-                <w:szCs w:val="19"/>
+              <w:spacing w:after="0" w:line="220"/>
+              <w:jc w:val="center"/>
+            </w:pPr>
+            <w:r>
+              <w:rPr>
+                <w:rFonts w:ascii="Times New Roman" w:cs="Times New Roman" w:eastAsia="Times New Roman" w:hAnsi="Times New Roman"/>
+                <w:b w:val="false"/>
+                <w:bCs w:val="false"/>
+                <w:i w:val="false"/>
+                <w:iCs w:val="false"/>
+                <w:color w:val="111111"/>
+                <w:sz w:val="17"/>
+                <w:szCs w:val="17"/>
               </w:rPr>
               <w:t xml:space="preserve">3</w:t>
             </w:r>
@@ -6300,18 +6169,18 @@
           </w:tcPr>
           <w:p>
             <w:pPr>
-              <w:spacing w:after="0" w:line="270"/>
-            </w:pPr>
-            <w:r>
-              <w:rPr>
-                <w:rFonts w:ascii="Times New Roman" w:cs="Times New Roman" w:eastAsia="Times New Roman" w:hAnsi="Times New Roman"/>
-                <w:b w:val="false"/>
-                <w:bCs w:val="false"/>
-                <w:i w:val="false"/>
-                <w:iCs w:val="false"/>
-                <w:color w:val="111111"/>
-                <w:sz w:val="20"/>
-                <w:szCs w:val="20"/>
+              <w:spacing w:after="0" w:line="220"/>
+            </w:pPr>
+            <w:r>
+              <w:rPr>
+                <w:rFonts w:ascii="Times New Roman" w:cs="Times New Roman" w:eastAsia="Times New Roman" w:hAnsi="Times New Roman"/>
+                <w:b w:val="false"/>
+                <w:bCs w:val="false"/>
+                <w:i w:val="false"/>
+                <w:iCs w:val="false"/>
+                <w:color w:val="111111"/>
+                <w:sz w:val="17"/>
+                <w:szCs w:val="17"/>
               </w:rPr>
               <w:t xml:space="preserve">Annesi nerede çalışmaktadır?</w:t>
             </w:r>
@@ -6331,7 +6200,7 @@
           <w:p>
             <w:pPr>
               <w:bidi/>
-              <w:spacing w:after="0" w:line="320"/>
+              <w:spacing w:after="0" w:line="220"/>
             </w:pPr>
             <w:r>
               <w:rPr>
@@ -6339,8 +6208,8 @@
                 <w:b w:val="false"/>
                 <w:bCs w:val="false"/>
                 <w:color w:val="111111"/>
-                <w:sz w:val="28"/>
-                <w:szCs w:val="28"/>
+                <w:sz w:val="25"/>
+                <w:szCs w:val="25"/>
                 <w:rtl/>
               </w:rPr>
               <w:t xml:space="preserve"/>
@@ -6350,7 +6219,7 @@
       </w:tr>
       <w:tr>
         <w:trPr>
-          <w:trHeight w:val="520" w:hRule="atLeast"/>
+          <w:trHeight w:val="364" w:hRule="atLeast"/>
         </w:trPr>
         <w:tc>
           <w:tcPr>
@@ -6365,19 +6234,19 @@
           </w:tcPr>
           <w:p>
             <w:pPr>
-              <w:spacing w:after="0" w:line="270"/>
-              <w:jc w:val="center"/>
-            </w:pPr>
-            <w:r>
-              <w:rPr>
-                <w:rFonts w:ascii="Times New Roman" w:cs="Times New Roman" w:eastAsia="Times New Roman" w:hAnsi="Times New Roman"/>
-                <w:b w:val="false"/>
-                <w:bCs w:val="false"/>
-                <w:i w:val="false"/>
-                <w:iCs w:val="false"/>
-                <w:color w:val="111111"/>
-                <w:sz w:val="19"/>
-                <w:szCs w:val="19"/>
+              <w:spacing w:after="0" w:line="220"/>
+              <w:jc w:val="center"/>
+            </w:pPr>
+            <w:r>
+              <w:rPr>
+                <w:rFonts w:ascii="Times New Roman" w:cs="Times New Roman" w:eastAsia="Times New Roman" w:hAnsi="Times New Roman"/>
+                <w:b w:val="false"/>
+                <w:bCs w:val="false"/>
+                <w:i w:val="false"/>
+                <w:iCs w:val="false"/>
+                <w:color w:val="111111"/>
+                <w:sz w:val="17"/>
+                <w:szCs w:val="17"/>
               </w:rPr>
               <w:t xml:space="preserve">4</w:t>
             </w:r>
@@ -6396,18 +6265,18 @@
           </w:tcPr>
           <w:p>
             <w:pPr>
-              <w:spacing w:after="0" w:line="270"/>
-            </w:pPr>
-            <w:r>
-              <w:rPr>
-                <w:rFonts w:ascii="Times New Roman" w:cs="Times New Roman" w:eastAsia="Times New Roman" w:hAnsi="Times New Roman"/>
-                <w:b w:val="false"/>
-                <w:bCs w:val="false"/>
-                <w:i w:val="false"/>
-                <w:iCs w:val="false"/>
-                <w:color w:val="111111"/>
-                <w:sz w:val="20"/>
-                <w:szCs w:val="20"/>
+              <w:spacing w:after="0" w:line="220"/>
+            </w:pPr>
+            <w:r>
+              <w:rPr>
+                <w:rFonts w:ascii="Times New Roman" w:cs="Times New Roman" w:eastAsia="Times New Roman" w:hAnsi="Times New Roman"/>
+                <w:b w:val="false"/>
+                <w:bCs w:val="false"/>
+                <w:i w:val="false"/>
+                <w:iCs w:val="false"/>
+                <w:color w:val="111111"/>
+                <w:sz w:val="17"/>
+                <w:szCs w:val="17"/>
               </w:rPr>
               <w:t xml:space="preserve">Ablasının mesleği nedir?</w:t>
             </w:r>
@@ -6427,7 +6296,7 @@
           <w:p>
             <w:pPr>
               <w:bidi/>
-              <w:spacing w:after="0" w:line="320"/>
+              <w:spacing w:after="0" w:line="220"/>
             </w:pPr>
             <w:r>
               <w:rPr>
@@ -6435,8 +6304,8 @@
                 <w:b w:val="false"/>
                 <w:bCs w:val="false"/>
                 <w:color w:val="111111"/>
-                <w:sz w:val="28"/>
-                <w:szCs w:val="28"/>
+                <w:sz w:val="25"/>
+                <w:szCs w:val="25"/>
                 <w:rtl/>
               </w:rPr>
               <w:t xml:space="preserve"/>
@@ -6446,7 +6315,7 @@
       </w:tr>
       <w:tr>
         <w:trPr>
-          <w:trHeight w:val="520" w:hRule="atLeast"/>
+          <w:trHeight w:val="364" w:hRule="atLeast"/>
         </w:trPr>
         <w:tc>
           <w:tcPr>
@@ -6461,19 +6330,19 @@
           </w:tcPr>
           <w:p>
             <w:pPr>
-              <w:spacing w:after="0" w:line="270"/>
-              <w:jc w:val="center"/>
-            </w:pPr>
-            <w:r>
-              <w:rPr>
-                <w:rFonts w:ascii="Times New Roman" w:cs="Times New Roman" w:eastAsia="Times New Roman" w:hAnsi="Times New Roman"/>
-                <w:b w:val="false"/>
-                <w:bCs w:val="false"/>
-                <w:i w:val="false"/>
-                <w:iCs w:val="false"/>
-                <w:color w:val="111111"/>
-                <w:sz w:val="19"/>
-                <w:szCs w:val="19"/>
+              <w:spacing w:after="0" w:line="220"/>
+              <w:jc w:val="center"/>
+            </w:pPr>
+            <w:r>
+              <w:rPr>
+                <w:rFonts w:ascii="Times New Roman" w:cs="Times New Roman" w:eastAsia="Times New Roman" w:hAnsi="Times New Roman"/>
+                <w:b w:val="false"/>
+                <w:bCs w:val="false"/>
+                <w:i w:val="false"/>
+                <w:iCs w:val="false"/>
+                <w:color w:val="111111"/>
+                <w:sz w:val="17"/>
+                <w:szCs w:val="17"/>
               </w:rPr>
               <w:t xml:space="preserve">5</w:t>
             </w:r>
@@ -6492,18 +6361,18 @@
           </w:tcPr>
           <w:p>
             <w:pPr>
-              <w:spacing w:after="0" w:line="270"/>
-            </w:pPr>
-            <w:r>
-              <w:rPr>
-                <w:rFonts w:ascii="Times New Roman" w:cs="Times New Roman" w:eastAsia="Times New Roman" w:hAnsi="Times New Roman"/>
-                <w:b w:val="false"/>
-                <w:bCs w:val="false"/>
-                <w:i w:val="false"/>
-                <w:iCs w:val="false"/>
-                <w:color w:val="111111"/>
-                <w:sz w:val="20"/>
-                <w:szCs w:val="20"/>
+              <w:spacing w:after="0" w:line="220"/>
+            </w:pPr>
+            <w:r>
+              <w:rPr>
+                <w:rFonts w:ascii="Times New Roman" w:cs="Times New Roman" w:eastAsia="Times New Roman" w:hAnsi="Times New Roman"/>
+                <w:b w:val="false"/>
+                <w:bCs w:val="false"/>
+                <w:i w:val="false"/>
+                <w:iCs w:val="false"/>
+                <w:color w:val="111111"/>
+                <w:sz w:val="17"/>
+                <w:szCs w:val="17"/>
               </w:rPr>
               <w:t xml:space="preserve">Yusuf gelecekte ne olacaktır?</w:t>
             </w:r>
@@ -6523,7 +6392,7 @@
           <w:p>
             <w:pPr>
               <w:bidi/>
-              <w:spacing w:after="0" w:line="320"/>
+              <w:spacing w:after="0" w:line="220"/>
             </w:pPr>
             <w:r>
               <w:rPr>
@@ -6531,8 +6400,8 @@
                 <w:b w:val="false"/>
                 <w:bCs w:val="false"/>
                 <w:color w:val="111111"/>
-                <w:sz w:val="28"/>
-                <w:szCs w:val="28"/>
+                <w:sz w:val="25"/>
+                <w:szCs w:val="25"/>
                 <w:rtl/>
               </w:rPr>
               <w:t xml:space="preserve"/>
@@ -6546,7 +6415,7 @@
         <w:tabs>
           <w:tab w:val="right" w:pos="9864"/>
         </w:tabs>
-        <w:spacing w:after="90" w:before="220" w:line="280"/>
+        <w:spacing w:after="36" w:before="88" w:line="220"/>
         <w:ind w:left="340" w:hanging="340"/>
       </w:pPr>
       <w:r>
@@ -6557,16 +6426,16 @@
           <w:i w:val="false"/>
           <w:iCs w:val="false"/>
           <w:color w:val="111111"/>
-          <w:sz w:val="21"/>
-          <w:szCs w:val="21"/>
+          <w:sz w:val="18"/>
+          <w:szCs w:val="18"/>
         </w:rPr>
         <w:t xml:space="preserve">8.</w:t>
       </w:r>
       <w:r>
         <w:rPr>
           <w:rFonts w:ascii="Times New Roman" w:cs="Times New Roman" w:eastAsia="Times New Roman" w:hAnsi="Times New Roman"/>
-          <w:sz w:val="21"/>
-          <w:szCs w:val="21"/>
+          <w:sz w:val="18"/>
+          <w:szCs w:val="18"/>
         </w:rPr>
         <w:tab/>
       </w:r>
@@ -6578,16 +6447,16 @@
           <w:i w:val="false"/>
           <w:iCs w:val="false"/>
           <w:color w:val="111111"/>
-          <w:sz w:val="21"/>
-          <w:szCs w:val="21"/>
+          <w:sz w:val="18"/>
+          <w:szCs w:val="18"/>
         </w:rPr>
         <w:t xml:space="preserve">Bir arkadaşınıza ailenizin mesleklerini ve kendi meslek hayalinizi anlatan kısa bir metin yazınız.</w:t>
       </w:r>
       <w:r>
         <w:rPr>
           <w:rFonts w:ascii="Times New Roman" w:cs="Times New Roman" w:eastAsia="Times New Roman" w:hAnsi="Times New Roman"/>
-          <w:sz w:val="21"/>
-          <w:szCs w:val="21"/>
+          <w:sz w:val="18"/>
+          <w:szCs w:val="18"/>
         </w:rPr>
         <w:tab/>
       </w:r>
@@ -6599,8 +6468,8 @@
           <w:i w:val="false"/>
           <w:iCs w:val="false"/>
           <w:color w:val="55636F"/>
-          <w:sz w:val="18"/>
-          <w:szCs w:val="18"/>
+          <w:sz w:val="16"/>
+          <w:szCs w:val="16"/>
         </w:rPr>
         <w:t xml:space="preserve">(15 puan)</w:t>
       </w:r>
@@ -6608,7 +6477,7 @@
     <w:p>
       <w:pPr>
         <w:keepNext w:val="false"/>
-        <w:spacing w:after="90" w:before="0" w:line="280"/>
+        <w:spacing w:after="36" w:before="0" w:line="220"/>
         <w:ind w:left="340"/>
       </w:pPr>
       <w:r>
@@ -6619,8 +6488,8 @@
           <w:i/>
           <w:iCs/>
           <w:color w:val="5B6772"/>
-          <w:sz w:val="18"/>
-          <w:szCs w:val="18"/>
+          <w:sz w:val="16"/>
+          <w:szCs w:val="16"/>
         </w:rPr>
         <w:t xml:space="preserve">En az altı satır yazınız. Havuzdaki kelimelerden yararlanabilirsiniz.</w:t>
       </w:r>
@@ -6655,7 +6524,7 @@
           </w:tcPr>
           <w:p>
             <w:pPr>
-              <w:spacing w:after="50"/>
+              <w:spacing w:after="20"/>
             </w:pPr>
             <w:r>
               <w:rPr>
@@ -6665,8 +6534,8 @@
                 <w:i w:val="false"/>
                 <w:iCs w:val="false"/>
                 <w:color w:val="39454F"/>
-                <w:sz w:val="17"/>
-                <w:szCs w:val="17"/>
+                <w:sz w:val="15"/>
+                <w:szCs w:val="15"/>
               </w:rPr>
               <w:t xml:space="preserve">KELİME HAVUZU</w:t>
             </w:r>
@@ -6674,7 +6543,7 @@
           <w:p>
             <w:pPr>
               <w:bidi/>
-              <w:spacing w:after="0" w:line="360"/>
+              <w:spacing w:after="0" w:line="220"/>
               <w:jc w:val="center"/>
             </w:pPr>
             <w:r>
@@ -6683,8 +6552,8 @@
                 <w:b w:val="false"/>
                 <w:bCs w:val="false"/>
                 <w:color w:val="111111"/>
-                <w:sz w:val="30"/>
-                <w:szCs w:val="30"/>
+                <w:sz w:val="27"/>
+                <w:szCs w:val="27"/>
                 <w:rtl/>
               </w:rPr>
               <w:t xml:space="preserve">مِهْنَةُ   —   يَعْمَلُ   —   تَعْمَلُ   —   شَرِكَةٌ   —   مُسْتَشْفًى   —   سَأَكُونُ   —   أُحِبُّ</w:t>
@@ -6695,7 +6564,7 @@
     </w:tbl>
     <w:p>
       <w:pPr>
-        <w:spacing w:after="80"/>
+        <w:spacing w:after="32"/>
       </w:pPr>
       <w:r>
         <w:rPr>
@@ -6705,8 +6574,30 @@
           <w:i w:val="false"/>
           <w:iCs w:val="false"/>
           <w:color w:val="111111"/>
-          <w:sz w:val="21"/>
-          <w:szCs w:val="21"/>
+          <w:sz w:val="18"/>
+          <w:szCs w:val="18"/>
+        </w:rPr>
+        <w:t xml:space="preserve"/>
+      </w:r>
+    </w:p>
+    <w:p>
+      <w:pPr>
+        <w:pBdr>
+          <w:bottom w:val="dotted" w:color="96A3B0" w:sz="6"/>
+        </w:pBdr>
+        <w:bidi/>
+        <w:spacing w:after="84" w:line="220"/>
+      </w:pPr>
+      <w:r>
+        <w:rPr>
+          <w:rFonts w:ascii="Times New Roman" w:cs="Times New Roman" w:eastAsia="Times New Roman" w:hAnsi="Times New Roman"/>
+          <w:b w:val="false"/>
+          <w:bCs w:val="false"/>
+          <w:i w:val="false"/>
+          <w:iCs w:val="false"/>
+          <w:color w:val="111111"/>
+          <w:sz w:val="18"/>
+          <w:szCs w:val="18"/>
         </w:rPr>
         <w:t xml:space="preserve"/>
       </w:r>
@@ -6717,7 +6608,7 @@
           <w:bottom w:val="dotted" w:color="97A4B1" w:sz="6"/>
         </w:pBdr>
         <w:bidi/>
-        <w:spacing w:after="210" w:line="300"/>
+        <w:spacing w:after="84" w:line="220"/>
       </w:pPr>
       <w:r>
         <w:rPr>
@@ -6727,30 +6618,8 @@
           <w:i w:val="false"/>
           <w:iCs w:val="false"/>
           <w:color w:val="111111"/>
-          <w:sz w:val="21"/>
-          <w:szCs w:val="21"/>
-        </w:rPr>
-        <w:t xml:space="preserve"/>
-      </w:r>
-    </w:p>
-    <w:p>
-      <w:pPr>
-        <w:pBdr>
-          <w:bottom w:val="dotted" w:color="96A3B0" w:sz="6"/>
-        </w:pBdr>
-        <w:bidi/>
-        <w:spacing w:after="210" w:line="300"/>
-      </w:pPr>
-      <w:r>
-        <w:rPr>
-          <w:rFonts w:ascii="Times New Roman" w:cs="Times New Roman" w:eastAsia="Times New Roman" w:hAnsi="Times New Roman"/>
-          <w:b w:val="false"/>
-          <w:bCs w:val="false"/>
-          <w:i w:val="false"/>
-          <w:iCs w:val="false"/>
-          <w:color w:val="111111"/>
-          <w:sz w:val="21"/>
-          <w:szCs w:val="21"/>
+          <w:sz w:val="18"/>
+          <w:szCs w:val="18"/>
         </w:rPr>
         <w:t xml:space="preserve"/>
       </w:r>
@@ -6761,7 +6630,7 @@
           <w:bottom w:val="dotted" w:color="97A4B1" w:sz="6"/>
         </w:pBdr>
         <w:bidi/>
-        <w:spacing w:after="210" w:line="300"/>
+        <w:spacing w:after="84" w:line="220"/>
       </w:pPr>
       <w:r>
         <w:rPr>
@@ -6771,19 +6640,15 @@
           <w:i w:val="false"/>
           <w:iCs w:val="false"/>
           <w:color w:val="111111"/>
-          <w:sz w:val="21"/>
-          <w:szCs w:val="21"/>
+          <w:sz w:val="18"/>
+          <w:szCs w:val="18"/>
         </w:rPr>
         <w:t xml:space="preserve"/>
       </w:r>
     </w:p>
     <w:p>
       <w:pPr>
-        <w:pBdr>
-          <w:bottom w:val="dotted" w:color="96A3B0" w:sz="6"/>
-        </w:pBdr>
-        <w:bidi/>
-        <w:spacing w:after="210" w:line="300"/>
+        <w:spacing w:after="72"/>
       </w:pPr>
       <w:r>
         <w:rPr>
@@ -6793,92 +6658,8 @@
           <w:i w:val="false"/>
           <w:iCs w:val="false"/>
           <w:color w:val="111111"/>
-          <w:sz w:val="21"/>
-          <w:szCs w:val="21"/>
-        </w:rPr>
-        <w:t xml:space="preserve"/>
-      </w:r>
-    </w:p>
-    <w:p>
-      <w:pPr>
-        <w:pBdr>
-          <w:bottom w:val="dotted" w:color="97A4B1" w:sz="6"/>
-        </w:pBdr>
-        <w:bidi/>
-        <w:spacing w:after="210" w:line="300"/>
-      </w:pPr>
-      <w:r>
-        <w:rPr>
-          <w:rFonts w:ascii="Times New Roman" w:cs="Times New Roman" w:eastAsia="Times New Roman" w:hAnsi="Times New Roman"/>
-          <w:b w:val="false"/>
-          <w:bCs w:val="false"/>
-          <w:i w:val="false"/>
-          <w:iCs w:val="false"/>
-          <w:color w:val="111111"/>
-          <w:sz w:val="21"/>
-          <w:szCs w:val="21"/>
-        </w:rPr>
-        <w:t xml:space="preserve"/>
-      </w:r>
-    </w:p>
-    <w:p>
-      <w:pPr>
-        <w:pBdr>
-          <w:bottom w:val="dotted" w:color="96A3B0" w:sz="6"/>
-        </w:pBdr>
-        <w:bidi/>
-        <w:spacing w:after="210" w:line="300"/>
-      </w:pPr>
-      <w:r>
-        <w:rPr>
-          <w:rFonts w:ascii="Times New Roman" w:cs="Times New Roman" w:eastAsia="Times New Roman" w:hAnsi="Times New Roman"/>
-          <w:b w:val="false"/>
-          <w:bCs w:val="false"/>
-          <w:i w:val="false"/>
-          <w:iCs w:val="false"/>
-          <w:color w:val="111111"/>
-          <w:sz w:val="21"/>
-          <w:szCs w:val="21"/>
-        </w:rPr>
-        <w:t xml:space="preserve"/>
-      </w:r>
-    </w:p>
-    <w:p>
-      <w:pPr>
-        <w:pBdr>
-          <w:bottom w:val="dotted" w:color="97A4B1" w:sz="6"/>
-        </w:pBdr>
-        <w:bidi/>
-        <w:spacing w:after="210" w:line="300"/>
-      </w:pPr>
-      <w:r>
-        <w:rPr>
-          <w:rFonts w:ascii="Times New Roman" w:cs="Times New Roman" w:eastAsia="Times New Roman" w:hAnsi="Times New Roman"/>
-          <w:b w:val="false"/>
-          <w:bCs w:val="false"/>
-          <w:i w:val="false"/>
-          <w:iCs w:val="false"/>
-          <w:color w:val="111111"/>
-          <w:sz w:val="21"/>
-          <w:szCs w:val="21"/>
-        </w:rPr>
-        <w:t xml:space="preserve"/>
-      </w:r>
-    </w:p>
-    <w:p>
-      <w:pPr>
-        <w:spacing w:after="180"/>
-      </w:pPr>
-      <w:r>
-        <w:rPr>
-          <w:rFonts w:ascii="Times New Roman" w:cs="Times New Roman" w:eastAsia="Times New Roman" w:hAnsi="Times New Roman"/>
-          <w:b w:val="false"/>
-          <w:bCs w:val="false"/>
-          <w:i w:val="false"/>
-          <w:iCs w:val="false"/>
-          <w:color w:val="111111"/>
-          <w:sz w:val="21"/>
-          <w:szCs w:val="21"/>
+          <w:sz w:val="18"/>
+          <w:szCs w:val="18"/>
         </w:rPr>
         <w:t xml:space="preserve"/>
       </w:r>
@@ -6886,7 +6667,7 @@
     <w:p>
       <w:pPr>
         <w:keepNext w:val="false"/>
-        <w:spacing w:after="70" w:before="0" w:line="280"/>
+        <w:spacing w:after="28" w:before="0" w:line="220"/>
         <w:jc w:val="center"/>
       </w:pPr>
       <w:r>
@@ -6897,8 +6678,8 @@
           <w:i/>
           <w:iCs/>
           <w:color w:val="5B6772"/>
-          <w:sz w:val="19"/>
-          <w:szCs w:val="19"/>
+          <w:sz w:val="17"/>
+          <w:szCs w:val="17"/>
         </w:rPr>
         <w:t xml:space="preserve">Başarılar dilerim.</w:t>
       </w:r>
@@ -6906,7 +6687,7 @@
     <w:p>
       <w:pPr>
         <w:keepNext w:val="false"/>
-        <w:spacing w:after="70" w:before="0" w:line="280"/>
+        <w:spacing w:after="28" w:before="0" w:line="220"/>
         <w:jc w:val="center"/>
       </w:pPr>
       <w:r>
@@ -6917,8 +6698,8 @@
           <w:i w:val="false"/>
           <w:iCs w:val="false"/>
           <w:color w:val="5B6772"/>
-          <w:sz w:val="18"/>
-          <w:szCs w:val="18"/>
+          <w:sz w:val="16"/>
+          <w:szCs w:val="16"/>
         </w:rPr>
         <w:t xml:space="preserve">Arapça Öğretmeni</w:t>
       </w:r>
@@ -6933,7 +6714,7 @@
         <w:pBdr>
           <w:bottom w:val="single" w:color="3F4C58" w:sz="8"/>
         </w:pBdr>
-        <w:spacing w:after="40"/>
+        <w:spacing w:after="16"/>
         <w:jc w:val="center"/>
       </w:pPr>
       <w:r>
@@ -6944,8 +6725,8 @@
           <w:i w:val="false"/>
           <w:iCs w:val="false"/>
           <w:color w:val="15222E"/>
-          <w:sz w:val="24"/>
-          <w:szCs w:val="24"/>
+          <w:sz w:val="21"/>
+          <w:szCs w:val="21"/>
         </w:rPr>
         <w:t xml:space="preserve">CEVAP ANAHTARI VE PUANLAMA</w:t>
       </w:r>
@@ -6953,7 +6734,7 @@
     <w:p>
       <w:pPr>
         <w:keepNext w:val="false"/>
-        <w:spacing w:after="160" w:before="0" w:line="280"/>
+        <w:spacing w:after="64" w:before="0" w:line="220"/>
         <w:jc w:val="center"/>
       </w:pPr>
       <w:r>
@@ -6964,8 +6745,8 @@
           <w:i/>
           <w:iCs/>
           <w:color w:val="5B6772"/>
-          <w:sz w:val="18"/>
-          <w:szCs w:val="18"/>
+          <w:sz w:val="16"/>
+          <w:szCs w:val="16"/>
         </w:rPr>
         <w:t xml:space="preserve">7. Sınıf · 1. Dönem 1. Yazılı · Beceri temelli · 1. Tema (MESLEKLER)</w:t>
       </w:r>
@@ -6973,7 +6754,7 @@
     <w:p>
       <w:pPr>
         <w:keepNext w:val="false"/>
-        <w:spacing w:after="180" w:before="0" w:line="280"/>
+        <w:spacing w:after="72" w:before="0" w:line="220"/>
         <w:jc w:val="center"/>
       </w:pPr>
       <w:r>
@@ -6984,8 +6765,8 @@
           <w:i/>
           <w:iCs/>
           <w:color w:val="8A97A3"/>
-          <w:sz w:val="16"/>
-          <w:szCs w:val="16"/>
+          <w:sz w:val="14"/>
+          <w:szCs w:val="14"/>
         </w:rPr>
         <w:t xml:space="preserve">Bu sayfa öğrenciye verilmez.</w:t>
       </w:r>
@@ -7025,7 +6806,7 @@
           </w:tcPr>
           <w:p>
             <w:pPr>
-              <w:spacing w:after="0" w:line="270"/>
+              <w:spacing w:after="0" w:line="220"/>
               <w:jc w:val="center"/>
             </w:pPr>
             <w:r>
@@ -7036,8 +6817,8 @@
                 <w:i w:val="false"/>
                 <w:iCs w:val="false"/>
                 <w:color w:val="111111"/>
-                <w:sz w:val="18"/>
-                <w:szCs w:val="18"/>
+                <w:sz w:val="16"/>
+                <w:szCs w:val="16"/>
               </w:rPr>
               <w:t xml:space="preserve">Soru</w:t>
             </w:r>
@@ -7057,7 +6838,7 @@
           </w:tcPr>
           <w:p>
             <w:pPr>
-              <w:spacing w:after="0" w:line="270"/>
+              <w:spacing w:after="0" w:line="220"/>
               <w:jc w:val="center"/>
             </w:pPr>
             <w:r>
@@ -7068,8 +6849,8 @@
                 <w:i w:val="false"/>
                 <w:iCs w:val="false"/>
                 <w:color w:val="111111"/>
-                <w:sz w:val="18"/>
-                <w:szCs w:val="18"/>
+                <w:sz w:val="16"/>
+                <w:szCs w:val="16"/>
               </w:rPr>
               <w:t xml:space="preserve">Puan</w:t>
             </w:r>
@@ -7089,7 +6870,7 @@
           </w:tcPr>
           <w:p>
             <w:pPr>
-              <w:spacing w:after="0" w:line="270"/>
+              <w:spacing w:after="0" w:line="220"/>
               <w:jc w:val="center"/>
             </w:pPr>
             <w:r>
@@ -7100,8 +6881,8 @@
                 <w:i w:val="false"/>
                 <w:iCs w:val="false"/>
                 <w:color w:val="111111"/>
-                <w:sz w:val="18"/>
-                <w:szCs w:val="18"/>
+                <w:sz w:val="16"/>
+                <w:szCs w:val="16"/>
               </w:rPr>
               <w:t xml:space="preserve">Cevap</w:t>
             </w:r>
@@ -7122,7 +6903,7 @@
           </w:tcPr>
           <w:p>
             <w:pPr>
-              <w:spacing w:after="0" w:line="270"/>
+              <w:spacing w:after="0" w:line="220"/>
               <w:jc w:val="center"/>
             </w:pPr>
             <w:r>
@@ -7133,8 +6914,8 @@
                 <w:i w:val="false"/>
                 <w:iCs w:val="false"/>
                 <w:color w:val="111111"/>
-                <w:sz w:val="19"/>
-                <w:szCs w:val="19"/>
+                <w:sz w:val="17"/>
+                <w:szCs w:val="17"/>
               </w:rPr>
               <w:t xml:space="preserve">1</w:t>
             </w:r>
@@ -7153,19 +6934,19 @@
           </w:tcPr>
           <w:p>
             <w:pPr>
-              <w:spacing w:after="0" w:line="270"/>
-              <w:jc w:val="center"/>
-            </w:pPr>
-            <w:r>
-              <w:rPr>
-                <w:rFonts w:ascii="Times New Roman" w:cs="Times New Roman" w:eastAsia="Times New Roman" w:hAnsi="Times New Roman"/>
-                <w:b w:val="false"/>
-                <w:bCs w:val="false"/>
-                <w:i w:val="false"/>
-                <w:iCs w:val="false"/>
-                <w:color w:val="111111"/>
-                <w:sz w:val="19"/>
-                <w:szCs w:val="19"/>
+              <w:spacing w:after="0" w:line="220"/>
+              <w:jc w:val="center"/>
+            </w:pPr>
+            <w:r>
+              <w:rPr>
+                <w:rFonts w:ascii="Times New Roman" w:cs="Times New Roman" w:eastAsia="Times New Roman" w:hAnsi="Times New Roman"/>
+                <w:b w:val="false"/>
+                <w:bCs w:val="false"/>
+                <w:i w:val="false"/>
+                <w:iCs w:val="false"/>
+                <w:color w:val="111111"/>
+                <w:sz w:val="17"/>
+                <w:szCs w:val="17"/>
               </w:rPr>
               <w:t xml:space="preserve">15</w:t>
             </w:r>
@@ -7184,36 +6965,36 @@
           </w:tcPr>
           <w:p>
             <w:pPr>
-              <w:spacing w:after="0" w:line="270"/>
-            </w:pPr>
-            <w:r>
-              <w:rPr>
-                <w:rFonts w:ascii="Times New Roman" w:cs="Times New Roman" w:eastAsia="Times New Roman" w:hAnsi="Times New Roman"/>
-                <w:b w:val="false"/>
-                <w:bCs w:val="false"/>
-                <w:i w:val="false"/>
-                <w:iCs w:val="false"/>
-                <w:color w:val="111111"/>
-                <w:sz w:val="19"/>
-                <w:szCs w:val="19"/>
+              <w:spacing w:after="0" w:line="220"/>
+            </w:pPr>
+            <w:r>
+              <w:rPr>
+                <w:rFonts w:ascii="Times New Roman" w:cs="Times New Roman" w:eastAsia="Times New Roman" w:hAnsi="Times New Roman"/>
+                <w:b w:val="false"/>
+                <w:bCs w:val="false"/>
+                <w:i w:val="false"/>
+                <w:iCs w:val="false"/>
+                <w:color w:val="111111"/>
+                <w:sz w:val="17"/>
+                <w:szCs w:val="17"/>
               </w:rPr>
               <w:t xml:space="preserve">a) B   ·   b) C   ·   c) D   (her biri 4 puan)</w:t>
             </w:r>
           </w:p>
           <w:p>
             <w:pPr>
-              <w:spacing w:after="0" w:line="270"/>
-            </w:pPr>
-            <w:r>
-              <w:rPr>
-                <w:rFonts w:ascii="Times New Roman" w:cs="Times New Roman" w:eastAsia="Times New Roman" w:hAnsi="Times New Roman"/>
-                <w:b w:val="false"/>
-                <w:bCs w:val="false"/>
-                <w:i w:val="false"/>
-                <w:iCs w:val="false"/>
-                <w:color w:val="111111"/>
-                <w:sz w:val="19"/>
-                <w:szCs w:val="19"/>
+              <w:spacing w:after="0" w:line="220"/>
+            </w:pPr>
+            <w:r>
+              <w:rPr>
+                <w:rFonts w:ascii="Times New Roman" w:cs="Times New Roman" w:eastAsia="Times New Roman" w:hAnsi="Times New Roman"/>
+                <w:b w:val="false"/>
+                <w:bCs w:val="false"/>
+                <w:i w:val="false"/>
+                <w:iCs w:val="false"/>
+                <w:color w:val="111111"/>
+                <w:sz w:val="17"/>
+                <w:szCs w:val="17"/>
               </w:rPr>
               <w:t xml:space="preserve">d) Örnek: سَأَكُونُ مُهَنْدِسًا فِي الْمُسْتَقْبَلِ. (3 puan)</w:t>
             </w:r>
@@ -7234,7 +7015,7 @@
           </w:tcPr>
           <w:p>
             <w:pPr>
-              <w:spacing w:after="0" w:line="270"/>
+              <w:spacing w:after="0" w:line="220"/>
               <w:jc w:val="center"/>
             </w:pPr>
             <w:r>
@@ -7245,8 +7026,8 @@
                 <w:i w:val="false"/>
                 <w:iCs w:val="false"/>
                 <w:color w:val="111111"/>
-                <w:sz w:val="19"/>
-                <w:szCs w:val="19"/>
+                <w:sz w:val="17"/>
+                <w:szCs w:val="17"/>
               </w:rPr>
               <w:t xml:space="preserve">2</w:t>
             </w:r>
@@ -7265,19 +7046,19 @@
           </w:tcPr>
           <w:p>
             <w:pPr>
-              <w:spacing w:after="0" w:line="270"/>
-              <w:jc w:val="center"/>
-            </w:pPr>
-            <w:r>
-              <w:rPr>
-                <w:rFonts w:ascii="Times New Roman" w:cs="Times New Roman" w:eastAsia="Times New Roman" w:hAnsi="Times New Roman"/>
-                <w:b w:val="false"/>
-                <w:bCs w:val="false"/>
-                <w:i w:val="false"/>
-                <w:iCs w:val="false"/>
-                <w:color w:val="111111"/>
-                <w:sz w:val="19"/>
-                <w:szCs w:val="19"/>
+              <w:spacing w:after="0" w:line="220"/>
+              <w:jc w:val="center"/>
+            </w:pPr>
+            <w:r>
+              <w:rPr>
+                <w:rFonts w:ascii="Times New Roman" w:cs="Times New Roman" w:eastAsia="Times New Roman" w:hAnsi="Times New Roman"/>
+                <w:b w:val="false"/>
+                <w:bCs w:val="false"/>
+                <w:i w:val="false"/>
+                <w:iCs w:val="false"/>
+                <w:color w:val="111111"/>
+                <w:sz w:val="17"/>
+                <w:szCs w:val="17"/>
               </w:rPr>
               <w:t xml:space="preserve">10</w:t>
             </w:r>
@@ -7296,54 +7077,54 @@
           </w:tcPr>
           <w:p>
             <w:pPr>
-              <w:spacing w:after="0" w:line="270"/>
-            </w:pPr>
-            <w:r>
-              <w:rPr>
-                <w:rFonts w:ascii="Times New Roman" w:cs="Times New Roman" w:eastAsia="Times New Roman" w:hAnsi="Times New Roman"/>
-                <w:b w:val="false"/>
-                <w:bCs w:val="false"/>
-                <w:i w:val="false"/>
-                <w:iCs w:val="false"/>
-                <w:color w:val="111111"/>
-                <w:sz w:val="19"/>
-                <w:szCs w:val="19"/>
+              <w:spacing w:after="0" w:line="220"/>
+            </w:pPr>
+            <w:r>
+              <w:rPr>
+                <w:rFonts w:ascii="Times New Roman" w:cs="Times New Roman" w:eastAsia="Times New Roman" w:hAnsi="Times New Roman"/>
+                <w:b w:val="false"/>
+                <w:bCs w:val="false"/>
+                <w:i w:val="false"/>
+                <w:iCs w:val="false"/>
+                <w:color w:val="111111"/>
+                <w:sz w:val="17"/>
+                <w:szCs w:val="17"/>
               </w:rPr>
               <w:t xml:space="preserve">DİNLEME METNİ (iki kez okunur):</w:t>
             </w:r>
           </w:p>
           <w:p>
             <w:pPr>
-              <w:spacing w:after="0" w:line="270"/>
-            </w:pPr>
-            <w:r>
-              <w:rPr>
-                <w:rFonts w:ascii="Times New Roman" w:cs="Times New Roman" w:eastAsia="Times New Roman" w:hAnsi="Times New Roman"/>
-                <w:b w:val="false"/>
-                <w:bCs w:val="false"/>
-                <w:i w:val="false"/>
-                <w:iCs w:val="false"/>
-                <w:color w:val="111111"/>
-                <w:sz w:val="19"/>
-                <w:szCs w:val="19"/>
+              <w:spacing w:after="0" w:line="220"/>
+            </w:pPr>
+            <w:r>
+              <w:rPr>
+                <w:rFonts w:ascii="Times New Roman" w:cs="Times New Roman" w:eastAsia="Times New Roman" w:hAnsi="Times New Roman"/>
+                <w:b w:val="false"/>
+                <w:bCs w:val="false"/>
+                <w:i w:val="false"/>
+                <w:iCs w:val="false"/>
+                <w:color w:val="111111"/>
+                <w:sz w:val="17"/>
+                <w:szCs w:val="17"/>
               </w:rPr>
               <w:t xml:space="preserve">أَنَا خَالِدٌ. أَنَا سَائِقٌ. أَبِي خَبَّازٌ، يَعْمَلُ فِي الْمَخْبَزِ. أُمِّي مُعَلِّمَةٌ فِي الْمَدْرَسَةِ. أَخِي مُحَامٍ. أَنَا أَعْمَلُ فِي الشَّرِكَةِ.</w:t>
             </w:r>
           </w:p>
           <w:p>
             <w:pPr>
-              <w:spacing w:after="0" w:line="270"/>
-            </w:pPr>
-            <w:r>
-              <w:rPr>
-                <w:rFonts w:ascii="Times New Roman" w:cs="Times New Roman" w:eastAsia="Times New Roman" w:hAnsi="Times New Roman"/>
-                <w:b w:val="false"/>
-                <w:bCs w:val="false"/>
-                <w:i w:val="false"/>
-                <w:iCs w:val="false"/>
-                <w:color w:val="111111"/>
-                <w:sz w:val="19"/>
-                <w:szCs w:val="19"/>
+              <w:spacing w:after="0" w:line="220"/>
+            </w:pPr>
+            <w:r>
+              <w:rPr>
+                <w:rFonts w:ascii="Times New Roman" w:cs="Times New Roman" w:eastAsia="Times New Roman" w:hAnsi="Times New Roman"/>
+                <w:b w:val="false"/>
+                <w:bCs w:val="false"/>
+                <w:i w:val="false"/>
+                <w:iCs w:val="false"/>
+                <w:color w:val="111111"/>
+                <w:sz w:val="17"/>
+                <w:szCs w:val="17"/>
               </w:rPr>
               <w:t xml:space="preserve">Cevaplar:  1 - D  ·  2 - D  ·  3 - D  ·  4 - Y  ·  5 - Y</w:t>
             </w:r>
@@ -7364,7 +7145,7 @@
           </w:tcPr>
           <w:p>
             <w:pPr>
-              <w:spacing w:after="0" w:line="270"/>
+              <w:spacing w:after="0" w:line="220"/>
               <w:jc w:val="center"/>
             </w:pPr>
             <w:r>
@@ -7375,8 +7156,8 @@
                 <w:i w:val="false"/>
                 <w:iCs w:val="false"/>
                 <w:color w:val="111111"/>
-                <w:sz w:val="19"/>
-                <w:szCs w:val="19"/>
+                <w:sz w:val="17"/>
+                <w:szCs w:val="17"/>
               </w:rPr>
               <w:t xml:space="preserve">3</w:t>
             </w:r>
@@ -7395,19 +7176,19 @@
           </w:tcPr>
           <w:p>
             <w:pPr>
-              <w:spacing w:after="0" w:line="270"/>
-              <w:jc w:val="center"/>
-            </w:pPr>
-            <w:r>
-              <w:rPr>
-                <w:rFonts w:ascii="Times New Roman" w:cs="Times New Roman" w:eastAsia="Times New Roman" w:hAnsi="Times New Roman"/>
-                <w:b w:val="false"/>
-                <w:bCs w:val="false"/>
-                <w:i w:val="false"/>
-                <w:iCs w:val="false"/>
-                <w:color w:val="111111"/>
-                <w:sz w:val="19"/>
-                <w:szCs w:val="19"/>
+              <w:spacing w:after="0" w:line="220"/>
+              <w:jc w:val="center"/>
+            </w:pPr>
+            <w:r>
+              <w:rPr>
+                <w:rFonts w:ascii="Times New Roman" w:cs="Times New Roman" w:eastAsia="Times New Roman" w:hAnsi="Times New Roman"/>
+                <w:b w:val="false"/>
+                <w:bCs w:val="false"/>
+                <w:i w:val="false"/>
+                <w:iCs w:val="false"/>
+                <w:color w:val="111111"/>
+                <w:sz w:val="17"/>
+                <w:szCs w:val="17"/>
               </w:rPr>
               <w:t xml:space="preserve">15</w:t>
             </w:r>
@@ -7426,18 +7207,18 @@
           </w:tcPr>
           <w:p>
             <w:pPr>
-              <w:spacing w:after="0" w:line="270"/>
-            </w:pPr>
-            <w:r>
-              <w:rPr>
-                <w:rFonts w:ascii="Times New Roman" w:cs="Times New Roman" w:eastAsia="Times New Roman" w:hAnsi="Times New Roman"/>
-                <w:b w:val="false"/>
-                <w:bCs w:val="false"/>
-                <w:i w:val="false"/>
-                <w:iCs w:val="false"/>
-                <w:color w:val="111111"/>
-                <w:sz w:val="19"/>
-                <w:szCs w:val="19"/>
+              <w:spacing w:after="0" w:line="220"/>
+            </w:pPr>
+            <w:r>
+              <w:rPr>
+                <w:rFonts w:ascii="Times New Roman" w:cs="Times New Roman" w:eastAsia="Times New Roman" w:hAnsi="Times New Roman"/>
+                <w:b w:val="false"/>
+                <w:bCs w:val="false"/>
+                <w:i w:val="false"/>
+                <w:iCs w:val="false"/>
+                <w:color w:val="111111"/>
+                <w:sz w:val="17"/>
+                <w:szCs w:val="17"/>
               </w:rPr>
               <w:t xml:space="preserve">1 - B  ·  2 - A  ·  3 - B  ·  4 - C  ·  5 - D</w:t>
             </w:r>
@@ -7458,7 +7239,7 @@
           </w:tcPr>
           <w:p>
             <w:pPr>
-              <w:spacing w:after="0" w:line="270"/>
+              <w:spacing w:after="0" w:line="220"/>
               <w:jc w:val="center"/>
             </w:pPr>
             <w:r>
@@ -7469,8 +7250,8 @@
                 <w:i w:val="false"/>
                 <w:iCs w:val="false"/>
                 <w:color w:val="111111"/>
-                <w:sz w:val="19"/>
-                <w:szCs w:val="19"/>
+                <w:sz w:val="17"/>
+                <w:szCs w:val="17"/>
               </w:rPr>
               <w:t xml:space="preserve">4</w:t>
             </w:r>
@@ -7489,19 +7270,19 @@
           </w:tcPr>
           <w:p>
             <w:pPr>
-              <w:spacing w:after="0" w:line="270"/>
-              <w:jc w:val="center"/>
-            </w:pPr>
-            <w:r>
-              <w:rPr>
-                <w:rFonts w:ascii="Times New Roman" w:cs="Times New Roman" w:eastAsia="Times New Roman" w:hAnsi="Times New Roman"/>
-                <w:b w:val="false"/>
-                <w:bCs w:val="false"/>
-                <w:i w:val="false"/>
-                <w:iCs w:val="false"/>
-                <w:color w:val="111111"/>
-                <w:sz w:val="19"/>
-                <w:szCs w:val="19"/>
+              <w:spacing w:after="0" w:line="220"/>
+              <w:jc w:val="center"/>
+            </w:pPr>
+            <w:r>
+              <w:rPr>
+                <w:rFonts w:ascii="Times New Roman" w:cs="Times New Roman" w:eastAsia="Times New Roman" w:hAnsi="Times New Roman"/>
+                <w:b w:val="false"/>
+                <w:bCs w:val="false"/>
+                <w:i w:val="false"/>
+                <w:iCs w:val="false"/>
+                <w:color w:val="111111"/>
+                <w:sz w:val="17"/>
+                <w:szCs w:val="17"/>
               </w:rPr>
               <w:t xml:space="preserve">10</w:t>
             </w:r>
@@ -7520,18 +7301,18 @@
           </w:tcPr>
           <w:p>
             <w:pPr>
-              <w:spacing w:after="0" w:line="270"/>
-            </w:pPr>
-            <w:r>
-              <w:rPr>
-                <w:rFonts w:ascii="Times New Roman" w:cs="Times New Roman" w:eastAsia="Times New Roman" w:hAnsi="Times New Roman"/>
-                <w:b w:val="false"/>
-                <w:bCs w:val="false"/>
-                <w:i w:val="false"/>
-                <w:iCs w:val="false"/>
-                <w:color w:val="111111"/>
-                <w:sz w:val="19"/>
-                <w:szCs w:val="19"/>
+              <w:spacing w:after="0" w:line="220"/>
+            </w:pPr>
+            <w:r>
+              <w:rPr>
+                <w:rFonts w:ascii="Times New Roman" w:cs="Times New Roman" w:eastAsia="Times New Roman" w:hAnsi="Times New Roman"/>
+                <w:b w:val="false"/>
+                <w:bCs w:val="false"/>
+                <w:i w:val="false"/>
+                <w:iCs w:val="false"/>
+                <w:color w:val="111111"/>
+                <w:sz w:val="17"/>
+                <w:szCs w:val="17"/>
               </w:rPr>
               <w:t xml:space="preserve">1 - c  ·  2 - e  ·  3 - a  ·  4 - b  ·  5 - d</w:t>
             </w:r>
@@ -7552,7 +7333,7 @@
           </w:tcPr>
           <w:p>
             <w:pPr>
-              <w:spacing w:after="0" w:line="270"/>
+              <w:spacing w:after="0" w:line="220"/>
               <w:jc w:val="center"/>
             </w:pPr>
             <w:r>
@@ -7563,8 +7344,8 @@
                 <w:i w:val="false"/>
                 <w:iCs w:val="false"/>
                 <w:color w:val="111111"/>
-                <w:sz w:val="19"/>
-                <w:szCs w:val="19"/>
+                <w:sz w:val="17"/>
+                <w:szCs w:val="17"/>
               </w:rPr>
               <w:t xml:space="preserve">5</w:t>
             </w:r>
@@ -7583,19 +7364,19 @@
           </w:tcPr>
           <w:p>
             <w:pPr>
-              <w:spacing w:after="0" w:line="270"/>
-              <w:jc w:val="center"/>
-            </w:pPr>
-            <w:r>
-              <w:rPr>
-                <w:rFonts w:ascii="Times New Roman" w:cs="Times New Roman" w:eastAsia="Times New Roman" w:hAnsi="Times New Roman"/>
-                <w:b w:val="false"/>
-                <w:bCs w:val="false"/>
-                <w:i w:val="false"/>
-                <w:iCs w:val="false"/>
-                <w:color w:val="111111"/>
-                <w:sz w:val="19"/>
-                <w:szCs w:val="19"/>
+              <w:spacing w:after="0" w:line="220"/>
+              <w:jc w:val="center"/>
+            </w:pPr>
+            <w:r>
+              <w:rPr>
+                <w:rFonts w:ascii="Times New Roman" w:cs="Times New Roman" w:eastAsia="Times New Roman" w:hAnsi="Times New Roman"/>
+                <w:b w:val="false"/>
+                <w:bCs w:val="false"/>
+                <w:i w:val="false"/>
+                <w:iCs w:val="false"/>
+                <w:color w:val="111111"/>
+                <w:sz w:val="17"/>
+                <w:szCs w:val="17"/>
               </w:rPr>
               <w:t xml:space="preserve">10</w:t>
             </w:r>
@@ -7615,7 +7396,7 @@
           <w:p>
             <w:pPr>
               <w:bidi/>
-              <w:spacing w:after="0" w:line="320"/>
+              <w:spacing w:after="0" w:line="220"/>
             </w:pPr>
             <w:r>
               <w:rPr>
@@ -7623,8 +7404,8 @@
                 <w:b w:val="false"/>
                 <w:bCs w:val="false"/>
                 <w:color w:val="111111"/>
-                <w:sz w:val="27"/>
-                <w:szCs w:val="27"/>
+                <w:sz w:val="25"/>
+                <w:szCs w:val="25"/>
                 <w:rtl/>
               </w:rPr>
               <w:t xml:space="preserve">مُهَنْدِسٌ ، الْمُسْتَشْفَى ، مُحَامٍ ، الْمَزْرَعَةِ ، طَبِيبًا</w:t>
@@ -7646,7 +7427,7 @@
           </w:tcPr>
           <w:p>
             <w:pPr>
-              <w:spacing w:after="0" w:line="270"/>
+              <w:spacing w:after="0" w:line="220"/>
               <w:jc w:val="center"/>
             </w:pPr>
             <w:r>
@@ -7657,8 +7438,8 @@
                 <w:i w:val="false"/>
                 <w:iCs w:val="false"/>
                 <w:color w:val="111111"/>
-                <w:sz w:val="19"/>
-                <w:szCs w:val="19"/>
+                <w:sz w:val="17"/>
+                <w:szCs w:val="17"/>
               </w:rPr>
               <w:t xml:space="preserve">6</w:t>
             </w:r>
@@ -7677,19 +7458,19 @@
           </w:tcPr>
           <w:p>
             <w:pPr>
-              <w:spacing w:after="0" w:line="270"/>
-              <w:jc w:val="center"/>
-            </w:pPr>
-            <w:r>
-              <w:rPr>
-                <w:rFonts w:ascii="Times New Roman" w:cs="Times New Roman" w:eastAsia="Times New Roman" w:hAnsi="Times New Roman"/>
-                <w:b w:val="false"/>
-                <w:bCs w:val="false"/>
-                <w:i w:val="false"/>
-                <w:iCs w:val="false"/>
-                <w:color w:val="111111"/>
-                <w:sz w:val="19"/>
-                <w:szCs w:val="19"/>
+              <w:spacing w:after="0" w:line="220"/>
+              <w:jc w:val="center"/>
+            </w:pPr>
+            <w:r>
+              <w:rPr>
+                <w:rFonts w:ascii="Times New Roman" w:cs="Times New Roman" w:eastAsia="Times New Roman" w:hAnsi="Times New Roman"/>
+                <w:b w:val="false"/>
+                <w:bCs w:val="false"/>
+                <w:i w:val="false"/>
+                <w:iCs w:val="false"/>
+                <w:color w:val="111111"/>
+                <w:sz w:val="17"/>
+                <w:szCs w:val="17"/>
               </w:rPr>
               <w:t xml:space="preserve">10</w:t>
             </w:r>
@@ -7708,18 +7489,18 @@
           </w:tcPr>
           <w:p>
             <w:pPr>
-              <w:spacing w:after="0" w:line="270"/>
-            </w:pPr>
-            <w:r>
-              <w:rPr>
-                <w:rFonts w:ascii="Times New Roman" w:cs="Times New Roman" w:eastAsia="Times New Roman" w:hAnsi="Times New Roman"/>
-                <w:b w:val="false"/>
-                <w:bCs w:val="false"/>
-                <w:i w:val="false"/>
-                <w:iCs w:val="false"/>
-                <w:color w:val="111111"/>
-                <w:sz w:val="19"/>
-                <w:szCs w:val="19"/>
+              <w:spacing w:after="0" w:line="220"/>
+            </w:pPr>
+            <w:r>
+              <w:rPr>
+                <w:rFonts w:ascii="Times New Roman" w:cs="Times New Roman" w:eastAsia="Times New Roman" w:hAnsi="Times New Roman"/>
+                <w:b w:val="false"/>
+                <w:bCs w:val="false"/>
+                <w:i w:val="false"/>
+                <w:iCs w:val="false"/>
+                <w:color w:val="111111"/>
+                <w:sz w:val="17"/>
+                <w:szCs w:val="17"/>
               </w:rPr>
               <w:t xml:space="preserve">ben · o (erkek) · sen (kız) · biz · onlar (erkekler)</w:t>
             </w:r>
@@ -7740,7 +7521,7 @@
           </w:tcPr>
           <w:p>
             <w:pPr>
-              <w:spacing w:after="0" w:line="270"/>
+              <w:spacing w:after="0" w:line="220"/>
               <w:jc w:val="center"/>
             </w:pPr>
             <w:r>
@@ -7751,8 +7532,8 @@
                 <w:i w:val="false"/>
                 <w:iCs w:val="false"/>
                 <w:color w:val="111111"/>
-                <w:sz w:val="19"/>
-                <w:szCs w:val="19"/>
+                <w:sz w:val="17"/>
+                <w:szCs w:val="17"/>
               </w:rPr>
               <w:t xml:space="preserve">7</w:t>
             </w:r>
@@ -7771,19 +7552,19 @@
           </w:tcPr>
           <w:p>
             <w:pPr>
-              <w:spacing w:after="0" w:line="270"/>
-              <w:jc w:val="center"/>
-            </w:pPr>
-            <w:r>
-              <w:rPr>
-                <w:rFonts w:ascii="Times New Roman" w:cs="Times New Roman" w:eastAsia="Times New Roman" w:hAnsi="Times New Roman"/>
-                <w:b w:val="false"/>
-                <w:bCs w:val="false"/>
-                <w:i w:val="false"/>
-                <w:iCs w:val="false"/>
-                <w:color w:val="111111"/>
-                <w:sz w:val="19"/>
-                <w:szCs w:val="19"/>
+              <w:spacing w:after="0" w:line="220"/>
+              <w:jc w:val="center"/>
+            </w:pPr>
+            <w:r>
+              <w:rPr>
+                <w:rFonts w:ascii="Times New Roman" w:cs="Times New Roman" w:eastAsia="Times New Roman" w:hAnsi="Times New Roman"/>
+                <w:b w:val="false"/>
+                <w:bCs w:val="false"/>
+                <w:i w:val="false"/>
+                <w:iCs w:val="false"/>
+                <w:color w:val="111111"/>
+                <w:sz w:val="17"/>
+                <w:szCs w:val="17"/>
               </w:rPr>
               <w:t xml:space="preserve">15</w:t>
             </w:r>
@@ -7803,7 +7584,7 @@
           <w:p>
             <w:pPr>
               <w:bidi/>
-              <w:spacing w:after="0" w:line="320"/>
+              <w:spacing w:after="0" w:line="220"/>
             </w:pPr>
             <w:r>
               <w:rPr>
@@ -7811,8 +7592,8 @@
                 <w:b w:val="false"/>
                 <w:bCs w:val="false"/>
                 <w:color w:val="111111"/>
-                <w:sz w:val="27"/>
-                <w:szCs w:val="27"/>
+                <w:sz w:val="25"/>
+                <w:szCs w:val="25"/>
                 <w:rtl/>
               </w:rPr>
               <w:t xml:space="preserve">هُوَ فِي الصَّفِّ السَّابِعِ. · هُوَ مُهَنْدِسٌ.</w:t>
@@ -7821,7 +7602,7 @@
           <w:p>
             <w:pPr>
               <w:bidi/>
-              <w:spacing w:after="0" w:line="320"/>
+              <w:spacing w:after="0" w:line="220"/>
             </w:pPr>
             <w:r>
               <w:rPr>
@@ -7829,8 +7610,8 @@
                 <w:b w:val="false"/>
                 <w:bCs w:val="false"/>
                 <w:color w:val="111111"/>
-                <w:sz w:val="27"/>
-                <w:szCs w:val="27"/>
+                <w:sz w:val="25"/>
+                <w:szCs w:val="25"/>
                 <w:rtl/>
               </w:rPr>
               <w:t xml:space="preserve">هِيَ تَعْمَلُ فِي الْمُسْتَشْفَى. · هِيَ مُمَرِّضَةٌ.</w:t>
@@ -7839,7 +7620,7 @@
           <w:p>
             <w:pPr>
               <w:bidi/>
-              <w:spacing w:after="0" w:line="320"/>
+              <w:spacing w:after="0" w:line="220"/>
             </w:pPr>
             <w:r>
               <w:rPr>
@@ -7847,8 +7628,8 @@
                 <w:b w:val="false"/>
                 <w:bCs w:val="false"/>
                 <w:color w:val="111111"/>
-                <w:sz w:val="27"/>
-                <w:szCs w:val="27"/>
+                <w:sz w:val="25"/>
+                <w:szCs w:val="25"/>
                 <w:rtl/>
               </w:rPr>
               <w:t xml:space="preserve">سَيَكُونُ طَبِيبًا.</w:t>
@@ -7870,7 +7651,7 @@
           </w:tcPr>
           <w:p>
             <w:pPr>
-              <w:spacing w:after="0" w:line="270"/>
+              <w:spacing w:after="0" w:line="220"/>
               <w:jc w:val="center"/>
             </w:pPr>
             <w:r>
@@ -7881,8 +7662,8 @@
                 <w:i w:val="false"/>
                 <w:iCs w:val="false"/>
                 <w:color w:val="111111"/>
-                <w:sz w:val="19"/>
-                <w:szCs w:val="19"/>
+                <w:sz w:val="17"/>
+                <w:szCs w:val="17"/>
               </w:rPr>
               <w:t xml:space="preserve">8</w:t>
             </w:r>
@@ -7901,19 +7682,19 @@
           </w:tcPr>
           <w:p>
             <w:pPr>
-              <w:spacing w:after="0" w:line="270"/>
-              <w:jc w:val="center"/>
-            </w:pPr>
-            <w:r>
-              <w:rPr>
-                <w:rFonts w:ascii="Times New Roman" w:cs="Times New Roman" w:eastAsia="Times New Roman" w:hAnsi="Times New Roman"/>
-                <w:b w:val="false"/>
-                <w:bCs w:val="false"/>
-                <w:i w:val="false"/>
-                <w:iCs w:val="false"/>
-                <w:color w:val="111111"/>
-                <w:sz w:val="19"/>
-                <w:szCs w:val="19"/>
+              <w:spacing w:after="0" w:line="220"/>
+              <w:jc w:val="center"/>
+            </w:pPr>
+            <w:r>
+              <w:rPr>
+                <w:rFonts w:ascii="Times New Roman" w:cs="Times New Roman" w:eastAsia="Times New Roman" w:hAnsi="Times New Roman"/>
+                <w:b w:val="false"/>
+                <w:bCs w:val="false"/>
+                <w:i w:val="false"/>
+                <w:iCs w:val="false"/>
+                <w:color w:val="111111"/>
+                <w:sz w:val="17"/>
+                <w:szCs w:val="17"/>
               </w:rPr>
               <w:t xml:space="preserve">15</w:t>
             </w:r>
@@ -7932,18 +7713,18 @@
           </w:tcPr>
           <w:p>
             <w:pPr>
-              <w:spacing w:after="0" w:line="270"/>
-            </w:pPr>
-            <w:r>
-              <w:rPr>
-                <w:rFonts w:ascii="Times New Roman" w:cs="Times New Roman" w:eastAsia="Times New Roman" w:hAnsi="Times New Roman"/>
-                <w:b w:val="false"/>
-                <w:bCs w:val="false"/>
-                <w:i w:val="false"/>
-                <w:iCs w:val="false"/>
-                <w:color w:val="111111"/>
-                <w:sz w:val="19"/>
-                <w:szCs w:val="19"/>
+              <w:spacing w:after="0" w:line="220"/>
+            </w:pPr>
+            <w:r>
+              <w:rPr>
+                <w:rFonts w:ascii="Times New Roman" w:cs="Times New Roman" w:eastAsia="Times New Roman" w:hAnsi="Times New Roman"/>
+                <w:b w:val="false"/>
+                <w:bCs w:val="false"/>
+                <w:i w:val="false"/>
+                <w:iCs w:val="false"/>
+                <w:color w:val="111111"/>
+                <w:sz w:val="17"/>
+                <w:szCs w:val="17"/>
               </w:rPr>
               <w:t xml:space="preserve">Dereceli puanlama anahtarına göre değerlendirilir.</w:t>
             </w:r>
@@ -7953,7 +7734,7 @@
     </w:tbl>
     <w:p>
       <w:pPr>
-        <w:spacing w:after="110"/>
+        <w:spacing w:after="44"/>
       </w:pPr>
       <w:r>
         <w:rPr>
@@ -7963,8 +7744,8 @@
           <w:i w:val="false"/>
           <w:iCs w:val="false"/>
           <w:color w:val="111111"/>
-          <w:sz w:val="21"/>
-          <w:szCs w:val="21"/>
+          <w:sz w:val="18"/>
+          <w:szCs w:val="18"/>
         </w:rPr>
         <w:t xml:space="preserve"/>
       </w:r>
@@ -7972,7 +7753,7 @@
     <w:p>
       <w:pPr>
         <w:keepNext w:val="false"/>
-        <w:spacing w:after="90" w:before="0" w:line="280"/>
+        <w:spacing w:after="36" w:before="0" w:line="220"/>
       </w:pPr>
       <w:r>
         <w:rPr>
@@ -7982,8 +7763,8 @@
           <w:i w:val="false"/>
           <w:iCs w:val="false"/>
           <w:color w:val="111111"/>
-          <w:sz w:val="20"/>
-          <w:szCs w:val="20"/>
+          <w:sz w:val="17"/>
+          <w:szCs w:val="17"/>
         </w:rPr>
         <w:t xml:space="preserve">8. soru (yazma görevi) için dereceli puanlama anahtarı</w:t>
       </w:r>
@@ -8023,7 +7804,7 @@
           </w:tcPr>
           <w:p>
             <w:pPr>
-              <w:spacing w:after="0" w:line="270"/>
+              <w:spacing w:after="0" w:line="220"/>
               <w:jc w:val="center"/>
             </w:pPr>
             <w:r>
@@ -8034,28 +7815,528 @@
                 <w:i w:val="false"/>
                 <w:iCs w:val="false"/>
                 <w:color w:val="111111"/>
+                <w:sz w:val="16"/>
+                <w:szCs w:val="16"/>
+              </w:rPr>
+              <w:t xml:space="preserve">Ölçüt</w:t>
+            </w:r>
+          </w:p>
+        </w:tc>
+        <w:tc>
+          <w:tcPr>
+            <w:tcW w:type="dxa" w:w="6164"/>
+            <w:shd w:fill="E7EEF5" w:color="auto" w:val="clear"/>
+            <w:tcMar>
+              <w:top w:type="dxa" w:w="60"/>
+              <w:left w:type="dxa" w:w="90"/>
+              <w:bottom w:type="dxa" w:w="60"/>
+              <w:right w:type="dxa" w:w="90"/>
+            </w:tcMar>
+            <w:vAlign w:val="center"/>
+          </w:tcPr>
+          <w:p>
+            <w:pPr>
+              <w:spacing w:after="0" w:line="220"/>
+              <w:jc w:val="center"/>
+            </w:pPr>
+            <w:r>
+              <w:rPr>
+                <w:rFonts w:ascii="Times New Roman" w:cs="Times New Roman" w:eastAsia="Times New Roman" w:hAnsi="Times New Roman"/>
+                <w:b/>
+                <w:bCs/>
+                <w:i w:val="false"/>
+                <w:iCs w:val="false"/>
+                <w:color w:val="111111"/>
+                <w:sz w:val="16"/>
+                <w:szCs w:val="16"/>
+              </w:rPr>
+              <w:t xml:space="preserve">Beklenen davranış</w:t>
+            </w:r>
+          </w:p>
+        </w:tc>
+        <w:tc>
+          <w:tcPr>
+            <w:tcW w:type="dxa" w:w="1100"/>
+            <w:shd w:fill="E7EEF5" w:color="auto" w:val="clear"/>
+            <w:tcMar>
+              <w:top w:type="dxa" w:w="60"/>
+              <w:left w:type="dxa" w:w="90"/>
+              <w:bottom w:type="dxa" w:w="60"/>
+              <w:right w:type="dxa" w:w="90"/>
+            </w:tcMar>
+            <w:vAlign w:val="center"/>
+          </w:tcPr>
+          <w:p>
+            <w:pPr>
+              <w:spacing w:after="0" w:line="220"/>
+              <w:jc w:val="center"/>
+            </w:pPr>
+            <w:r>
+              <w:rPr>
+                <w:rFonts w:ascii="Times New Roman" w:cs="Times New Roman" w:eastAsia="Times New Roman" w:hAnsi="Times New Roman"/>
+                <w:b/>
+                <w:bCs/>
+                <w:i w:val="false"/>
+                <w:iCs w:val="false"/>
+                <w:color w:val="111111"/>
+                <w:sz w:val="16"/>
+                <w:szCs w:val="16"/>
+              </w:rPr>
+              <w:t xml:space="preserve">Puan</w:t>
+            </w:r>
+          </w:p>
+        </w:tc>
+      </w:tr>
+      <w:tr>
+        <w:tc>
+          <w:tcPr>
+            <w:tcW w:type="dxa" w:w="2600"/>
+            <w:tcMar>
+              <w:top w:type="dxa" w:w="30"/>
+              <w:left w:type="dxa" w:w="90"/>
+              <w:bottom w:type="dxa" w:w="30"/>
+              <w:right w:type="dxa" w:w="90"/>
+            </w:tcMar>
+            <w:vAlign w:val="center"/>
+          </w:tcPr>
+          <w:p>
+            <w:pPr>
+              <w:spacing w:after="0" w:line="220"/>
+            </w:pPr>
+            <w:r>
+              <w:rPr>
+                <w:rFonts w:ascii="Times New Roman" w:cs="Times New Roman" w:eastAsia="Times New Roman" w:hAnsi="Times New Roman"/>
+                <w:b/>
+                <w:bCs/>
+                <w:i w:val="false"/>
+                <w:iCs w:val="false"/>
+                <w:color w:val="111111"/>
+                <w:sz w:val="17"/>
+                <w:szCs w:val="17"/>
+              </w:rPr>
+              <w:t xml:space="preserve">Görevin yerine getirilmesi</w:t>
+            </w:r>
+          </w:p>
+        </w:tc>
+        <w:tc>
+          <w:tcPr>
+            <w:tcW w:type="dxa" w:w="6164"/>
+            <w:tcMar>
+              <w:top w:type="dxa" w:w="30"/>
+              <w:left w:type="dxa" w:w="90"/>
+              <w:bottom w:type="dxa" w:w="30"/>
+              <w:right w:type="dxa" w:w="90"/>
+            </w:tcMar>
+            <w:vAlign w:val="center"/>
+          </w:tcPr>
+          <w:p>
+            <w:pPr>
+              <w:spacing w:after="0" w:line="220"/>
+            </w:pPr>
+            <w:r>
+              <w:rPr>
+                <w:rFonts w:ascii="Times New Roman" w:cs="Times New Roman" w:eastAsia="Times New Roman" w:hAnsi="Times New Roman"/>
+                <w:b w:val="false"/>
+                <w:bCs w:val="false"/>
+                <w:i w:val="false"/>
+                <w:iCs w:val="false"/>
+                <w:color w:val="111111"/>
+                <w:sz w:val="17"/>
+                <w:szCs w:val="17"/>
+              </w:rPr>
+              <w:t xml:space="preserve">Ailesinin mesleklerini ve hayalini en az altı satırda anlatır.</w:t>
+            </w:r>
+          </w:p>
+        </w:tc>
+        <w:tc>
+          <w:tcPr>
+            <w:tcW w:type="dxa" w:w="1100"/>
+            <w:tcMar>
+              <w:top w:type="dxa" w:w="30"/>
+              <w:left w:type="dxa" w:w="90"/>
+              <w:bottom w:type="dxa" w:w="30"/>
+              <w:right w:type="dxa" w:w="90"/>
+            </w:tcMar>
+            <w:vAlign w:val="center"/>
+          </w:tcPr>
+          <w:p>
+            <w:pPr>
+              <w:spacing w:after="0" w:line="220"/>
+              <w:jc w:val="center"/>
+            </w:pPr>
+            <w:r>
+              <w:rPr>
+                <w:rFonts w:ascii="Times New Roman" w:cs="Times New Roman" w:eastAsia="Times New Roman" w:hAnsi="Times New Roman"/>
+                <w:b w:val="false"/>
+                <w:bCs w:val="false"/>
+                <w:i w:val="false"/>
+                <w:iCs w:val="false"/>
+                <w:color w:val="111111"/>
+                <w:sz w:val="17"/>
+                <w:szCs w:val="17"/>
+              </w:rPr>
+              <w:t xml:space="preserve">5</w:t>
+            </w:r>
+          </w:p>
+        </w:tc>
+      </w:tr>
+      <w:tr>
+        <w:tc>
+          <w:tcPr>
+            <w:tcW w:type="dxa" w:w="2600"/>
+            <w:tcMar>
+              <w:top w:type="dxa" w:w="30"/>
+              <w:left w:type="dxa" w:w="90"/>
+              <w:bottom w:type="dxa" w:w="30"/>
+              <w:right w:type="dxa" w:w="90"/>
+            </w:tcMar>
+            <w:vAlign w:val="center"/>
+          </w:tcPr>
+          <w:p>
+            <w:pPr>
+              <w:spacing w:after="0" w:line="220"/>
+            </w:pPr>
+            <w:r>
+              <w:rPr>
+                <w:rFonts w:ascii="Times New Roman" w:cs="Times New Roman" w:eastAsia="Times New Roman" w:hAnsi="Times New Roman"/>
+                <w:b/>
+                <w:bCs/>
+                <w:i w:val="false"/>
+                <w:iCs w:val="false"/>
+                <w:color w:val="111111"/>
+                <w:sz w:val="17"/>
+                <w:szCs w:val="17"/>
+              </w:rPr>
+              <w:t xml:space="preserve">Söz varlığı</w:t>
+            </w:r>
+          </w:p>
+        </w:tc>
+        <w:tc>
+          <w:tcPr>
+            <w:tcW w:type="dxa" w:w="6164"/>
+            <w:tcMar>
+              <w:top w:type="dxa" w:w="30"/>
+              <w:left w:type="dxa" w:w="90"/>
+              <w:bottom w:type="dxa" w:w="30"/>
+              <w:right w:type="dxa" w:w="90"/>
+            </w:tcMar>
+            <w:vAlign w:val="center"/>
+          </w:tcPr>
+          <w:p>
+            <w:pPr>
+              <w:spacing w:after="0" w:line="220"/>
+            </w:pPr>
+            <w:r>
+              <w:rPr>
+                <w:rFonts w:ascii="Times New Roman" w:cs="Times New Roman" w:eastAsia="Times New Roman" w:hAnsi="Times New Roman"/>
+                <w:b w:val="false"/>
+                <w:bCs w:val="false"/>
+                <w:i w:val="false"/>
+                <w:iCs w:val="false"/>
+                <w:color w:val="111111"/>
+                <w:sz w:val="17"/>
+                <w:szCs w:val="17"/>
+              </w:rPr>
+              <w:t xml:space="preserve">Meslek ve iş yeri sözcüklerini bağlama uygun kullanır.</w:t>
+            </w:r>
+          </w:p>
+        </w:tc>
+        <w:tc>
+          <w:tcPr>
+            <w:tcW w:type="dxa" w:w="1100"/>
+            <w:tcMar>
+              <w:top w:type="dxa" w:w="30"/>
+              <w:left w:type="dxa" w:w="90"/>
+              <w:bottom w:type="dxa" w:w="30"/>
+              <w:right w:type="dxa" w:w="90"/>
+            </w:tcMar>
+            <w:vAlign w:val="center"/>
+          </w:tcPr>
+          <w:p>
+            <w:pPr>
+              <w:spacing w:after="0" w:line="220"/>
+              <w:jc w:val="center"/>
+            </w:pPr>
+            <w:r>
+              <w:rPr>
+                <w:rFonts w:ascii="Times New Roman" w:cs="Times New Roman" w:eastAsia="Times New Roman" w:hAnsi="Times New Roman"/>
+                <w:b w:val="false"/>
+                <w:bCs w:val="false"/>
+                <w:i w:val="false"/>
+                <w:iCs w:val="false"/>
+                <w:color w:val="111111"/>
+                <w:sz w:val="17"/>
+                <w:szCs w:val="17"/>
+              </w:rPr>
+              <w:t xml:space="preserve">4</w:t>
+            </w:r>
+          </w:p>
+        </w:tc>
+      </w:tr>
+      <w:tr>
+        <w:tc>
+          <w:tcPr>
+            <w:tcW w:type="dxa" w:w="2600"/>
+            <w:tcMar>
+              <w:top w:type="dxa" w:w="30"/>
+              <w:left w:type="dxa" w:w="90"/>
+              <w:bottom w:type="dxa" w:w="30"/>
+              <w:right w:type="dxa" w:w="90"/>
+            </w:tcMar>
+            <w:vAlign w:val="center"/>
+          </w:tcPr>
+          <w:p>
+            <w:pPr>
+              <w:spacing w:after="0" w:line="220"/>
+            </w:pPr>
+            <w:r>
+              <w:rPr>
+                <w:rFonts w:ascii="Times New Roman" w:cs="Times New Roman" w:eastAsia="Times New Roman" w:hAnsi="Times New Roman"/>
+                <w:b/>
+                <w:bCs/>
+                <w:i w:val="false"/>
+                <w:iCs w:val="false"/>
+                <w:color w:val="111111"/>
+                <w:sz w:val="17"/>
+                <w:szCs w:val="17"/>
+              </w:rPr>
+              <w:t xml:space="preserve">Dil bilgisi</w:t>
+            </w:r>
+          </w:p>
+        </w:tc>
+        <w:tc>
+          <w:tcPr>
+            <w:tcW w:type="dxa" w:w="6164"/>
+            <w:tcMar>
+              <w:top w:type="dxa" w:w="30"/>
+              <w:left w:type="dxa" w:w="90"/>
+              <w:bottom w:type="dxa" w:w="30"/>
+              <w:right w:type="dxa" w:w="90"/>
+            </w:tcMar>
+            <w:vAlign w:val="center"/>
+          </w:tcPr>
+          <w:p>
+            <w:pPr>
+              <w:spacing w:after="0" w:line="220"/>
+            </w:pPr>
+            <w:r>
+              <w:rPr>
+                <w:rFonts w:ascii="Times New Roman" w:cs="Times New Roman" w:eastAsia="Times New Roman" w:hAnsi="Times New Roman"/>
+                <w:b w:val="false"/>
+                <w:bCs w:val="false"/>
+                <w:i w:val="false"/>
+                <w:iCs w:val="false"/>
+                <w:color w:val="111111"/>
+                <w:sz w:val="17"/>
+                <w:szCs w:val="17"/>
+              </w:rPr>
+              <w:t xml:space="preserve">Muzari fiil çekimini ve gelecek zaman kalıbını doğru kullanır.</w:t>
+            </w:r>
+          </w:p>
+        </w:tc>
+        <w:tc>
+          <w:tcPr>
+            <w:tcW w:type="dxa" w:w="1100"/>
+            <w:tcMar>
+              <w:top w:type="dxa" w:w="30"/>
+              <w:left w:type="dxa" w:w="90"/>
+              <w:bottom w:type="dxa" w:w="30"/>
+              <w:right w:type="dxa" w:w="90"/>
+            </w:tcMar>
+            <w:vAlign w:val="center"/>
+          </w:tcPr>
+          <w:p>
+            <w:pPr>
+              <w:spacing w:after="0" w:line="220"/>
+              <w:jc w:val="center"/>
+            </w:pPr>
+            <w:r>
+              <w:rPr>
+                <w:rFonts w:ascii="Times New Roman" w:cs="Times New Roman" w:eastAsia="Times New Roman" w:hAnsi="Times New Roman"/>
+                <w:b w:val="false"/>
+                <w:bCs w:val="false"/>
+                <w:i w:val="false"/>
+                <w:iCs w:val="false"/>
+                <w:color w:val="111111"/>
+                <w:sz w:val="17"/>
+                <w:szCs w:val="17"/>
+              </w:rPr>
+              <w:t xml:space="preserve">3</w:t>
+            </w:r>
+          </w:p>
+        </w:tc>
+      </w:tr>
+      <w:tr>
+        <w:tc>
+          <w:tcPr>
+            <w:tcW w:type="dxa" w:w="2600"/>
+            <w:tcMar>
+              <w:top w:type="dxa" w:w="30"/>
+              <w:left w:type="dxa" w:w="90"/>
+              <w:bottom w:type="dxa" w:w="30"/>
+              <w:right w:type="dxa" w:w="90"/>
+            </w:tcMar>
+            <w:vAlign w:val="center"/>
+          </w:tcPr>
+          <w:p>
+            <w:pPr>
+              <w:spacing w:after="0" w:line="220"/>
+            </w:pPr>
+            <w:r>
+              <w:rPr>
+                <w:rFonts w:ascii="Times New Roman" w:cs="Times New Roman" w:eastAsia="Times New Roman" w:hAnsi="Times New Roman"/>
+                <w:b/>
+                <w:bCs/>
+                <w:i w:val="false"/>
+                <w:iCs w:val="false"/>
+                <w:color w:val="111111"/>
+                <w:sz w:val="17"/>
+                <w:szCs w:val="17"/>
+              </w:rPr>
+              <w:t xml:space="preserve">Yazım ve hareke</w:t>
+            </w:r>
+          </w:p>
+        </w:tc>
+        <w:tc>
+          <w:tcPr>
+            <w:tcW w:type="dxa" w:w="6164"/>
+            <w:tcMar>
+              <w:top w:type="dxa" w:w="30"/>
+              <w:left w:type="dxa" w:w="90"/>
+              <w:bottom w:type="dxa" w:w="30"/>
+              <w:right w:type="dxa" w:w="90"/>
+            </w:tcMar>
+            <w:vAlign w:val="center"/>
+          </w:tcPr>
+          <w:p>
+            <w:pPr>
+              <w:spacing w:after="0" w:line="220"/>
+            </w:pPr>
+            <w:r>
+              <w:rPr>
+                <w:rFonts w:ascii="Times New Roman" w:cs="Times New Roman" w:eastAsia="Times New Roman" w:hAnsi="Times New Roman"/>
+                <w:b w:val="false"/>
+                <w:bCs w:val="false"/>
+                <w:i w:val="false"/>
+                <w:iCs w:val="false"/>
+                <w:color w:val="111111"/>
+                <w:sz w:val="17"/>
+                <w:szCs w:val="17"/>
+              </w:rPr>
+              <w:t xml:space="preserve">Harf bitişimlerini ve harekeleri doğru yazar.</w:t>
+            </w:r>
+          </w:p>
+        </w:tc>
+        <w:tc>
+          <w:tcPr>
+            <w:tcW w:type="dxa" w:w="1100"/>
+            <w:tcMar>
+              <w:top w:type="dxa" w:w="30"/>
+              <w:left w:type="dxa" w:w="90"/>
+              <w:bottom w:type="dxa" w:w="30"/>
+              <w:right w:type="dxa" w:w="90"/>
+            </w:tcMar>
+            <w:vAlign w:val="center"/>
+          </w:tcPr>
+          <w:p>
+            <w:pPr>
+              <w:spacing w:after="0" w:line="220"/>
+              <w:jc w:val="center"/>
+            </w:pPr>
+            <w:r>
+              <w:rPr>
+                <w:rFonts w:ascii="Times New Roman" w:cs="Times New Roman" w:eastAsia="Times New Roman" w:hAnsi="Times New Roman"/>
+                <w:b w:val="false"/>
+                <w:bCs w:val="false"/>
+                <w:i w:val="false"/>
+                <w:iCs w:val="false"/>
+                <w:color w:val="111111"/>
+                <w:sz w:val="17"/>
+                <w:szCs w:val="17"/>
+              </w:rPr>
+              <w:t xml:space="preserve">3</w:t>
+            </w:r>
+          </w:p>
+        </w:tc>
+      </w:tr>
+      <w:tr>
+        <w:tc>
+          <w:tcPr>
+            <w:tcW w:type="dxa" w:w="2600"/>
+            <w:shd w:fill="D8E2EC" w:color="auto" w:val="clear"/>
+            <w:tcMar>
+              <w:top w:type="dxa" w:w="30"/>
+              <w:left w:type="dxa" w:w="90"/>
+              <w:bottom w:type="dxa" w:w="30"/>
+              <w:right w:type="dxa" w:w="90"/>
+            </w:tcMar>
+            <w:vAlign w:val="center"/>
+          </w:tcPr>
+          <w:p>
+            <w:pPr>
+              <w:spacing w:after="0" w:line="220"/>
+            </w:pPr>
+            <w:r>
+              <w:rPr>
+                <w:rFonts w:ascii="Times New Roman" w:cs="Times New Roman" w:eastAsia="Times New Roman" w:hAnsi="Times New Roman"/>
+                <w:b/>
+                <w:bCs/>
+                <w:i w:val="false"/>
+                <w:iCs w:val="false"/>
+                <w:color w:val="111111"/>
+                <w:sz w:val="17"/>
+                <w:szCs w:val="17"/>
+              </w:rPr>
+              <w:t xml:space="preserve">TOPLAM</w:t>
+            </w:r>
+          </w:p>
+        </w:tc>
+        <w:tc>
+          <w:tcPr>
+            <w:tcW w:type="dxa" w:w="6164"/>
+            <w:shd w:fill="D8E2EC" w:color="auto" w:val="clear"/>
+            <w:tcMar>
+              <w:top w:type="dxa" w:w="30"/>
+              <w:left w:type="dxa" w:w="90"/>
+              <w:bottom w:type="dxa" w:w="30"/>
+              <w:right w:type="dxa" w:w="90"/>
+            </w:tcMar>
+            <w:vAlign w:val="center"/>
+          </w:tcPr>
+          <w:p>
+            <w:pPr>
+              <w:spacing w:after="0" w:line="220"/>
+            </w:pPr>
+            <w:r>
+              <w:rPr>
+                <w:rFonts w:ascii="Times New Roman" w:cs="Times New Roman" w:eastAsia="Times New Roman" w:hAnsi="Times New Roman"/>
+                <w:b w:val="false"/>
+                <w:bCs w:val="false"/>
+                <w:i w:val="false"/>
+                <w:iCs w:val="false"/>
+                <w:color w:val="111111"/>
                 <w:sz w:val="18"/>
                 <w:szCs w:val="18"/>
               </w:rPr>
-              <w:t xml:space="preserve">Ölçüt</w:t>
-            </w:r>
-          </w:p>
-        </w:tc>
-        <w:tc>
-          <w:tcPr>
-            <w:tcW w:type="dxa" w:w="6164"/>
-            <w:shd w:fill="E7EEF5" w:color="auto" w:val="clear"/>
-            <w:tcMar>
-              <w:top w:type="dxa" w:w="60"/>
-              <w:left w:type="dxa" w:w="90"/>
-              <w:bottom w:type="dxa" w:w="60"/>
-              <w:right w:type="dxa" w:w="90"/>
-            </w:tcMar>
-            <w:vAlign w:val="center"/>
-          </w:tcPr>
-          <w:p>
-            <w:pPr>
-              <w:spacing w:after="0" w:line="270"/>
+              <w:t xml:space="preserve"/>
+            </w:r>
+          </w:p>
+        </w:tc>
+        <w:tc>
+          <w:tcPr>
+            <w:tcW w:type="dxa" w:w="1100"/>
+            <w:shd w:fill="D8E2EC" w:color="auto" w:val="clear"/>
+            <w:tcMar>
+              <w:top w:type="dxa" w:w="30"/>
+              <w:left w:type="dxa" w:w="90"/>
+              <w:bottom w:type="dxa" w:w="30"/>
+              <w:right w:type="dxa" w:w="90"/>
+            </w:tcMar>
+            <w:vAlign w:val="center"/>
+          </w:tcPr>
+          <w:p>
+            <w:pPr>
+              <w:spacing w:after="0" w:line="220"/>
               <w:jc w:val="center"/>
             </w:pPr>
             <w:r>
@@ -8066,508 +8347,8 @@
                 <w:i w:val="false"/>
                 <w:iCs w:val="false"/>
                 <w:color w:val="111111"/>
-                <w:sz w:val="18"/>
-                <w:szCs w:val="18"/>
-              </w:rPr>
-              <w:t xml:space="preserve">Beklenen davranış</w:t>
-            </w:r>
-          </w:p>
-        </w:tc>
-        <w:tc>
-          <w:tcPr>
-            <w:tcW w:type="dxa" w:w="1100"/>
-            <w:shd w:fill="E7EEF5" w:color="auto" w:val="clear"/>
-            <w:tcMar>
-              <w:top w:type="dxa" w:w="60"/>
-              <w:left w:type="dxa" w:w="90"/>
-              <w:bottom w:type="dxa" w:w="60"/>
-              <w:right w:type="dxa" w:w="90"/>
-            </w:tcMar>
-            <w:vAlign w:val="center"/>
-          </w:tcPr>
-          <w:p>
-            <w:pPr>
-              <w:spacing w:after="0" w:line="270"/>
-              <w:jc w:val="center"/>
-            </w:pPr>
-            <w:r>
-              <w:rPr>
-                <w:rFonts w:ascii="Times New Roman" w:cs="Times New Roman" w:eastAsia="Times New Roman" w:hAnsi="Times New Roman"/>
-                <w:b/>
-                <w:bCs/>
-                <w:i w:val="false"/>
-                <w:iCs w:val="false"/>
-                <w:color w:val="111111"/>
-                <w:sz w:val="18"/>
-                <w:szCs w:val="18"/>
-              </w:rPr>
-              <w:t xml:space="preserve">Puan</w:t>
-            </w:r>
-          </w:p>
-        </w:tc>
-      </w:tr>
-      <w:tr>
-        <w:tc>
-          <w:tcPr>
-            <w:tcW w:type="dxa" w:w="2600"/>
-            <w:tcMar>
-              <w:top w:type="dxa" w:w="30"/>
-              <w:left w:type="dxa" w:w="90"/>
-              <w:bottom w:type="dxa" w:w="30"/>
-              <w:right w:type="dxa" w:w="90"/>
-            </w:tcMar>
-            <w:vAlign w:val="center"/>
-          </w:tcPr>
-          <w:p>
-            <w:pPr>
-              <w:spacing w:after="0" w:line="270"/>
-            </w:pPr>
-            <w:r>
-              <w:rPr>
-                <w:rFonts w:ascii="Times New Roman" w:cs="Times New Roman" w:eastAsia="Times New Roman" w:hAnsi="Times New Roman"/>
-                <w:b/>
-                <w:bCs/>
-                <w:i w:val="false"/>
-                <w:iCs w:val="false"/>
-                <w:color w:val="111111"/>
-                <w:sz w:val="19"/>
-                <w:szCs w:val="19"/>
-              </w:rPr>
-              <w:t xml:space="preserve">Görevin yerine getirilmesi</w:t>
-            </w:r>
-          </w:p>
-        </w:tc>
-        <w:tc>
-          <w:tcPr>
-            <w:tcW w:type="dxa" w:w="6164"/>
-            <w:tcMar>
-              <w:top w:type="dxa" w:w="30"/>
-              <w:left w:type="dxa" w:w="90"/>
-              <w:bottom w:type="dxa" w:w="30"/>
-              <w:right w:type="dxa" w:w="90"/>
-            </w:tcMar>
-            <w:vAlign w:val="center"/>
-          </w:tcPr>
-          <w:p>
-            <w:pPr>
-              <w:spacing w:after="0" w:line="270"/>
-            </w:pPr>
-            <w:r>
-              <w:rPr>
-                <w:rFonts w:ascii="Times New Roman" w:cs="Times New Roman" w:eastAsia="Times New Roman" w:hAnsi="Times New Roman"/>
-                <w:b w:val="false"/>
-                <w:bCs w:val="false"/>
-                <w:i w:val="false"/>
-                <w:iCs w:val="false"/>
-                <w:color w:val="111111"/>
-                <w:sz w:val="19"/>
-                <w:szCs w:val="19"/>
-              </w:rPr>
-              <w:t xml:space="preserve">Ailesinin mesleklerini ve hayalini en az altı satırda anlatır.</w:t>
-            </w:r>
-          </w:p>
-        </w:tc>
-        <w:tc>
-          <w:tcPr>
-            <w:tcW w:type="dxa" w:w="1100"/>
-            <w:tcMar>
-              <w:top w:type="dxa" w:w="30"/>
-              <w:left w:type="dxa" w:w="90"/>
-              <w:bottom w:type="dxa" w:w="30"/>
-              <w:right w:type="dxa" w:w="90"/>
-            </w:tcMar>
-            <w:vAlign w:val="center"/>
-          </w:tcPr>
-          <w:p>
-            <w:pPr>
-              <w:spacing w:after="0" w:line="270"/>
-              <w:jc w:val="center"/>
-            </w:pPr>
-            <w:r>
-              <w:rPr>
-                <w:rFonts w:ascii="Times New Roman" w:cs="Times New Roman" w:eastAsia="Times New Roman" w:hAnsi="Times New Roman"/>
-                <w:b w:val="false"/>
-                <w:bCs w:val="false"/>
-                <w:i w:val="false"/>
-                <w:iCs w:val="false"/>
-                <w:color w:val="111111"/>
-                <w:sz w:val="19"/>
-                <w:szCs w:val="19"/>
-              </w:rPr>
-              <w:t xml:space="preserve">5</w:t>
-            </w:r>
-          </w:p>
-        </w:tc>
-      </w:tr>
-      <w:tr>
-        <w:tc>
-          <w:tcPr>
-            <w:tcW w:type="dxa" w:w="2600"/>
-            <w:tcMar>
-              <w:top w:type="dxa" w:w="30"/>
-              <w:left w:type="dxa" w:w="90"/>
-              <w:bottom w:type="dxa" w:w="30"/>
-              <w:right w:type="dxa" w:w="90"/>
-            </w:tcMar>
-            <w:vAlign w:val="center"/>
-          </w:tcPr>
-          <w:p>
-            <w:pPr>
-              <w:spacing w:after="0" w:line="270"/>
-            </w:pPr>
-            <w:r>
-              <w:rPr>
-                <w:rFonts w:ascii="Times New Roman" w:cs="Times New Roman" w:eastAsia="Times New Roman" w:hAnsi="Times New Roman"/>
-                <w:b/>
-                <w:bCs/>
-                <w:i w:val="false"/>
-                <w:iCs w:val="false"/>
-                <w:color w:val="111111"/>
-                <w:sz w:val="19"/>
-                <w:szCs w:val="19"/>
-              </w:rPr>
-              <w:t xml:space="preserve">Söz varlığı</w:t>
-            </w:r>
-          </w:p>
-        </w:tc>
-        <w:tc>
-          <w:tcPr>
-            <w:tcW w:type="dxa" w:w="6164"/>
-            <w:tcMar>
-              <w:top w:type="dxa" w:w="30"/>
-              <w:left w:type="dxa" w:w="90"/>
-              <w:bottom w:type="dxa" w:w="30"/>
-              <w:right w:type="dxa" w:w="90"/>
-            </w:tcMar>
-            <w:vAlign w:val="center"/>
-          </w:tcPr>
-          <w:p>
-            <w:pPr>
-              <w:spacing w:after="0" w:line="270"/>
-            </w:pPr>
-            <w:r>
-              <w:rPr>
-                <w:rFonts w:ascii="Times New Roman" w:cs="Times New Roman" w:eastAsia="Times New Roman" w:hAnsi="Times New Roman"/>
-                <w:b w:val="false"/>
-                <w:bCs w:val="false"/>
-                <w:i w:val="false"/>
-                <w:iCs w:val="false"/>
-                <w:color w:val="111111"/>
-                <w:sz w:val="19"/>
-                <w:szCs w:val="19"/>
-              </w:rPr>
-              <w:t xml:space="preserve">Meslek ve iş yeri sözcüklerini bağlama uygun kullanır.</w:t>
-            </w:r>
-          </w:p>
-        </w:tc>
-        <w:tc>
-          <w:tcPr>
-            <w:tcW w:type="dxa" w:w="1100"/>
-            <w:tcMar>
-              <w:top w:type="dxa" w:w="30"/>
-              <w:left w:type="dxa" w:w="90"/>
-              <w:bottom w:type="dxa" w:w="30"/>
-              <w:right w:type="dxa" w:w="90"/>
-            </w:tcMar>
-            <w:vAlign w:val="center"/>
-          </w:tcPr>
-          <w:p>
-            <w:pPr>
-              <w:spacing w:after="0" w:line="270"/>
-              <w:jc w:val="center"/>
-            </w:pPr>
-            <w:r>
-              <w:rPr>
-                <w:rFonts w:ascii="Times New Roman" w:cs="Times New Roman" w:eastAsia="Times New Roman" w:hAnsi="Times New Roman"/>
-                <w:b w:val="false"/>
-                <w:bCs w:val="false"/>
-                <w:i w:val="false"/>
-                <w:iCs w:val="false"/>
-                <w:color w:val="111111"/>
-                <w:sz w:val="19"/>
-                <w:szCs w:val="19"/>
-              </w:rPr>
-              <w:t xml:space="preserve">4</w:t>
-            </w:r>
-          </w:p>
-        </w:tc>
-      </w:tr>
-      <w:tr>
-        <w:tc>
-          <w:tcPr>
-            <w:tcW w:type="dxa" w:w="2600"/>
-            <w:tcMar>
-              <w:top w:type="dxa" w:w="30"/>
-              <w:left w:type="dxa" w:w="90"/>
-              <w:bottom w:type="dxa" w:w="30"/>
-              <w:right w:type="dxa" w:w="90"/>
-            </w:tcMar>
-            <w:vAlign w:val="center"/>
-          </w:tcPr>
-          <w:p>
-            <w:pPr>
-              <w:spacing w:after="0" w:line="270"/>
-            </w:pPr>
-            <w:r>
-              <w:rPr>
-                <w:rFonts w:ascii="Times New Roman" w:cs="Times New Roman" w:eastAsia="Times New Roman" w:hAnsi="Times New Roman"/>
-                <w:b/>
-                <w:bCs/>
-                <w:i w:val="false"/>
-                <w:iCs w:val="false"/>
-                <w:color w:val="111111"/>
-                <w:sz w:val="19"/>
-                <w:szCs w:val="19"/>
-              </w:rPr>
-              <w:t xml:space="preserve">Dil bilgisi</w:t>
-            </w:r>
-          </w:p>
-        </w:tc>
-        <w:tc>
-          <w:tcPr>
-            <w:tcW w:type="dxa" w:w="6164"/>
-            <w:tcMar>
-              <w:top w:type="dxa" w:w="30"/>
-              <w:left w:type="dxa" w:w="90"/>
-              <w:bottom w:type="dxa" w:w="30"/>
-              <w:right w:type="dxa" w:w="90"/>
-            </w:tcMar>
-            <w:vAlign w:val="center"/>
-          </w:tcPr>
-          <w:p>
-            <w:pPr>
-              <w:spacing w:after="0" w:line="270"/>
-            </w:pPr>
-            <w:r>
-              <w:rPr>
-                <w:rFonts w:ascii="Times New Roman" w:cs="Times New Roman" w:eastAsia="Times New Roman" w:hAnsi="Times New Roman"/>
-                <w:b w:val="false"/>
-                <w:bCs w:val="false"/>
-                <w:i w:val="false"/>
-                <w:iCs w:val="false"/>
-                <w:color w:val="111111"/>
-                <w:sz w:val="19"/>
-                <w:szCs w:val="19"/>
-              </w:rPr>
-              <w:t xml:space="preserve">Muzari fiil çekimini ve gelecek zaman kalıbını doğru kullanır.</w:t>
-            </w:r>
-          </w:p>
-        </w:tc>
-        <w:tc>
-          <w:tcPr>
-            <w:tcW w:type="dxa" w:w="1100"/>
-            <w:tcMar>
-              <w:top w:type="dxa" w:w="30"/>
-              <w:left w:type="dxa" w:w="90"/>
-              <w:bottom w:type="dxa" w:w="30"/>
-              <w:right w:type="dxa" w:w="90"/>
-            </w:tcMar>
-            <w:vAlign w:val="center"/>
-          </w:tcPr>
-          <w:p>
-            <w:pPr>
-              <w:spacing w:after="0" w:line="270"/>
-              <w:jc w:val="center"/>
-            </w:pPr>
-            <w:r>
-              <w:rPr>
-                <w:rFonts w:ascii="Times New Roman" w:cs="Times New Roman" w:eastAsia="Times New Roman" w:hAnsi="Times New Roman"/>
-                <w:b w:val="false"/>
-                <w:bCs w:val="false"/>
-                <w:i w:val="false"/>
-                <w:iCs w:val="false"/>
-                <w:color w:val="111111"/>
-                <w:sz w:val="19"/>
-                <w:szCs w:val="19"/>
-              </w:rPr>
-              <w:t xml:space="preserve">3</w:t>
-            </w:r>
-          </w:p>
-        </w:tc>
-      </w:tr>
-      <w:tr>
-        <w:tc>
-          <w:tcPr>
-            <w:tcW w:type="dxa" w:w="2600"/>
-            <w:tcMar>
-              <w:top w:type="dxa" w:w="30"/>
-              <w:left w:type="dxa" w:w="90"/>
-              <w:bottom w:type="dxa" w:w="30"/>
-              <w:right w:type="dxa" w:w="90"/>
-            </w:tcMar>
-            <w:vAlign w:val="center"/>
-          </w:tcPr>
-          <w:p>
-            <w:pPr>
-              <w:spacing w:after="0" w:line="270"/>
-            </w:pPr>
-            <w:r>
-              <w:rPr>
-                <w:rFonts w:ascii="Times New Roman" w:cs="Times New Roman" w:eastAsia="Times New Roman" w:hAnsi="Times New Roman"/>
-                <w:b/>
-                <w:bCs/>
-                <w:i w:val="false"/>
-                <w:iCs w:val="false"/>
-                <w:color w:val="111111"/>
-                <w:sz w:val="19"/>
-                <w:szCs w:val="19"/>
-              </w:rPr>
-              <w:t xml:space="preserve">Yazım ve hareke</w:t>
-            </w:r>
-          </w:p>
-        </w:tc>
-        <w:tc>
-          <w:tcPr>
-            <w:tcW w:type="dxa" w:w="6164"/>
-            <w:tcMar>
-              <w:top w:type="dxa" w:w="30"/>
-              <w:left w:type="dxa" w:w="90"/>
-              <w:bottom w:type="dxa" w:w="30"/>
-              <w:right w:type="dxa" w:w="90"/>
-            </w:tcMar>
-            <w:vAlign w:val="center"/>
-          </w:tcPr>
-          <w:p>
-            <w:pPr>
-              <w:spacing w:after="0" w:line="270"/>
-            </w:pPr>
-            <w:r>
-              <w:rPr>
-                <w:rFonts w:ascii="Times New Roman" w:cs="Times New Roman" w:eastAsia="Times New Roman" w:hAnsi="Times New Roman"/>
-                <w:b w:val="false"/>
-                <w:bCs w:val="false"/>
-                <w:i w:val="false"/>
-                <w:iCs w:val="false"/>
-                <w:color w:val="111111"/>
-                <w:sz w:val="19"/>
-                <w:szCs w:val="19"/>
-              </w:rPr>
-              <w:t xml:space="preserve">Harf bitişimlerini ve harekeleri doğru yazar.</w:t>
-            </w:r>
-          </w:p>
-        </w:tc>
-        <w:tc>
-          <w:tcPr>
-            <w:tcW w:type="dxa" w:w="1100"/>
-            <w:tcMar>
-              <w:top w:type="dxa" w:w="30"/>
-              <w:left w:type="dxa" w:w="90"/>
-              <w:bottom w:type="dxa" w:w="30"/>
-              <w:right w:type="dxa" w:w="90"/>
-            </w:tcMar>
-            <w:vAlign w:val="center"/>
-          </w:tcPr>
-          <w:p>
-            <w:pPr>
-              <w:spacing w:after="0" w:line="270"/>
-              <w:jc w:val="center"/>
-            </w:pPr>
-            <w:r>
-              <w:rPr>
-                <w:rFonts w:ascii="Times New Roman" w:cs="Times New Roman" w:eastAsia="Times New Roman" w:hAnsi="Times New Roman"/>
-                <w:b w:val="false"/>
-                <w:bCs w:val="false"/>
-                <w:i w:val="false"/>
-                <w:iCs w:val="false"/>
-                <w:color w:val="111111"/>
-                <w:sz w:val="19"/>
-                <w:szCs w:val="19"/>
-              </w:rPr>
-              <w:t xml:space="preserve">3</w:t>
-            </w:r>
-          </w:p>
-        </w:tc>
-      </w:tr>
-      <w:tr>
-        <w:tc>
-          <w:tcPr>
-            <w:tcW w:type="dxa" w:w="2600"/>
-            <w:shd w:fill="D8E2EC" w:color="auto" w:val="clear"/>
-            <w:tcMar>
-              <w:top w:type="dxa" w:w="30"/>
-              <w:left w:type="dxa" w:w="90"/>
-              <w:bottom w:type="dxa" w:w="30"/>
-              <w:right w:type="dxa" w:w="90"/>
-            </w:tcMar>
-            <w:vAlign w:val="center"/>
-          </w:tcPr>
-          <w:p>
-            <w:pPr>
-              <w:spacing w:after="0" w:line="270"/>
-            </w:pPr>
-            <w:r>
-              <w:rPr>
-                <w:rFonts w:ascii="Times New Roman" w:cs="Times New Roman" w:eastAsia="Times New Roman" w:hAnsi="Times New Roman"/>
-                <w:b/>
-                <w:bCs/>
-                <w:i w:val="false"/>
-                <w:iCs w:val="false"/>
-                <w:color w:val="111111"/>
-                <w:sz w:val="19"/>
-                <w:szCs w:val="19"/>
-              </w:rPr>
-              <w:t xml:space="preserve">TOPLAM</w:t>
-            </w:r>
-          </w:p>
-        </w:tc>
-        <w:tc>
-          <w:tcPr>
-            <w:tcW w:type="dxa" w:w="6164"/>
-            <w:shd w:fill="D8E2EC" w:color="auto" w:val="clear"/>
-            <w:tcMar>
-              <w:top w:type="dxa" w:w="30"/>
-              <w:left w:type="dxa" w:w="90"/>
-              <w:bottom w:type="dxa" w:w="30"/>
-              <w:right w:type="dxa" w:w="90"/>
-            </w:tcMar>
-            <w:vAlign w:val="center"/>
-          </w:tcPr>
-          <w:p>
-            <w:pPr>
-              <w:spacing w:after="0" w:line="270"/>
-            </w:pPr>
-            <w:r>
-              <w:rPr>
-                <w:rFonts w:ascii="Times New Roman" w:cs="Times New Roman" w:eastAsia="Times New Roman" w:hAnsi="Times New Roman"/>
-                <w:b w:val="false"/>
-                <w:bCs w:val="false"/>
-                <w:i w:val="false"/>
-                <w:iCs w:val="false"/>
-                <w:color w:val="111111"/>
-                <w:sz w:val="21"/>
-                <w:szCs w:val="21"/>
-              </w:rPr>
-              <w:t xml:space="preserve"/>
-            </w:r>
-          </w:p>
-        </w:tc>
-        <w:tc>
-          <w:tcPr>
-            <w:tcW w:type="dxa" w:w="1100"/>
-            <w:shd w:fill="D8E2EC" w:color="auto" w:val="clear"/>
-            <w:tcMar>
-              <w:top w:type="dxa" w:w="30"/>
-              <w:left w:type="dxa" w:w="90"/>
-              <w:bottom w:type="dxa" w:w="30"/>
-              <w:right w:type="dxa" w:w="90"/>
-            </w:tcMar>
-            <w:vAlign w:val="center"/>
-          </w:tcPr>
-          <w:p>
-            <w:pPr>
-              <w:spacing w:after="0" w:line="270"/>
-              <w:jc w:val="center"/>
-            </w:pPr>
-            <w:r>
-              <w:rPr>
-                <w:rFonts w:ascii="Times New Roman" w:cs="Times New Roman" w:eastAsia="Times New Roman" w:hAnsi="Times New Roman"/>
-                <w:b/>
-                <w:bCs/>
-                <w:i w:val="false"/>
-                <w:iCs w:val="false"/>
-                <w:color w:val="111111"/>
-                <w:sz w:val="19"/>
-                <w:szCs w:val="19"/>
+                <w:sz w:val="17"/>
+                <w:szCs w:val="17"/>
               </w:rPr>
               <w:t xml:space="preserve">15</w:t>
             </w:r>
@@ -8577,7 +8358,7 @@
     </w:tbl>
     <w:p>
       <w:pPr>
-        <w:spacing w:after="110"/>
+        <w:spacing w:after="44"/>
       </w:pPr>
       <w:r>
         <w:rPr>
@@ -8587,8 +8368,8 @@
           <w:i w:val="false"/>
           <w:iCs w:val="false"/>
           <w:color w:val="111111"/>
-          <w:sz w:val="21"/>
-          <w:szCs w:val="21"/>
+          <w:sz w:val="18"/>
+          <w:szCs w:val="18"/>
         </w:rPr>
         <w:t xml:space="preserve"/>
       </w:r>
@@ -8596,7 +8377,7 @@
     <w:p>
       <w:pPr>
         <w:keepNext w:val="false"/>
-        <w:spacing w:after="90" w:before="0" w:line="280"/>
+        <w:spacing w:after="36" w:before="0" w:line="220"/>
       </w:pPr>
       <w:r>
         <w:rPr>
@@ -8606,8 +8387,8 @@
           <w:i w:val="false"/>
           <w:iCs w:val="false"/>
           <w:color w:val="111111"/>
-          <w:sz w:val="20"/>
-          <w:szCs w:val="20"/>
+          <w:sz w:val="17"/>
+          <w:szCs w:val="17"/>
         </w:rPr>
         <w:t xml:space="preserve">Öğrenme çıktısı / kazanım dağılımı</w:t>
       </w:r>
@@ -8648,7 +8429,7 @@
           </w:tcPr>
           <w:p>
             <w:pPr>
-              <w:spacing w:after="0" w:line="270"/>
+              <w:spacing w:after="0" w:line="220"/>
               <w:jc w:val="center"/>
             </w:pPr>
             <w:r>
@@ -8659,8 +8440,8 @@
                 <w:i w:val="false"/>
                 <w:iCs w:val="false"/>
                 <w:color w:val="111111"/>
-                <w:sz w:val="18"/>
-                <w:szCs w:val="18"/>
+                <w:sz w:val="16"/>
+                <w:szCs w:val="16"/>
               </w:rPr>
               <w:t xml:space="preserve">Soru</w:t>
             </w:r>
@@ -8680,7 +8461,7 @@
           </w:tcPr>
           <w:p>
             <w:pPr>
-              <w:spacing w:after="0" w:line="270"/>
+              <w:spacing w:after="0" w:line="220"/>
               <w:jc w:val="center"/>
             </w:pPr>
             <w:r>
@@ -8691,8 +8472,8 @@
                 <w:i w:val="false"/>
                 <w:iCs w:val="false"/>
                 <w:color w:val="111111"/>
-                <w:sz w:val="18"/>
-                <w:szCs w:val="18"/>
+                <w:sz w:val="16"/>
+                <w:szCs w:val="16"/>
               </w:rPr>
               <w:t xml:space="preserve">Kazanım</w:t>
             </w:r>
@@ -8712,7 +8493,7 @@
           </w:tcPr>
           <w:p>
             <w:pPr>
-              <w:spacing w:after="0" w:line="270"/>
+              <w:spacing w:after="0" w:line="220"/>
               <w:jc w:val="center"/>
             </w:pPr>
             <w:r>
@@ -8723,8 +8504,8 @@
                 <w:i w:val="false"/>
                 <w:iCs w:val="false"/>
                 <w:color w:val="111111"/>
-                <w:sz w:val="18"/>
-                <w:szCs w:val="18"/>
+                <w:sz w:val="16"/>
+                <w:szCs w:val="16"/>
               </w:rPr>
               <w:t xml:space="preserve">Beceri alanı</w:t>
             </w:r>
@@ -8744,7 +8525,7 @@
           </w:tcPr>
           <w:p>
             <w:pPr>
-              <w:spacing w:after="0" w:line="270"/>
+              <w:spacing w:after="0" w:line="220"/>
               <w:jc w:val="center"/>
             </w:pPr>
             <w:r>
@@ -8755,8 +8536,8 @@
                 <w:i w:val="false"/>
                 <w:iCs w:val="false"/>
                 <w:color w:val="111111"/>
-                <w:sz w:val="18"/>
-                <w:szCs w:val="18"/>
+                <w:sz w:val="16"/>
+                <w:szCs w:val="16"/>
               </w:rPr>
               <w:t xml:space="preserve">Puan</w:t>
             </w:r>
@@ -8777,7 +8558,7 @@
           </w:tcPr>
           <w:p>
             <w:pPr>
-              <w:spacing w:after="0" w:line="270"/>
+              <w:spacing w:after="0" w:line="220"/>
               <w:jc w:val="center"/>
             </w:pPr>
             <w:r>
@@ -8788,8 +8569,8 @@
                 <w:i w:val="false"/>
                 <w:iCs w:val="false"/>
                 <w:color w:val="111111"/>
-                <w:sz w:val="18"/>
-                <w:szCs w:val="18"/>
+                <w:sz w:val="16"/>
+                <w:szCs w:val="16"/>
               </w:rPr>
               <w:t xml:space="preserve">1</w:t>
             </w:r>
@@ -8808,18 +8589,18 @@
           </w:tcPr>
           <w:p>
             <w:pPr>
-              <w:spacing w:after="0" w:line="270"/>
-            </w:pPr>
-            <w:r>
-              <w:rPr>
-                <w:rFonts w:ascii="Times New Roman" w:cs="Times New Roman" w:eastAsia="Times New Roman" w:hAnsi="Times New Roman"/>
-                <w:b w:val="false"/>
-                <w:bCs w:val="false"/>
-                <w:i w:val="false"/>
-                <w:iCs w:val="false"/>
-                <w:color w:val="111111"/>
-                <w:sz w:val="17"/>
-                <w:szCs w:val="17"/>
+              <w:spacing w:after="0" w:line="220"/>
+            </w:pPr>
+            <w:r>
+              <w:rPr>
+                <w:rFonts w:ascii="Times New Roman" w:cs="Times New Roman" w:eastAsia="Times New Roman" w:hAnsi="Times New Roman"/>
+                <w:b w:val="false"/>
+                <w:bCs w:val="false"/>
+                <w:i w:val="false"/>
+                <w:iCs w:val="false"/>
+                <w:color w:val="111111"/>
+                <w:sz w:val="15"/>
+                <w:szCs w:val="15"/>
               </w:rPr>
               <w:t xml:space="preserve">Okuduğu kısa metnin/diyaloğun sorularını cevaplar.</w:t>
             </w:r>
@@ -8838,19 +8619,19 @@
           </w:tcPr>
           <w:p>
             <w:pPr>
-              <w:spacing w:after="0" w:line="270"/>
-              <w:jc w:val="center"/>
-            </w:pPr>
-            <w:r>
-              <w:rPr>
-                <w:rFonts w:ascii="Times New Roman" w:cs="Times New Roman" w:eastAsia="Times New Roman" w:hAnsi="Times New Roman"/>
-                <w:b w:val="false"/>
-                <w:bCs w:val="false"/>
-                <w:i w:val="false"/>
-                <w:iCs w:val="false"/>
-                <w:color w:val="111111"/>
-                <w:sz w:val="17"/>
-                <w:szCs w:val="17"/>
+              <w:spacing w:after="0" w:line="220"/>
+              <w:jc w:val="center"/>
+            </w:pPr>
+            <w:r>
+              <w:rPr>
+                <w:rFonts w:ascii="Times New Roman" w:cs="Times New Roman" w:eastAsia="Times New Roman" w:hAnsi="Times New Roman"/>
+                <w:b w:val="false"/>
+                <w:bCs w:val="false"/>
+                <w:i w:val="false"/>
+                <w:iCs w:val="false"/>
+                <w:color w:val="111111"/>
+                <w:sz w:val="15"/>
+                <w:szCs w:val="15"/>
               </w:rPr>
               <w:t xml:space="preserve">Okuma</w:t>
             </w:r>
@@ -8869,19 +8650,19 @@
           </w:tcPr>
           <w:p>
             <w:pPr>
-              <w:spacing w:after="0" w:line="270"/>
-              <w:jc w:val="center"/>
-            </w:pPr>
-            <w:r>
-              <w:rPr>
-                <w:rFonts w:ascii="Times New Roman" w:cs="Times New Roman" w:eastAsia="Times New Roman" w:hAnsi="Times New Roman"/>
-                <w:b w:val="false"/>
-                <w:bCs w:val="false"/>
-                <w:i w:val="false"/>
-                <w:iCs w:val="false"/>
-                <w:color w:val="111111"/>
-                <w:sz w:val="18"/>
-                <w:szCs w:val="18"/>
+              <w:spacing w:after="0" w:line="220"/>
+              <w:jc w:val="center"/>
+            </w:pPr>
+            <w:r>
+              <w:rPr>
+                <w:rFonts w:ascii="Times New Roman" w:cs="Times New Roman" w:eastAsia="Times New Roman" w:hAnsi="Times New Roman"/>
+                <w:b w:val="false"/>
+                <w:bCs w:val="false"/>
+                <w:i w:val="false"/>
+                <w:iCs w:val="false"/>
+                <w:color w:val="111111"/>
+                <w:sz w:val="16"/>
+                <w:szCs w:val="16"/>
               </w:rPr>
               <w:t xml:space="preserve">15</w:t>
             </w:r>
@@ -8902,7 +8683,7 @@
           </w:tcPr>
           <w:p>
             <w:pPr>
-              <w:spacing w:after="0" w:line="270"/>
+              <w:spacing w:after="0" w:line="220"/>
               <w:jc w:val="center"/>
             </w:pPr>
             <w:r>
@@ -8913,8 +8694,8 @@
                 <w:i w:val="false"/>
                 <w:iCs w:val="false"/>
                 <w:color w:val="111111"/>
-                <w:sz w:val="18"/>
-                <w:szCs w:val="18"/>
+                <w:sz w:val="16"/>
+                <w:szCs w:val="16"/>
               </w:rPr>
               <w:t xml:space="preserve">2</w:t>
             </w:r>
@@ -8933,18 +8714,18 @@
           </w:tcPr>
           <w:p>
             <w:pPr>
-              <w:spacing w:after="0" w:line="270"/>
-            </w:pPr>
-            <w:r>
-              <w:rPr>
-                <w:rFonts w:ascii="Times New Roman" w:cs="Times New Roman" w:eastAsia="Times New Roman" w:hAnsi="Times New Roman"/>
-                <w:b w:val="false"/>
-                <w:bCs w:val="false"/>
-                <w:i w:val="false"/>
-                <w:iCs w:val="false"/>
-                <w:color w:val="111111"/>
-                <w:sz w:val="17"/>
-                <w:szCs w:val="17"/>
+              <w:spacing w:after="0" w:line="220"/>
+            </w:pPr>
+            <w:r>
+              <w:rPr>
+                <w:rFonts w:ascii="Times New Roman" w:cs="Times New Roman" w:eastAsia="Times New Roman" w:hAnsi="Times New Roman"/>
+                <w:b w:val="false"/>
+                <w:bCs w:val="false"/>
+                <w:i w:val="false"/>
+                <w:iCs w:val="false"/>
+                <w:color w:val="111111"/>
+                <w:sz w:val="15"/>
+                <w:szCs w:val="15"/>
               </w:rPr>
               <w:t xml:space="preserve">Metinde/diyalogda geçen düz cümle ve soru cümlelerini tanır.</w:t>
             </w:r>
@@ -8963,19 +8744,19 @@
           </w:tcPr>
           <w:p>
             <w:pPr>
-              <w:spacing w:after="0" w:line="270"/>
-              <w:jc w:val="center"/>
-            </w:pPr>
-            <w:r>
-              <w:rPr>
-                <w:rFonts w:ascii="Times New Roman" w:cs="Times New Roman" w:eastAsia="Times New Roman" w:hAnsi="Times New Roman"/>
-                <w:b w:val="false"/>
-                <w:bCs w:val="false"/>
-                <w:i w:val="false"/>
-                <w:iCs w:val="false"/>
-                <w:color w:val="111111"/>
-                <w:sz w:val="17"/>
-                <w:szCs w:val="17"/>
+              <w:spacing w:after="0" w:line="220"/>
+              <w:jc w:val="center"/>
+            </w:pPr>
+            <w:r>
+              <w:rPr>
+                <w:rFonts w:ascii="Times New Roman" w:cs="Times New Roman" w:eastAsia="Times New Roman" w:hAnsi="Times New Roman"/>
+                <w:b w:val="false"/>
+                <w:bCs w:val="false"/>
+                <w:i w:val="false"/>
+                <w:iCs w:val="false"/>
+                <w:color w:val="111111"/>
+                <w:sz w:val="15"/>
+                <w:szCs w:val="15"/>
               </w:rPr>
               <w:t xml:space="preserve">Dinleme</w:t>
             </w:r>
@@ -8994,19 +8775,19 @@
           </w:tcPr>
           <w:p>
             <w:pPr>
-              <w:spacing w:after="0" w:line="270"/>
-              <w:jc w:val="center"/>
-            </w:pPr>
-            <w:r>
-              <w:rPr>
-                <w:rFonts w:ascii="Times New Roman" w:cs="Times New Roman" w:eastAsia="Times New Roman" w:hAnsi="Times New Roman"/>
-                <w:b w:val="false"/>
-                <w:bCs w:val="false"/>
-                <w:i w:val="false"/>
-                <w:iCs w:val="false"/>
-                <w:color w:val="111111"/>
-                <w:sz w:val="18"/>
-                <w:szCs w:val="18"/>
+              <w:spacing w:after="0" w:line="220"/>
+              <w:jc w:val="center"/>
+            </w:pPr>
+            <w:r>
+              <w:rPr>
+                <w:rFonts w:ascii="Times New Roman" w:cs="Times New Roman" w:eastAsia="Times New Roman" w:hAnsi="Times New Roman"/>
+                <w:b w:val="false"/>
+                <w:bCs w:val="false"/>
+                <w:i w:val="false"/>
+                <w:iCs w:val="false"/>
+                <w:color w:val="111111"/>
+                <w:sz w:val="16"/>
+                <w:szCs w:val="16"/>
               </w:rPr>
               <w:t xml:space="preserve">10</w:t>
             </w:r>
@@ -9027,7 +8808,7 @@
           </w:tcPr>
           <w:p>
             <w:pPr>
-              <w:spacing w:after="0" w:line="270"/>
+              <w:spacing w:after="0" w:line="220"/>
               <w:jc w:val="center"/>
             </w:pPr>
             <w:r>
@@ -9038,8 +8819,8 @@
                 <w:i w:val="false"/>
                 <w:iCs w:val="false"/>
                 <w:color w:val="111111"/>
-                <w:sz w:val="18"/>
-                <w:szCs w:val="18"/>
+                <w:sz w:val="16"/>
+                <w:szCs w:val="16"/>
               </w:rPr>
               <w:t xml:space="preserve">3</w:t>
             </w:r>
@@ -9058,18 +8839,18 @@
           </w:tcPr>
           <w:p>
             <w:pPr>
-              <w:spacing w:after="0" w:line="270"/>
-            </w:pPr>
-            <w:r>
-              <w:rPr>
-                <w:rFonts w:ascii="Times New Roman" w:cs="Times New Roman" w:eastAsia="Times New Roman" w:hAnsi="Times New Roman"/>
-                <w:b w:val="false"/>
-                <w:bCs w:val="false"/>
-                <w:i w:val="false"/>
-                <w:iCs w:val="false"/>
-                <w:color w:val="111111"/>
-                <w:sz w:val="17"/>
-                <w:szCs w:val="17"/>
+              <w:spacing w:after="0" w:line="220"/>
+            </w:pPr>
+            <w:r>
+              <w:rPr>
+                <w:rFonts w:ascii="Times New Roman" w:cs="Times New Roman" w:eastAsia="Times New Roman" w:hAnsi="Times New Roman"/>
+                <w:b w:val="false"/>
+                <w:bCs w:val="false"/>
+                <w:i w:val="false"/>
+                <w:iCs w:val="false"/>
+                <w:color w:val="111111"/>
+                <w:sz w:val="15"/>
+                <w:szCs w:val="15"/>
               </w:rPr>
               <w:t xml:space="preserve">Kendisiyle ilgili sorulan basit sorulara cevap verir.</w:t>
             </w:r>
@@ -9088,19 +8869,19 @@
           </w:tcPr>
           <w:p>
             <w:pPr>
-              <w:spacing w:after="0" w:line="270"/>
-              <w:jc w:val="center"/>
-            </w:pPr>
-            <w:r>
-              <w:rPr>
-                <w:rFonts w:ascii="Times New Roman" w:cs="Times New Roman" w:eastAsia="Times New Roman" w:hAnsi="Times New Roman"/>
-                <w:b w:val="false"/>
-                <w:bCs w:val="false"/>
-                <w:i w:val="false"/>
-                <w:iCs w:val="false"/>
-                <w:color w:val="111111"/>
-                <w:sz w:val="17"/>
-                <w:szCs w:val="17"/>
+              <w:spacing w:after="0" w:line="220"/>
+              <w:jc w:val="center"/>
+            </w:pPr>
+            <w:r>
+              <w:rPr>
+                <w:rFonts w:ascii="Times New Roman" w:cs="Times New Roman" w:eastAsia="Times New Roman" w:hAnsi="Times New Roman"/>
+                <w:b w:val="false"/>
+                <w:bCs w:val="false"/>
+                <w:i w:val="false"/>
+                <w:iCs w:val="false"/>
+                <w:color w:val="111111"/>
+                <w:sz w:val="15"/>
+                <w:szCs w:val="15"/>
               </w:rPr>
               <w:t xml:space="preserve">Dil Bilgisi</w:t>
             </w:r>
@@ -9119,19 +8900,19 @@
           </w:tcPr>
           <w:p>
             <w:pPr>
-              <w:spacing w:after="0" w:line="270"/>
-              <w:jc w:val="center"/>
-            </w:pPr>
-            <w:r>
-              <w:rPr>
-                <w:rFonts w:ascii="Times New Roman" w:cs="Times New Roman" w:eastAsia="Times New Roman" w:hAnsi="Times New Roman"/>
-                <w:b w:val="false"/>
-                <w:bCs w:val="false"/>
-                <w:i w:val="false"/>
-                <w:iCs w:val="false"/>
-                <w:color w:val="111111"/>
-                <w:sz w:val="18"/>
-                <w:szCs w:val="18"/>
+              <w:spacing w:after="0" w:line="220"/>
+              <w:jc w:val="center"/>
+            </w:pPr>
+            <w:r>
+              <w:rPr>
+                <w:rFonts w:ascii="Times New Roman" w:cs="Times New Roman" w:eastAsia="Times New Roman" w:hAnsi="Times New Roman"/>
+                <w:b w:val="false"/>
+                <w:bCs w:val="false"/>
+                <w:i w:val="false"/>
+                <w:iCs w:val="false"/>
+                <w:color w:val="111111"/>
+                <w:sz w:val="16"/>
+                <w:szCs w:val="16"/>
               </w:rPr>
               <w:t xml:space="preserve">15</w:t>
             </w:r>
@@ -9152,7 +8933,7 @@
           </w:tcPr>
           <w:p>
             <w:pPr>
-              <w:spacing w:after="0" w:line="270"/>
+              <w:spacing w:after="0" w:line="220"/>
               <w:jc w:val="center"/>
             </w:pPr>
             <w:r>
@@ -9163,8 +8944,8 @@
                 <w:i w:val="false"/>
                 <w:iCs w:val="false"/>
                 <w:color w:val="111111"/>
-                <w:sz w:val="18"/>
-                <w:szCs w:val="18"/>
+                <w:sz w:val="16"/>
+                <w:szCs w:val="16"/>
               </w:rPr>
               <w:t xml:space="preserve">4</w:t>
             </w:r>
@@ -9183,18 +8964,18 @@
           </w:tcPr>
           <w:p>
             <w:pPr>
-              <w:spacing w:after="0" w:line="270"/>
-            </w:pPr>
-            <w:r>
-              <w:rPr>
-                <w:rFonts w:ascii="Times New Roman" w:cs="Times New Roman" w:eastAsia="Times New Roman" w:hAnsi="Times New Roman"/>
-                <w:b w:val="false"/>
-                <w:bCs w:val="false"/>
-                <w:i w:val="false"/>
-                <w:iCs w:val="false"/>
-                <w:color w:val="111111"/>
-                <w:sz w:val="17"/>
-                <w:szCs w:val="17"/>
+              <w:spacing w:after="0" w:line="220"/>
+            </w:pPr>
+            <w:r>
+              <w:rPr>
+                <w:rFonts w:ascii="Times New Roman" w:cs="Times New Roman" w:eastAsia="Times New Roman" w:hAnsi="Times New Roman"/>
+                <w:b w:val="false"/>
+                <w:bCs w:val="false"/>
+                <w:i w:val="false"/>
+                <w:iCs w:val="false"/>
+                <w:color w:val="111111"/>
+                <w:sz w:val="15"/>
+                <w:szCs w:val="15"/>
               </w:rPr>
               <w:t xml:space="preserve">Konuşmalarında mesleklerle ilgili ifadeleri yerinde kullanır.</w:t>
             </w:r>
@@ -9213,19 +8994,19 @@
           </w:tcPr>
           <w:p>
             <w:pPr>
-              <w:spacing w:after="0" w:line="270"/>
-              <w:jc w:val="center"/>
-            </w:pPr>
-            <w:r>
-              <w:rPr>
-                <w:rFonts w:ascii="Times New Roman" w:cs="Times New Roman" w:eastAsia="Times New Roman" w:hAnsi="Times New Roman"/>
-                <w:b w:val="false"/>
-                <w:bCs w:val="false"/>
-                <w:i w:val="false"/>
-                <w:iCs w:val="false"/>
-                <w:color w:val="111111"/>
-                <w:sz w:val="17"/>
-                <w:szCs w:val="17"/>
+              <w:spacing w:after="0" w:line="220"/>
+              <w:jc w:val="center"/>
+            </w:pPr>
+            <w:r>
+              <w:rPr>
+                <w:rFonts w:ascii="Times New Roman" w:cs="Times New Roman" w:eastAsia="Times New Roman" w:hAnsi="Times New Roman"/>
+                <w:b w:val="false"/>
+                <w:bCs w:val="false"/>
+                <w:i w:val="false"/>
+                <w:iCs w:val="false"/>
+                <w:color w:val="111111"/>
+                <w:sz w:val="15"/>
+                <w:szCs w:val="15"/>
               </w:rPr>
               <w:t xml:space="preserve">Konuşma</w:t>
             </w:r>
@@ -9244,19 +9025,19 @@
           </w:tcPr>
           <w:p>
             <w:pPr>
-              <w:spacing w:after="0" w:line="270"/>
-              <w:jc w:val="center"/>
-            </w:pPr>
-            <w:r>
-              <w:rPr>
-                <w:rFonts w:ascii="Times New Roman" w:cs="Times New Roman" w:eastAsia="Times New Roman" w:hAnsi="Times New Roman"/>
-                <w:b w:val="false"/>
-                <w:bCs w:val="false"/>
-                <w:i w:val="false"/>
-                <w:iCs w:val="false"/>
-                <w:color w:val="111111"/>
-                <w:sz w:val="18"/>
-                <w:szCs w:val="18"/>
+              <w:spacing w:after="0" w:line="220"/>
+              <w:jc w:val="center"/>
+            </w:pPr>
+            <w:r>
+              <w:rPr>
+                <w:rFonts w:ascii="Times New Roman" w:cs="Times New Roman" w:eastAsia="Times New Roman" w:hAnsi="Times New Roman"/>
+                <w:b w:val="false"/>
+                <w:bCs w:val="false"/>
+                <w:i w:val="false"/>
+                <w:iCs w:val="false"/>
+                <w:color w:val="111111"/>
+                <w:sz w:val="16"/>
+                <w:szCs w:val="16"/>
               </w:rPr>
               <w:t xml:space="preserve">10</w:t>
             </w:r>
@@ -9277,7 +9058,7 @@
           </w:tcPr>
           <w:p>
             <w:pPr>
-              <w:spacing w:after="0" w:line="270"/>
+              <w:spacing w:after="0" w:line="220"/>
               <w:jc w:val="center"/>
             </w:pPr>
             <w:r>
@@ -9288,8 +9069,8 @@
                 <w:i w:val="false"/>
                 <w:iCs w:val="false"/>
                 <w:color w:val="111111"/>
-                <w:sz w:val="18"/>
-                <w:szCs w:val="18"/>
+                <w:sz w:val="16"/>
+                <w:szCs w:val="16"/>
               </w:rPr>
               <w:t xml:space="preserve">5</w:t>
             </w:r>
@@ -9308,18 +9089,18 @@
           </w:tcPr>
           <w:p>
             <w:pPr>
-              <w:spacing w:after="0" w:line="270"/>
-            </w:pPr>
-            <w:r>
-              <w:rPr>
-                <w:rFonts w:ascii="Times New Roman" w:cs="Times New Roman" w:eastAsia="Times New Roman" w:hAnsi="Times New Roman"/>
-                <w:b w:val="false"/>
-                <w:bCs w:val="false"/>
-                <w:i w:val="false"/>
-                <w:iCs w:val="false"/>
-                <w:color w:val="111111"/>
-                <w:sz w:val="17"/>
-                <w:szCs w:val="17"/>
+              <w:spacing w:after="0" w:line="220"/>
+            </w:pPr>
+            <w:r>
+              <w:rPr>
+                <w:rFonts w:ascii="Times New Roman" w:cs="Times New Roman" w:eastAsia="Times New Roman" w:hAnsi="Times New Roman"/>
+                <w:b w:val="false"/>
+                <w:bCs w:val="false"/>
+                <w:i w:val="false"/>
+                <w:iCs w:val="false"/>
+                <w:color w:val="111111"/>
+                <w:sz w:val="15"/>
+                <w:szCs w:val="15"/>
               </w:rPr>
               <w:t xml:space="preserve">Okuduğu metinden hareketle sözcükleri yerinde kullanır.</w:t>
             </w:r>
@@ -9338,19 +9119,19 @@
           </w:tcPr>
           <w:p>
             <w:pPr>
-              <w:spacing w:after="0" w:line="270"/>
-              <w:jc w:val="center"/>
-            </w:pPr>
-            <w:r>
-              <w:rPr>
-                <w:rFonts w:ascii="Times New Roman" w:cs="Times New Roman" w:eastAsia="Times New Roman" w:hAnsi="Times New Roman"/>
-                <w:b w:val="false"/>
-                <w:bCs w:val="false"/>
-                <w:i w:val="false"/>
-                <w:iCs w:val="false"/>
-                <w:color w:val="111111"/>
-                <w:sz w:val="17"/>
-                <w:szCs w:val="17"/>
+              <w:spacing w:after="0" w:line="220"/>
+              <w:jc w:val="center"/>
+            </w:pPr>
+            <w:r>
+              <w:rPr>
+                <w:rFonts w:ascii="Times New Roman" w:cs="Times New Roman" w:eastAsia="Times New Roman" w:hAnsi="Times New Roman"/>
+                <w:b w:val="false"/>
+                <w:bCs w:val="false"/>
+                <w:i w:val="false"/>
+                <w:iCs w:val="false"/>
+                <w:color w:val="111111"/>
+                <w:sz w:val="15"/>
+                <w:szCs w:val="15"/>
               </w:rPr>
               <w:t xml:space="preserve">Sözcük</w:t>
             </w:r>
@@ -9369,19 +9150,19 @@
           </w:tcPr>
           <w:p>
             <w:pPr>
-              <w:spacing w:after="0" w:line="270"/>
-              <w:jc w:val="center"/>
-            </w:pPr>
-            <w:r>
-              <w:rPr>
-                <w:rFonts w:ascii="Times New Roman" w:cs="Times New Roman" w:eastAsia="Times New Roman" w:hAnsi="Times New Roman"/>
-                <w:b w:val="false"/>
-                <w:bCs w:val="false"/>
-                <w:i w:val="false"/>
-                <w:iCs w:val="false"/>
-                <w:color w:val="111111"/>
-                <w:sz w:val="18"/>
-                <w:szCs w:val="18"/>
+              <w:spacing w:after="0" w:line="220"/>
+              <w:jc w:val="center"/>
+            </w:pPr>
+            <w:r>
+              <w:rPr>
+                <w:rFonts w:ascii="Times New Roman" w:cs="Times New Roman" w:eastAsia="Times New Roman" w:hAnsi="Times New Roman"/>
+                <w:b w:val="false"/>
+                <w:bCs w:val="false"/>
+                <w:i w:val="false"/>
+                <w:iCs w:val="false"/>
+                <w:color w:val="111111"/>
+                <w:sz w:val="16"/>
+                <w:szCs w:val="16"/>
               </w:rPr>
               <w:t xml:space="preserve">10</w:t>
             </w:r>
@@ -9402,7 +9183,7 @@
           </w:tcPr>
           <w:p>
             <w:pPr>
-              <w:spacing w:after="0" w:line="270"/>
+              <w:spacing w:after="0" w:line="220"/>
               <w:jc w:val="center"/>
             </w:pPr>
             <w:r>
@@ -9413,8 +9194,8 @@
                 <w:i w:val="false"/>
                 <w:iCs w:val="false"/>
                 <w:color w:val="111111"/>
-                <w:sz w:val="18"/>
-                <w:szCs w:val="18"/>
+                <w:sz w:val="16"/>
+                <w:szCs w:val="16"/>
               </w:rPr>
               <w:t xml:space="preserve">6</w:t>
             </w:r>
@@ -9433,18 +9214,18 @@
           </w:tcPr>
           <w:p>
             <w:pPr>
-              <w:spacing w:after="0" w:line="270"/>
-            </w:pPr>
-            <w:r>
-              <w:rPr>
-                <w:rFonts w:ascii="Times New Roman" w:cs="Times New Roman" w:eastAsia="Times New Roman" w:hAnsi="Times New Roman"/>
-                <w:b w:val="false"/>
-                <w:bCs w:val="false"/>
-                <w:i w:val="false"/>
-                <w:iCs w:val="false"/>
-                <w:color w:val="111111"/>
-                <w:sz w:val="17"/>
-                <w:szCs w:val="17"/>
+              <w:spacing w:after="0" w:line="220"/>
+            </w:pPr>
+            <w:r>
+              <w:rPr>
+                <w:rFonts w:ascii="Times New Roman" w:cs="Times New Roman" w:eastAsia="Times New Roman" w:hAnsi="Times New Roman"/>
+                <w:b w:val="false"/>
+                <w:bCs w:val="false"/>
+                <w:i w:val="false"/>
+                <w:iCs w:val="false"/>
+                <w:color w:val="111111"/>
+                <w:sz w:val="15"/>
+                <w:szCs w:val="15"/>
               </w:rPr>
               <w:t xml:space="preserve">Muzari fiilin şahıslara göre çekimini ayırt eder.</w:t>
             </w:r>
@@ -9463,19 +9244,19 @@
           </w:tcPr>
           <w:p>
             <w:pPr>
-              <w:spacing w:after="0" w:line="270"/>
-              <w:jc w:val="center"/>
-            </w:pPr>
-            <w:r>
-              <w:rPr>
-                <w:rFonts w:ascii="Times New Roman" w:cs="Times New Roman" w:eastAsia="Times New Roman" w:hAnsi="Times New Roman"/>
-                <w:b w:val="false"/>
-                <w:bCs w:val="false"/>
-                <w:i w:val="false"/>
-                <w:iCs w:val="false"/>
-                <w:color w:val="111111"/>
-                <w:sz w:val="17"/>
-                <w:szCs w:val="17"/>
+              <w:spacing w:after="0" w:line="220"/>
+              <w:jc w:val="center"/>
+            </w:pPr>
+            <w:r>
+              <w:rPr>
+                <w:rFonts w:ascii="Times New Roman" w:cs="Times New Roman" w:eastAsia="Times New Roman" w:hAnsi="Times New Roman"/>
+                <w:b w:val="false"/>
+                <w:bCs w:val="false"/>
+                <w:i w:val="false"/>
+                <w:iCs w:val="false"/>
+                <w:color w:val="111111"/>
+                <w:sz w:val="15"/>
+                <w:szCs w:val="15"/>
               </w:rPr>
               <w:t xml:space="preserve">Dil Bilgisi</w:t>
             </w:r>
@@ -9494,19 +9275,19 @@
           </w:tcPr>
           <w:p>
             <w:pPr>
-              <w:spacing w:after="0" w:line="270"/>
-              <w:jc w:val="center"/>
-            </w:pPr>
-            <w:r>
-              <w:rPr>
-                <w:rFonts w:ascii="Times New Roman" w:cs="Times New Roman" w:eastAsia="Times New Roman" w:hAnsi="Times New Roman"/>
-                <w:b w:val="false"/>
-                <w:bCs w:val="false"/>
-                <w:i w:val="false"/>
-                <w:iCs w:val="false"/>
-                <w:color w:val="111111"/>
-                <w:sz w:val="18"/>
-                <w:szCs w:val="18"/>
+              <w:spacing w:after="0" w:line="220"/>
+              <w:jc w:val="center"/>
+            </w:pPr>
+            <w:r>
+              <w:rPr>
+                <w:rFonts w:ascii="Times New Roman" w:cs="Times New Roman" w:eastAsia="Times New Roman" w:hAnsi="Times New Roman"/>
+                <w:b w:val="false"/>
+                <w:bCs w:val="false"/>
+                <w:i w:val="false"/>
+                <w:iCs w:val="false"/>
+                <w:color w:val="111111"/>
+                <w:sz w:val="16"/>
+                <w:szCs w:val="16"/>
               </w:rPr>
               <w:t xml:space="preserve">10</w:t>
             </w:r>
@@ -9527,7 +9308,7 @@
           </w:tcPr>
           <w:p>
             <w:pPr>
-              <w:spacing w:after="0" w:line="270"/>
+              <w:spacing w:after="0" w:line="220"/>
               <w:jc w:val="center"/>
             </w:pPr>
             <w:r>
@@ -9538,8 +9319,8 @@
                 <w:i w:val="false"/>
                 <w:iCs w:val="false"/>
                 <w:color w:val="111111"/>
-                <w:sz w:val="18"/>
-                <w:szCs w:val="18"/>
+                <w:sz w:val="16"/>
+                <w:szCs w:val="16"/>
               </w:rPr>
               <w:t xml:space="preserve">7</w:t>
             </w:r>
@@ -9558,18 +9339,18 @@
           </w:tcPr>
           <w:p>
             <w:pPr>
-              <w:spacing w:after="0" w:line="270"/>
-            </w:pPr>
-            <w:r>
-              <w:rPr>
-                <w:rFonts w:ascii="Times New Roman" w:cs="Times New Roman" w:eastAsia="Times New Roman" w:hAnsi="Times New Roman"/>
-                <w:b w:val="false"/>
-                <w:bCs w:val="false"/>
-                <w:i w:val="false"/>
-                <w:iCs w:val="false"/>
-                <w:color w:val="111111"/>
-                <w:sz w:val="17"/>
-                <w:szCs w:val="17"/>
+              <w:spacing w:after="0" w:line="220"/>
+            </w:pPr>
+            <w:r>
+              <w:rPr>
+                <w:rFonts w:ascii="Times New Roman" w:cs="Times New Roman" w:eastAsia="Times New Roman" w:hAnsi="Times New Roman"/>
+                <w:b w:val="false"/>
+                <w:bCs w:val="false"/>
+                <w:i w:val="false"/>
+                <w:iCs w:val="false"/>
+                <w:color w:val="111111"/>
+                <w:sz w:val="15"/>
+                <w:szCs w:val="15"/>
               </w:rPr>
               <w:t xml:space="preserve">Okuduğu metne ilişkin sorulara Arapça cevap verir.</w:t>
             </w:r>
@@ -9588,19 +9369,19 @@
           </w:tcPr>
           <w:p>
             <w:pPr>
-              <w:spacing w:after="0" w:line="270"/>
-              <w:jc w:val="center"/>
-            </w:pPr>
-            <w:r>
-              <w:rPr>
-                <w:rFonts w:ascii="Times New Roman" w:cs="Times New Roman" w:eastAsia="Times New Roman" w:hAnsi="Times New Roman"/>
-                <w:b w:val="false"/>
-                <w:bCs w:val="false"/>
-                <w:i w:val="false"/>
-                <w:iCs w:val="false"/>
-                <w:color w:val="111111"/>
-                <w:sz w:val="17"/>
-                <w:szCs w:val="17"/>
+              <w:spacing w:after="0" w:line="220"/>
+              <w:jc w:val="center"/>
+            </w:pPr>
+            <w:r>
+              <w:rPr>
+                <w:rFonts w:ascii="Times New Roman" w:cs="Times New Roman" w:eastAsia="Times New Roman" w:hAnsi="Times New Roman"/>
+                <w:b w:val="false"/>
+                <w:bCs w:val="false"/>
+                <w:i w:val="false"/>
+                <w:iCs w:val="false"/>
+                <w:color w:val="111111"/>
+                <w:sz w:val="15"/>
+                <w:szCs w:val="15"/>
               </w:rPr>
               <w:t xml:space="preserve">Konuşma</w:t>
             </w:r>
@@ -9619,19 +9400,19 @@
           </w:tcPr>
           <w:p>
             <w:pPr>
-              <w:spacing w:after="0" w:line="270"/>
-              <w:jc w:val="center"/>
-            </w:pPr>
-            <w:r>
-              <w:rPr>
-                <w:rFonts w:ascii="Times New Roman" w:cs="Times New Roman" w:eastAsia="Times New Roman" w:hAnsi="Times New Roman"/>
-                <w:b w:val="false"/>
-                <w:bCs w:val="false"/>
-                <w:i w:val="false"/>
-                <w:iCs w:val="false"/>
-                <w:color w:val="111111"/>
-                <w:sz w:val="18"/>
-                <w:szCs w:val="18"/>
+              <w:spacing w:after="0" w:line="220"/>
+              <w:jc w:val="center"/>
+            </w:pPr>
+            <w:r>
+              <w:rPr>
+                <w:rFonts w:ascii="Times New Roman" w:cs="Times New Roman" w:eastAsia="Times New Roman" w:hAnsi="Times New Roman"/>
+                <w:b w:val="false"/>
+                <w:bCs w:val="false"/>
+                <w:i w:val="false"/>
+                <w:iCs w:val="false"/>
+                <w:color w:val="111111"/>
+                <w:sz w:val="16"/>
+                <w:szCs w:val="16"/>
               </w:rPr>
               <w:t xml:space="preserve">15</w:t>
             </w:r>
@@ -9652,7 +9433,7 @@
           </w:tcPr>
           <w:p>
             <w:pPr>
-              <w:spacing w:after="0" w:line="270"/>
+              <w:spacing w:after="0" w:line="220"/>
               <w:jc w:val="center"/>
             </w:pPr>
             <w:r>
@@ -9663,8 +9444,8 @@
                 <w:i w:val="false"/>
                 <w:iCs w:val="false"/>
                 <w:color w:val="111111"/>
-                <w:sz w:val="18"/>
-                <w:szCs w:val="18"/>
+                <w:sz w:val="16"/>
+                <w:szCs w:val="16"/>
               </w:rPr>
               <w:t xml:space="preserve">8</w:t>
             </w:r>
@@ -9683,18 +9464,18 @@
           </w:tcPr>
           <w:p>
             <w:pPr>
-              <w:spacing w:after="0" w:line="270"/>
-            </w:pPr>
-            <w:r>
-              <w:rPr>
-                <w:rFonts w:ascii="Times New Roman" w:cs="Times New Roman" w:eastAsia="Times New Roman" w:hAnsi="Times New Roman"/>
-                <w:b w:val="false"/>
-                <w:bCs w:val="false"/>
-                <w:i w:val="false"/>
-                <w:iCs w:val="false"/>
-                <w:color w:val="111111"/>
-                <w:sz w:val="17"/>
-                <w:szCs w:val="17"/>
+              <w:spacing w:after="0" w:line="220"/>
+            </w:pPr>
+            <w:r>
+              <w:rPr>
+                <w:rFonts w:ascii="Times New Roman" w:cs="Times New Roman" w:eastAsia="Times New Roman" w:hAnsi="Times New Roman"/>
+                <w:b w:val="false"/>
+                <w:bCs w:val="false"/>
+                <w:i w:val="false"/>
+                <w:iCs w:val="false"/>
+                <w:color w:val="111111"/>
+                <w:sz w:val="15"/>
+                <w:szCs w:val="15"/>
               </w:rPr>
               <w:t xml:space="preserve">Tema konuları ile ilgili kısa metin oluşturur.</w:t>
             </w:r>
@@ -9713,19 +9494,19 @@
           </w:tcPr>
           <w:p>
             <w:pPr>
-              <w:spacing w:after="0" w:line="270"/>
-              <w:jc w:val="center"/>
-            </w:pPr>
-            <w:r>
-              <w:rPr>
-                <w:rFonts w:ascii="Times New Roman" w:cs="Times New Roman" w:eastAsia="Times New Roman" w:hAnsi="Times New Roman"/>
-                <w:b w:val="false"/>
-                <w:bCs w:val="false"/>
-                <w:i w:val="false"/>
-                <w:iCs w:val="false"/>
-                <w:color w:val="111111"/>
-                <w:sz w:val="17"/>
-                <w:szCs w:val="17"/>
+              <w:spacing w:after="0" w:line="220"/>
+              <w:jc w:val="center"/>
+            </w:pPr>
+            <w:r>
+              <w:rPr>
+                <w:rFonts w:ascii="Times New Roman" w:cs="Times New Roman" w:eastAsia="Times New Roman" w:hAnsi="Times New Roman"/>
+                <w:b w:val="false"/>
+                <w:bCs w:val="false"/>
+                <w:i w:val="false"/>
+                <w:iCs w:val="false"/>
+                <w:color w:val="111111"/>
+                <w:sz w:val="15"/>
+                <w:szCs w:val="15"/>
               </w:rPr>
               <w:t xml:space="preserve">Yazma</w:t>
             </w:r>
@@ -9744,19 +9525,19 @@
           </w:tcPr>
           <w:p>
             <w:pPr>
-              <w:spacing w:after="0" w:line="270"/>
-              <w:jc w:val="center"/>
-            </w:pPr>
-            <w:r>
-              <w:rPr>
-                <w:rFonts w:ascii="Times New Roman" w:cs="Times New Roman" w:eastAsia="Times New Roman" w:hAnsi="Times New Roman"/>
-                <w:b w:val="false"/>
-                <w:bCs w:val="false"/>
-                <w:i w:val="false"/>
-                <w:iCs w:val="false"/>
-                <w:color w:val="111111"/>
-                <w:sz w:val="18"/>
-                <w:szCs w:val="18"/>
+              <w:spacing w:after="0" w:line="220"/>
+              <w:jc w:val="center"/>
+            </w:pPr>
+            <w:r>
+              <w:rPr>
+                <w:rFonts w:ascii="Times New Roman" w:cs="Times New Roman" w:eastAsia="Times New Roman" w:hAnsi="Times New Roman"/>
+                <w:b w:val="false"/>
+                <w:bCs w:val="false"/>
+                <w:i w:val="false"/>
+                <w:iCs w:val="false"/>
+                <w:color w:val="111111"/>
+                <w:sz w:val="16"/>
+                <w:szCs w:val="16"/>
               </w:rPr>
               <w:t xml:space="preserve">15</w:t>
             </w:r>
@@ -9766,7 +9547,7 @@
     </w:tbl>
     <w:p>
       <w:pPr>
-        <w:spacing w:after="60"/>
+        <w:spacing w:after="24"/>
       </w:pPr>
       <w:r>
         <w:rPr>
@@ -9776,8 +9557,8 @@
           <w:i w:val="false"/>
           <w:iCs w:val="false"/>
           <w:color w:val="111111"/>
-          <w:sz w:val="21"/>
-          <w:szCs w:val="21"/>
+          <w:sz w:val="18"/>
+          <w:szCs w:val="18"/>
         </w:rPr>
         <w:t xml:space="preserve"/>
       </w:r>
@@ -9821,44 +9602,26 @@
           </w:tcPr>
           <w:p>
             <w:pPr>
-              <w:spacing w:after="0" w:line="120"/>
-            </w:pPr>
-            <w:r>
-              <w:rPr>
-                <w:rFonts w:ascii="Times New Roman" w:cs="Times New Roman" w:eastAsia="Times New Roman" w:hAnsi="Times New Roman"/>
-                <w:b w:val="false"/>
-                <w:bCs w:val="false"/>
-                <w:i w:val="false"/>
-                <w:iCs w:val="false"/>
-                <w:color w:val="111111"/>
-                <w:sz w:val="6"/>
-                <w:szCs w:val="6"/>
-              </w:rPr>
-              <w:t xml:space="preserve"/>
-            </w:r>
-          </w:p>
-          <w:p>
-            <w:pPr>
-              <w:spacing w:after="25"/>
-              <w:jc w:val="center"/>
-            </w:pPr>
-            <w:r>
-              <w:rPr>
-                <w:rFonts w:ascii="Times New Roman" w:cs="Times New Roman" w:eastAsia="Times New Roman" w:hAnsi="Times New Roman"/>
-                <w:b w:val="false"/>
-                <w:bCs w:val="false"/>
-                <w:i w:val="false"/>
-                <w:iCs w:val="false"/>
-                <w:color w:val="111111"/>
-                <w:sz w:val="19"/>
-                <w:szCs w:val="19"/>
+              <w:spacing w:after="10"/>
+              <w:jc w:val="center"/>
+            </w:pPr>
+            <w:r>
+              <w:rPr>
+                <w:rFonts w:ascii="Times New Roman" w:cs="Times New Roman" w:eastAsia="Times New Roman" w:hAnsi="Times New Roman"/>
+                <w:b w:val="false"/>
+                <w:bCs w:val="false"/>
+                <w:i w:val="false"/>
+                <w:iCs w:val="false"/>
+                <w:color w:val="111111"/>
+                <w:sz w:val="17"/>
+                <w:szCs w:val="17"/>
               </w:rPr>
               <w:t xml:space="preserve">……………………………………</w:t>
             </w:r>
           </w:p>
           <w:p>
             <w:pPr>
-              <w:spacing w:after="8"/>
+              <w:spacing w:after="3"/>
               <w:jc w:val="center"/>
             </w:pPr>
             <w:r>
@@ -9869,8 +9632,8 @@
                 <w:i w:val="false"/>
                 <w:iCs w:val="false"/>
                 <w:color w:val="111111"/>
-                <w:sz w:val="19"/>
-                <w:szCs w:val="19"/>
+                <w:sz w:val="17"/>
+                <w:szCs w:val="17"/>
               </w:rPr>
               <w:t xml:space="preserve">Ders Öğretmeni</w:t>
             </w:r>
@@ -9888,8 +9651,8 @@
                 <w:i w:val="false"/>
                 <w:iCs w:val="false"/>
                 <w:color w:val="55636F"/>
-                <w:sz w:val="17"/>
-                <w:szCs w:val="17"/>
+                <w:sz w:val="15"/>
+                <w:szCs w:val="15"/>
               </w:rPr>
               <w:t xml:space="preserve">Arapça</w:t>
             </w:r>
@@ -9924,34 +9687,34 @@
                 <w:i w:val="false"/>
                 <w:iCs w:val="false"/>
                 <w:color w:val="111111"/>
-                <w:sz w:val="6"/>
-                <w:szCs w:val="6"/>
+                <w:sz w:val="12"/>
+                <w:szCs w:val="12"/>
               </w:rPr>
               <w:t xml:space="preserve"/>
             </w:r>
           </w:p>
           <w:p>
             <w:pPr>
-              <w:spacing w:after="25"/>
-              <w:jc w:val="center"/>
-            </w:pPr>
-            <w:r>
-              <w:rPr>
-                <w:rFonts w:ascii="Times New Roman" w:cs="Times New Roman" w:eastAsia="Times New Roman" w:hAnsi="Times New Roman"/>
-                <w:b w:val="false"/>
-                <w:bCs w:val="false"/>
-                <w:i w:val="false"/>
-                <w:iCs w:val="false"/>
-                <w:color w:val="111111"/>
-                <w:sz w:val="19"/>
-                <w:szCs w:val="19"/>
+              <w:spacing w:after="10"/>
+              <w:jc w:val="center"/>
+            </w:pPr>
+            <w:r>
+              <w:rPr>
+                <w:rFonts w:ascii="Times New Roman" w:cs="Times New Roman" w:eastAsia="Times New Roman" w:hAnsi="Times New Roman"/>
+                <w:b w:val="false"/>
+                <w:bCs w:val="false"/>
+                <w:i w:val="false"/>
+                <w:iCs w:val="false"/>
+                <w:color w:val="111111"/>
+                <w:sz w:val="17"/>
+                <w:szCs w:val="17"/>
               </w:rPr>
               <w:t xml:space="preserve">……………………………………</w:t>
             </w:r>
           </w:p>
           <w:p>
             <w:pPr>
-              <w:spacing w:after="8"/>
+              <w:spacing w:after="3"/>
               <w:jc w:val="center"/>
             </w:pPr>
             <w:r>
@@ -9962,8 +9725,8 @@
                 <w:i w:val="false"/>
                 <w:iCs w:val="false"/>
                 <w:color w:val="111111"/>
-                <w:sz w:val="19"/>
-                <w:szCs w:val="19"/>
+                <w:sz w:val="17"/>
+                <w:szCs w:val="17"/>
               </w:rPr>
               <w:t xml:space="preserve">Okul Müdürü</w:t>
             </w:r>
@@ -9981,8 +9744,8 @@
                 <w:i w:val="false"/>
                 <w:iCs w:val="false"/>
                 <w:color w:val="55636F"/>
-                <w:sz w:val="17"/>
-                <w:szCs w:val="17"/>
+                <w:sz w:val="15"/>
+                <w:szCs w:val="15"/>
               </w:rPr>
               <w:t xml:space="preserve"/>
             </w:r>
@@ -9993,7 +9756,7 @@
     <w:sectPr>
       <w:footerReference w:type="default" r:id="rId7"/>
       <w:pgSz w:w="11906" w:h="16838" w:orient="portrait"/>
-      <w:pgMar w:top="1021" w:right="1021" w:bottom="1021" w:left="1021" w:header="708" w:footer="708" w:gutter="0"/>
+      <w:pgMar w:top="480" w:right="480" w:bottom="480" w:left="480" w:header="454" w:footer="400" w:gutter="0"/>
       <w:pgNumType/>
       <w:docGrid w:linePitch="360"/>
     </w:sectPr>

--- a/dosyalar/sinavlar/7-sinif/arapca-7-1d1y-beceri.docx
+++ b/dosyalar/sinavlar/7-sinif/arapca-7-1d1y-beceri.docx
@@ -522,7 +522,7 @@
                 <w:szCs w:val="27"/>
                 <w:rtl/>
               </w:rPr>
-              <w:t xml:space="preserve">أَنَا يُوسُفُ، طَالِبٌ فِي الصَّفِّ السَّابِعِ.</w:t>
+              <w:t xml:space="preserve">أَنَا يُوسُف، طَالِبٌ فِي الصَّفِّ السَّابِعِ.</w:t>
             </w:r>
           </w:p>
           <w:p>
@@ -558,7 +558,7 @@
                 <w:szCs w:val="27"/>
                 <w:rtl/>
               </w:rPr>
-              <w:t xml:space="preserve">أُمِّي طَبِيبَةٌ، هِيَ تَعْمَلُ فِي الْمُسْتَشْفَى.</w:t>
+              <w:t xml:space="preserve">أُمِّي طَبِيبَةٌ، هِيَ تَعْمَلُ فِي المُسْتَشْفَى.</w:t>
             </w:r>
           </w:p>
           <w:p>
@@ -576,7 +576,7 @@
                 <w:szCs w:val="27"/>
                 <w:rtl/>
               </w:rPr>
-              <w:t xml:space="preserve">أَخِي الْكَبِيرُ مُحَامٍ، وَأُخْتِي مُمَرِّضَةٌ.</w:t>
+              <w:t xml:space="preserve">أَخِي الكَبِيرُ مُحَامٍ، وَأُخْتِي مُمَرِّضَةٌ.</w:t>
             </w:r>
           </w:p>
           <w:p>
@@ -594,7 +594,7 @@
                 <w:szCs w:val="27"/>
                 <w:rtl/>
               </w:rPr>
-              <w:t xml:space="preserve">جَدِّي فَلَّاحٌ، هُوَ يَعْمَلُ فِي الْمَزْرَعَةِ.</w:t>
+              <w:t xml:space="preserve">جَدِّي فَلَّاحٌ، هُوَ يَعْمَلُ فِي المَزْرَعَةِ.</w:t>
             </w:r>
           </w:p>
           <w:p>
@@ -612,7 +612,7 @@
                 <w:szCs w:val="27"/>
                 <w:rtl/>
               </w:rPr>
-              <w:t xml:space="preserve">أَنَا أُحِبُّ الطِّبَّ، وَفِي الْمُسْتَقْبَلِ سَأَكُونُ طَبِيبًا مِثْلَ أُمِّي.</w:t>
+              <w:t xml:space="preserve">أَنَا أُحِبُّ الطِّبَّ، وَفِي المُسْتَقْبَلِ سَأَكُونُ طَبِيبًا مِثْلَ أُمِّي.</w:t>
             </w:r>
           </w:p>
         </w:tc>
@@ -666,7 +666,7 @@
           <w:szCs w:val="25"/>
           <w:rtl/>
         </w:rPr>
-        <w:t xml:space="preserve">مَا مِهْنَةُ أَبِي يُوسُفَ؟</w:t>
+        <w:t xml:space="preserve">مَا مِهْنَةُ أَبِي يُوسُف؟</w:t>
       </w:r>
     </w:p>
     <w:tbl>
@@ -837,7 +837,7 @@
                 <w:szCs w:val="25"/>
                 <w:rtl/>
               </w:rPr>
-              <w:t xml:space="preserve">فَلَّاحٌ</w:t>
+              <w:t xml:space="preserve">فَلَّاحٌ</w:t>
             </w:r>
           </w:p>
         </w:tc>
@@ -922,7 +922,7 @@
           <w:szCs w:val="25"/>
           <w:rtl/>
         </w:rPr>
-        <w:t xml:space="preserve">أَيْنَ تَعْمَلُ أُمُّ يُوسُفَ؟</w:t>
+        <w:t xml:space="preserve">أَيْن تَعْمَلُ أُمُّ يُوسُف؟</w:t>
       </w:r>
     </w:p>
     <w:tbl>
@@ -990,7 +990,7 @@
                 <w:szCs w:val="25"/>
                 <w:rtl/>
               </w:rPr>
-              <w:t xml:space="preserve">فِي الْمَزْرَعَةِ</w:t>
+              <w:t xml:space="preserve">فِي المَزْرَعَةِ</w:t>
             </w:r>
           </w:p>
         </w:tc>
@@ -1039,7 +1039,7 @@
                 <w:szCs w:val="25"/>
                 <w:rtl/>
               </w:rPr>
-              <w:t xml:space="preserve">فِي الشَّرِكَةِ</w:t>
+              <w:t xml:space="preserve">فِي الشَّرِكَةِ</w:t>
             </w:r>
           </w:p>
         </w:tc>
@@ -1093,7 +1093,7 @@
                 <w:szCs w:val="25"/>
                 <w:rtl/>
               </w:rPr>
-              <w:t xml:space="preserve">فِي الْمَدْرَسَةِ</w:t>
+              <w:t xml:space="preserve">فِي المَدْرَسَةِ</w:t>
             </w:r>
           </w:p>
         </w:tc>
@@ -1142,7 +1142,7 @@
                 <w:szCs w:val="25"/>
                 <w:rtl/>
               </w:rPr>
-              <w:t xml:space="preserve">فِي الْمُسْتَشْفَى</w:t>
+              <w:t xml:space="preserve">فِي المُسْتَشْفَى</w:t>
             </w:r>
           </w:p>
         </w:tc>
@@ -1178,7 +1178,7 @@
           <w:szCs w:val="25"/>
           <w:rtl/>
         </w:rPr>
-        <w:t xml:space="preserve">مَاذَا سَيَكُونُ يُوسُفُ فِي الْمُسْتَقْبَلِ؟</w:t>
+        <w:t xml:space="preserve">مَاذَا سَيَكُونُ يُوسُف فِي المُسْتَقْبَلِ؟</w:t>
       </w:r>
     </w:p>
     <w:tbl>
@@ -1398,7 +1398,7 @@
                 <w:szCs w:val="25"/>
                 <w:rtl/>
               </w:rPr>
-              <w:t xml:space="preserve">فَلَّاحًا</w:t>
+              <w:t xml:space="preserve">فَلَّاحًا</w:t>
             </w:r>
           </w:p>
         </w:tc>
@@ -1743,7 +1743,7 @@
                 <w:szCs w:val="25"/>
                 <w:rtl/>
               </w:rPr>
-              <w:t xml:space="preserve">خَالِدٌ سَائِقٌ.</w:t>
+              <w:t xml:space="preserve">خَالِد سَائِقٌ.</w:t>
             </w:r>
           </w:p>
         </w:tc>
@@ -1851,7 +1851,7 @@
                 <w:szCs w:val="25"/>
                 <w:rtl/>
               </w:rPr>
-              <w:t xml:space="preserve">أَبُو خَالِدٍ خَبَّازٌ.</w:t>
+              <w:t xml:space="preserve">أَبُو خَالِد خَبَّازٌ.</w:t>
             </w:r>
           </w:p>
         </w:tc>
@@ -1959,7 +1959,7 @@
                 <w:szCs w:val="25"/>
                 <w:rtl/>
               </w:rPr>
-              <w:t xml:space="preserve">أُمُّ خَالِدٍ مُعَلِّمَةٌ.</w:t>
+              <w:t xml:space="preserve">أُمُّ خَالِد مُعَلِّمَةٌ.</w:t>
             </w:r>
           </w:p>
         </w:tc>
@@ -2067,7 +2067,7 @@
                 <w:szCs w:val="25"/>
                 <w:rtl/>
               </w:rPr>
-              <w:t xml:space="preserve">أَخُو خَالِدٍ شُرْطِيٌّ.</w:t>
+              <w:t xml:space="preserve">أَخُو خَالِد شُرْطِيٌّ.</w:t>
             </w:r>
           </w:p>
         </w:tc>
@@ -2175,7 +2175,7 @@
                 <w:szCs w:val="25"/>
                 <w:rtl/>
               </w:rPr>
-              <w:t xml:space="preserve">خَالِدٌ يَعْمَلُ فِي الْمَخْبَزِ.</w:t>
+              <w:t xml:space="preserve">خَالِد يَعْمَلُ فِي المَخْبَزِ.</w:t>
             </w:r>
           </w:p>
         </w:tc>
@@ -2498,7 +2498,7 @@
                 <w:szCs w:val="25"/>
                 <w:rtl/>
               </w:rPr>
-              <w:t xml:space="preserve">أَيْنَ تَعْمَلُ؟</w:t>
+              <w:t xml:space="preserve">أَيْن تَعْمَلُ؟</w:t>
             </w:r>
           </w:p>
         </w:tc>
@@ -2640,7 +2640,7 @@
                 <w:szCs w:val="25"/>
                 <w:rtl/>
               </w:rPr>
-              <w:t xml:space="preserve">فِي الْمَزْرَعَةِ</w:t>
+              <w:t xml:space="preserve">فِي المَزْرَعَةِ</w:t>
             </w:r>
           </w:p>
         </w:tc>
@@ -2690,7 +2690,7 @@
                 <w:szCs w:val="25"/>
                 <w:rtl/>
               </w:rPr>
-              <w:t xml:space="preserve">فِي الْمُسْتَشْفَى</w:t>
+              <w:t xml:space="preserve">فِي المُسْتَشْفَى</w:t>
             </w:r>
           </w:p>
         </w:tc>
@@ -2745,7 +2745,7 @@
                 <w:szCs w:val="25"/>
                 <w:rtl/>
               </w:rPr>
-              <w:t xml:space="preserve">فِي الشَّرِكَةِ</w:t>
+              <w:t xml:space="preserve">فِي الشَّرِكَةِ</w:t>
             </w:r>
           </w:p>
         </w:tc>
@@ -2795,7 +2795,7 @@
                 <w:szCs w:val="25"/>
                 <w:rtl/>
               </w:rPr>
-              <w:t xml:space="preserve">فِي الْمَدْرَسَةِ</w:t>
+              <w:t xml:space="preserve">فِي المَدْرَسَةِ</w:t>
             </w:r>
           </w:p>
         </w:tc>
@@ -2818,7 +2818,7 @@
           <w:sz w:val="17"/>
           <w:szCs w:val="17"/>
         </w:rPr>
-        <w:t xml:space="preserve">3.  «هُوَ يَعْمَلُ فِي الْمَخْبَزِ» diyen kişi hangi meslekten söz etmektedir?</w:t>
+        <w:t xml:space="preserve">3.  «هُوَ يَعْمَلُ فِي المَخْبَزِ» diyen kişi hangi meslekten söz etmektedir?</w:t>
       </w:r>
     </w:p>
     <w:tbl>
@@ -3130,7 +3130,7 @@
                 <w:szCs w:val="25"/>
                 <w:rtl/>
               </w:rPr>
-              <w:t xml:space="preserve">أَنَا مُعَلِّمٌ.</w:t>
+              <w:t xml:space="preserve">أَنَا مُعَلِّمٌ.</w:t>
             </w:r>
           </w:p>
         </w:tc>
@@ -3180,7 +3180,7 @@
                 <w:szCs w:val="25"/>
                 <w:rtl/>
               </w:rPr>
-              <w:t xml:space="preserve">كُنْتُ مُعَلِّمًا.</w:t>
+              <w:t xml:space="preserve">كُنْتُ مُعَلِّمًا.</w:t>
             </w:r>
           </w:p>
         </w:tc>
@@ -3235,7 +3235,7 @@
                 <w:szCs w:val="25"/>
                 <w:rtl/>
               </w:rPr>
-              <w:t xml:space="preserve">سَأَكُونُ مُعَلِّمًا.</w:t>
+              <w:t xml:space="preserve">سَأَكُونُ مُعَلِّمًا.</w:t>
             </w:r>
           </w:p>
         </w:tc>
@@ -3285,7 +3285,7 @@
                 <w:szCs w:val="25"/>
                 <w:rtl/>
               </w:rPr>
-              <w:t xml:space="preserve">هَلْ أَنْتَ مُعَلِّمٌ؟</w:t>
+              <w:t xml:space="preserve">هَلْ أَنْتَ مُعَلِّمٌ؟</w:t>
             </w:r>
           </w:p>
         </w:tc>
@@ -3427,7 +3427,7 @@
                 <w:szCs w:val="25"/>
                 <w:rtl/>
               </w:rPr>
-              <w:t xml:space="preserve">أَخِي نَجَّارٌ.</w:t>
+              <w:t xml:space="preserve">أَخِي نَجَّارٌ.</w:t>
             </w:r>
           </w:p>
         </w:tc>
@@ -3482,7 +3482,7 @@
                 <w:szCs w:val="25"/>
                 <w:rtl/>
               </w:rPr>
-              <w:t xml:space="preserve">جَدِّي صَيَّادٌ.</w:t>
+              <w:t xml:space="preserve">جَدِّي صَيَّادٌ.</w:t>
             </w:r>
           </w:p>
         </w:tc>
@@ -3532,7 +3532,7 @@
                 <w:szCs w:val="25"/>
                 <w:rtl/>
               </w:rPr>
-              <w:t xml:space="preserve">أُخْتِي مُعَلِّمَةٌ.</w:t>
+              <w:t xml:space="preserve">أُخْتِي مُعَلِّمَةٌ.</w:t>
             </w:r>
           </w:p>
         </w:tc>
@@ -3806,7 +3806,7 @@
                 <w:szCs w:val="25"/>
                 <w:rtl/>
               </w:rPr>
-              <w:t xml:space="preserve">أَيْنَ تَعْمَلُ؟</w:t>
+              <w:t xml:space="preserve">أَيْن تَعْمَلُ؟</w:t>
             </w:r>
           </w:p>
         </w:tc>
@@ -4316,7 +4316,7 @@
                 <w:szCs w:val="25"/>
                 <w:rtl/>
               </w:rPr>
-              <w:t xml:space="preserve">أَنَا مُعَلِّمٌ.</w:t>
+              <w:t xml:space="preserve">أَنَا مُعَلِّمٌ.</w:t>
             </w:r>
           </w:p>
         </w:tc>
@@ -4486,7 +4486,7 @@
                 <w:szCs w:val="25"/>
                 <w:rtl/>
               </w:rPr>
-              <w:t xml:space="preserve">أُمِّي طَبِيبَةٌ.</w:t>
+              <w:t xml:space="preserve">أُمِّي طَبِيبَةٌ.</w:t>
             </w:r>
           </w:p>
         </w:tc>
@@ -4638,7 +4638,7 @@
                 <w:szCs w:val="27"/>
                 <w:rtl/>
               </w:rPr>
-              <w:t xml:space="preserve">مُهَنْدِسٌ   —   الْمُسْتَشْفَى   —   مُحَامٍ   —   الْمَزْرَعَةِ   —   طَبِيبًا</w:t>
+              <w:t xml:space="preserve">مُهَنْدِسٌ   —   المُسْتَشْفَى   —   مُحَامٍ   —   المَزْرَعَةِ   —   طَبِيبًا</w:t>
             </w:r>
           </w:p>
         </w:tc>
@@ -4745,7 +4745,7 @@
                 <w:szCs w:val="25"/>
                 <w:rtl/>
               </w:rPr>
-              <w:t xml:space="preserve">أَبُو يُوسُفَ ……………………… .</w:t>
+              <w:t xml:space="preserve">أَبُو يُوسُف ……………………… .</w:t>
             </w:r>
           </w:p>
         </w:tc>
@@ -4817,7 +4817,7 @@
                 <w:szCs w:val="25"/>
                 <w:rtl/>
               </w:rPr>
-              <w:t xml:space="preserve">أُمُّهُ تَعْمَلُ فِي ……………………… .</w:t>
+              <w:t xml:space="preserve">أُمُّهُ تَعْمَلُ فِي ……………………… .</w:t>
             </w:r>
           </w:p>
         </w:tc>
@@ -4889,7 +4889,7 @@
                 <w:szCs w:val="25"/>
                 <w:rtl/>
               </w:rPr>
-              <w:t xml:space="preserve">أَخُوهُ الْكَبِيرُ ……………………… .</w:t>
+              <w:t xml:space="preserve">أَخُوهُ الكَبِيرُ ……………………… .</w:t>
             </w:r>
           </w:p>
         </w:tc>
@@ -4961,7 +4961,7 @@
                 <w:szCs w:val="25"/>
                 <w:rtl/>
               </w:rPr>
-              <w:t xml:space="preserve">جَدُّهُ يَعْمَلُ فِي ……………………… .</w:t>
+              <w:t xml:space="preserve">جَدُّهُ يَعْمَلُ فِي ……………………… .</w:t>
             </w:r>
           </w:p>
         </w:tc>
@@ -5033,7 +5033,7 @@
                 <w:szCs w:val="25"/>
                 <w:rtl/>
               </w:rPr>
-              <w:t xml:space="preserve">سَيَكُونُ يُوسُفُ ……………………… فِي الْمُسْتَقْبَلِ.</w:t>
+              <w:t xml:space="preserve">سَيَكُونُ يُوسُف ……………………… فِي المُسْتَقْبَلِ.</w:t>
             </w:r>
           </w:p>
         </w:tc>
@@ -6556,7 +6556,7 @@
                 <w:szCs w:val="27"/>
                 <w:rtl/>
               </w:rPr>
-              <w:t xml:space="preserve">مِهْنَةُ   —   يَعْمَلُ   —   تَعْمَلُ   —   شَرِكَةٌ   —   مُسْتَشْفًى   —   سَأَكُونُ   —   أُحِبُّ</w:t>
+              <w:t xml:space="preserve">مِهْنَةُ   —   يَعْمَلُ   —   تَعْمَلُ   —   شَرِكَةٌ   —   مُسْتَشْفًى   —   سَأَكُونُ   —   أُحِبُّ</w:t>
             </w:r>
           </w:p>
         </w:tc>
@@ -6996,7 +6996,7 @@
                 <w:sz w:val="17"/>
                 <w:szCs w:val="17"/>
               </w:rPr>
-              <w:t xml:space="preserve">d) Örnek: سَأَكُونُ مُهَنْدِسًا فِي الْمُسْتَقْبَلِ. (3 puan)</w:t>
+              <w:t xml:space="preserve">d) Örnek: سَأَكُونُ مُهَنْدِسًا فِي المُسْتَقْبَلِ. (3 puan)</w:t>
             </w:r>
           </w:p>
         </w:tc>
@@ -7108,7 +7108,7 @@
                 <w:sz w:val="17"/>
                 <w:szCs w:val="17"/>
               </w:rPr>
-              <w:t xml:space="preserve">أَنَا خَالِدٌ. أَنَا سَائِقٌ. أَبِي خَبَّازٌ، يَعْمَلُ فِي الْمَخْبَزِ. أُمِّي مُعَلِّمَةٌ فِي الْمَدْرَسَةِ. أَخِي مُحَامٍ. أَنَا أَعْمَلُ فِي الشَّرِكَةِ.</w:t>
+              <w:t xml:space="preserve">أَنَا خَالِد. أَنَا سَائِقٌ. أَبِي خَبَّازٌ، يَعْمَلُ فِي المَخْبَزِ. أُمِّي مُعَلِّمَةٌ فِي المَدْرَسَةِ. أَخِي مُحَامٍ. أَنَا أَعْمَلُ فِي الشَّرِكَةِ.</w:t>
             </w:r>
           </w:p>
           <w:p>
@@ -7408,7 +7408,7 @@
                 <w:szCs w:val="25"/>
                 <w:rtl/>
               </w:rPr>
-              <w:t xml:space="preserve">مُهَنْدِسٌ ، الْمُسْتَشْفَى ، مُحَامٍ ، الْمَزْرَعَةِ ، طَبِيبًا</w:t>
+              <w:t xml:space="preserve">مُهَنْدِسٌ ، المُسْتَشْفَى ، مُحَامٍ ، المَزْرَعَةِ ، طَبِيبًا</w:t>
             </w:r>
           </w:p>
         </w:tc>
@@ -7596,7 +7596,7 @@
                 <w:szCs w:val="25"/>
                 <w:rtl/>
               </w:rPr>
-              <w:t xml:space="preserve">هُوَ فِي الصَّفِّ السَّابِعِ. · هُوَ مُهَنْدِسٌ.</w:t>
+              <w:t xml:space="preserve">هُوَ فِي الصَّفِّ السَّابِعِ. · هُوَ مُهَنْدِسٌ.</w:t>
             </w:r>
           </w:p>
           <w:p>
@@ -7614,7 +7614,7 @@
                 <w:szCs w:val="25"/>
                 <w:rtl/>
               </w:rPr>
-              <w:t xml:space="preserve">هِيَ تَعْمَلُ فِي الْمُسْتَشْفَى. · هِيَ مُمَرِّضَةٌ.</w:t>
+              <w:t xml:space="preserve">هِيَ تَعْمَلُ فِي المُسْتَشْفَى. · هِيَ مُمَرِّضَةٌ.</w:t>
             </w:r>
           </w:p>
           <w:p>

--- a/dosyalar/sinavlar/7-sinif/arapca-7-1d1y-beceri.docx
+++ b/dosyalar/sinavlar/7-sinif/arapca-7-1d1y-beceri.docx
@@ -496,7 +496,7 @@
             </w:pPr>
             <w:r>
               <w:rPr>
-                <w:rFonts w:ascii="Markazi Text" w:cs="Markazi Text" w:eastAsia="Markazi Text" w:hAnsi="Markazi Text"/>
+                <w:rFonts w:ascii="Arakom" w:cs="Arakom" w:eastAsia="Arakom" w:hAnsi="Arakom"/>
                 <w:b/>
                 <w:bCs/>
                 <w:color w:val="111111"/>
@@ -514,7 +514,7 @@
             </w:pPr>
             <w:r>
               <w:rPr>
-                <w:rFonts w:ascii="Markazi Text" w:cs="Markazi Text" w:eastAsia="Markazi Text" w:hAnsi="Markazi Text"/>
+                <w:rFonts w:ascii="Arakom" w:cs="Arakom" w:eastAsia="Arakom" w:hAnsi="Arakom"/>
                 <w:b w:val="false"/>
                 <w:bCs w:val="false"/>
                 <w:color w:val="111111"/>
@@ -532,7 +532,7 @@
             </w:pPr>
             <w:r>
               <w:rPr>
-                <w:rFonts w:ascii="Markazi Text" w:cs="Markazi Text" w:eastAsia="Markazi Text" w:hAnsi="Markazi Text"/>
+                <w:rFonts w:ascii="Arakom" w:cs="Arakom" w:eastAsia="Arakom" w:hAnsi="Arakom"/>
                 <w:b w:val="false"/>
                 <w:bCs w:val="false"/>
                 <w:color w:val="111111"/>
@@ -550,7 +550,7 @@
             </w:pPr>
             <w:r>
               <w:rPr>
-                <w:rFonts w:ascii="Markazi Text" w:cs="Markazi Text" w:eastAsia="Markazi Text" w:hAnsi="Markazi Text"/>
+                <w:rFonts w:ascii="Arakom" w:cs="Arakom" w:eastAsia="Arakom" w:hAnsi="Arakom"/>
                 <w:b w:val="false"/>
                 <w:bCs w:val="false"/>
                 <w:color w:val="111111"/>
@@ -568,7 +568,7 @@
             </w:pPr>
             <w:r>
               <w:rPr>
-                <w:rFonts w:ascii="Markazi Text" w:cs="Markazi Text" w:eastAsia="Markazi Text" w:hAnsi="Markazi Text"/>
+                <w:rFonts w:ascii="Arakom" w:cs="Arakom" w:eastAsia="Arakom" w:hAnsi="Arakom"/>
                 <w:b w:val="false"/>
                 <w:bCs w:val="false"/>
                 <w:color w:val="111111"/>
@@ -586,7 +586,7 @@
             </w:pPr>
             <w:r>
               <w:rPr>
-                <w:rFonts w:ascii="Markazi Text" w:cs="Markazi Text" w:eastAsia="Markazi Text" w:hAnsi="Markazi Text"/>
+                <w:rFonts w:ascii="Arakom" w:cs="Arakom" w:eastAsia="Arakom" w:hAnsi="Arakom"/>
                 <w:b w:val="false"/>
                 <w:bCs w:val="false"/>
                 <w:color w:val="111111"/>
@@ -604,7 +604,7 @@
             </w:pPr>
             <w:r>
               <w:rPr>
-                <w:rFonts w:ascii="Markazi Text" w:cs="Markazi Text" w:eastAsia="Markazi Text" w:hAnsi="Markazi Text"/>
+                <w:rFonts w:ascii="Arakom" w:cs="Arakom" w:eastAsia="Arakom" w:hAnsi="Arakom"/>
                 <w:b w:val="false"/>
                 <w:bCs w:val="false"/>
                 <w:color w:val="111111"/>
@@ -658,7 +658,7 @@
       </w:r>
       <w:r>
         <w:rPr>
-          <w:rFonts w:ascii="Markazi Text" w:cs="Markazi Text" w:eastAsia="Markazi Text" w:hAnsi="Markazi Text"/>
+          <w:rFonts w:ascii="Arakom" w:cs="Arakom" w:eastAsia="Arakom" w:hAnsi="Arakom"/>
           <w:b w:val="false"/>
           <w:bCs w:val="false"/>
           <w:color w:val="111111"/>
@@ -726,7 +726,7 @@
             </w:r>
             <w:r>
               <w:rPr>
-                <w:rFonts w:ascii="Markazi Text" w:cs="Markazi Text" w:eastAsia="Markazi Text" w:hAnsi="Markazi Text"/>
+                <w:rFonts w:ascii="Arakom" w:cs="Arakom" w:eastAsia="Arakom" w:hAnsi="Arakom"/>
                 <w:b w:val="false"/>
                 <w:bCs w:val="false"/>
                 <w:color w:val="111111"/>
@@ -775,7 +775,7 @@
             </w:r>
             <w:r>
               <w:rPr>
-                <w:rFonts w:ascii="Markazi Text" w:cs="Markazi Text" w:eastAsia="Markazi Text" w:hAnsi="Markazi Text"/>
+                <w:rFonts w:ascii="Arakom" w:cs="Arakom" w:eastAsia="Arakom" w:hAnsi="Arakom"/>
                 <w:b w:val="false"/>
                 <w:bCs w:val="false"/>
                 <w:color w:val="111111"/>
@@ -829,7 +829,7 @@
             </w:r>
             <w:r>
               <w:rPr>
-                <w:rFonts w:ascii="Markazi Text" w:cs="Markazi Text" w:eastAsia="Markazi Text" w:hAnsi="Markazi Text"/>
+                <w:rFonts w:ascii="Arakom" w:cs="Arakom" w:eastAsia="Arakom" w:hAnsi="Arakom"/>
                 <w:b w:val="false"/>
                 <w:bCs w:val="false"/>
                 <w:color w:val="111111"/>
@@ -878,7 +878,7 @@
             </w:r>
             <w:r>
               <w:rPr>
-                <w:rFonts w:ascii="Markazi Text" w:cs="Markazi Text" w:eastAsia="Markazi Text" w:hAnsi="Markazi Text"/>
+                <w:rFonts w:ascii="Arakom" w:cs="Arakom" w:eastAsia="Arakom" w:hAnsi="Arakom"/>
                 <w:b w:val="false"/>
                 <w:bCs w:val="false"/>
                 <w:color w:val="111111"/>
@@ -914,7 +914,7 @@
       </w:r>
       <w:r>
         <w:rPr>
-          <w:rFonts w:ascii="Markazi Text" w:cs="Markazi Text" w:eastAsia="Markazi Text" w:hAnsi="Markazi Text"/>
+          <w:rFonts w:ascii="Arakom" w:cs="Arakom" w:eastAsia="Arakom" w:hAnsi="Arakom"/>
           <w:b w:val="false"/>
           <w:bCs w:val="false"/>
           <w:color w:val="111111"/>
@@ -982,7 +982,7 @@
             </w:r>
             <w:r>
               <w:rPr>
-                <w:rFonts w:ascii="Markazi Text" w:cs="Markazi Text" w:eastAsia="Markazi Text" w:hAnsi="Markazi Text"/>
+                <w:rFonts w:ascii="Arakom" w:cs="Arakom" w:eastAsia="Arakom" w:hAnsi="Arakom"/>
                 <w:b w:val="false"/>
                 <w:bCs w:val="false"/>
                 <w:color w:val="111111"/>
@@ -1031,7 +1031,7 @@
             </w:r>
             <w:r>
               <w:rPr>
-                <w:rFonts w:ascii="Markazi Text" w:cs="Markazi Text" w:eastAsia="Markazi Text" w:hAnsi="Markazi Text"/>
+                <w:rFonts w:ascii="Arakom" w:cs="Arakom" w:eastAsia="Arakom" w:hAnsi="Arakom"/>
                 <w:b w:val="false"/>
                 <w:bCs w:val="false"/>
                 <w:color w:val="111111"/>
@@ -1085,7 +1085,7 @@
             </w:r>
             <w:r>
               <w:rPr>
-                <w:rFonts w:ascii="Markazi Text" w:cs="Markazi Text" w:eastAsia="Markazi Text" w:hAnsi="Markazi Text"/>
+                <w:rFonts w:ascii="Arakom" w:cs="Arakom" w:eastAsia="Arakom" w:hAnsi="Arakom"/>
                 <w:b w:val="false"/>
                 <w:bCs w:val="false"/>
                 <w:color w:val="111111"/>
@@ -1134,7 +1134,7 @@
             </w:r>
             <w:r>
               <w:rPr>
-                <w:rFonts w:ascii="Markazi Text" w:cs="Markazi Text" w:eastAsia="Markazi Text" w:hAnsi="Markazi Text"/>
+                <w:rFonts w:ascii="Arakom" w:cs="Arakom" w:eastAsia="Arakom" w:hAnsi="Arakom"/>
                 <w:b w:val="false"/>
                 <w:bCs w:val="false"/>
                 <w:color w:val="111111"/>
@@ -1170,7 +1170,7 @@
       </w:r>
       <w:r>
         <w:rPr>
-          <w:rFonts w:ascii="Markazi Text" w:cs="Markazi Text" w:eastAsia="Markazi Text" w:hAnsi="Markazi Text"/>
+          <w:rFonts w:ascii="Arakom" w:cs="Arakom" w:eastAsia="Arakom" w:hAnsi="Arakom"/>
           <w:b w:val="false"/>
           <w:bCs w:val="false"/>
           <w:color w:val="111111"/>
@@ -1238,7 +1238,7 @@
             </w:r>
             <w:r>
               <w:rPr>
-                <w:rFonts w:ascii="Markazi Text" w:cs="Markazi Text" w:eastAsia="Markazi Text" w:hAnsi="Markazi Text"/>
+                <w:rFonts w:ascii="Arakom" w:cs="Arakom" w:eastAsia="Arakom" w:hAnsi="Arakom"/>
                 <w:b w:val="false"/>
                 <w:bCs w:val="false"/>
                 <w:color w:val="111111"/>
@@ -1287,7 +1287,7 @@
             </w:r>
             <w:r>
               <w:rPr>
-                <w:rFonts w:ascii="Markazi Text" w:cs="Markazi Text" w:eastAsia="Markazi Text" w:hAnsi="Markazi Text"/>
+                <w:rFonts w:ascii="Arakom" w:cs="Arakom" w:eastAsia="Arakom" w:hAnsi="Arakom"/>
                 <w:b w:val="false"/>
                 <w:bCs w:val="false"/>
                 <w:color w:val="111111"/>
@@ -1341,7 +1341,7 @@
             </w:r>
             <w:r>
               <w:rPr>
-                <w:rFonts w:ascii="Markazi Text" w:cs="Markazi Text" w:eastAsia="Markazi Text" w:hAnsi="Markazi Text"/>
+                <w:rFonts w:ascii="Arakom" w:cs="Arakom" w:eastAsia="Arakom" w:hAnsi="Arakom"/>
                 <w:b w:val="false"/>
                 <w:bCs w:val="false"/>
                 <w:color w:val="111111"/>
@@ -1390,7 +1390,7 @@
             </w:r>
             <w:r>
               <w:rPr>
-                <w:rFonts w:ascii="Markazi Text" w:cs="Markazi Text" w:eastAsia="Markazi Text" w:hAnsi="Markazi Text"/>
+                <w:rFonts w:ascii="Arakom" w:cs="Arakom" w:eastAsia="Arakom" w:hAnsi="Arakom"/>
                 <w:b w:val="false"/>
                 <w:bCs w:val="false"/>
                 <w:color w:val="111111"/>
@@ -1735,7 +1735,7 @@
             </w:pPr>
             <w:r>
               <w:rPr>
-                <w:rFonts w:ascii="Markazi Text" w:cs="Markazi Text" w:eastAsia="Markazi Text" w:hAnsi="Markazi Text"/>
+                <w:rFonts w:ascii="Arakom" w:cs="Arakom" w:eastAsia="Arakom" w:hAnsi="Arakom"/>
                 <w:b w:val="false"/>
                 <w:bCs w:val="false"/>
                 <w:color w:val="111111"/>
@@ -1843,7 +1843,7 @@
             </w:pPr>
             <w:r>
               <w:rPr>
-                <w:rFonts w:ascii="Markazi Text" w:cs="Markazi Text" w:eastAsia="Markazi Text" w:hAnsi="Markazi Text"/>
+                <w:rFonts w:ascii="Arakom" w:cs="Arakom" w:eastAsia="Arakom" w:hAnsi="Arakom"/>
                 <w:b w:val="false"/>
                 <w:bCs w:val="false"/>
                 <w:color w:val="111111"/>
@@ -1951,7 +1951,7 @@
             </w:pPr>
             <w:r>
               <w:rPr>
-                <w:rFonts w:ascii="Markazi Text" w:cs="Markazi Text" w:eastAsia="Markazi Text" w:hAnsi="Markazi Text"/>
+                <w:rFonts w:ascii="Arakom" w:cs="Arakom" w:eastAsia="Arakom" w:hAnsi="Arakom"/>
                 <w:b w:val="false"/>
                 <w:bCs w:val="false"/>
                 <w:color w:val="111111"/>
@@ -2059,7 +2059,7 @@
             </w:pPr>
             <w:r>
               <w:rPr>
-                <w:rFonts w:ascii="Markazi Text" w:cs="Markazi Text" w:eastAsia="Markazi Text" w:hAnsi="Markazi Text"/>
+                <w:rFonts w:ascii="Arakom" w:cs="Arakom" w:eastAsia="Arakom" w:hAnsi="Arakom"/>
                 <w:b w:val="false"/>
                 <w:bCs w:val="false"/>
                 <w:color w:val="111111"/>
@@ -2167,7 +2167,7 @@
             </w:pPr>
             <w:r>
               <w:rPr>
-                <w:rFonts w:ascii="Markazi Text" w:cs="Markazi Text" w:eastAsia="Markazi Text" w:hAnsi="Markazi Text"/>
+                <w:rFonts w:ascii="Arakom" w:cs="Arakom" w:eastAsia="Arakom" w:hAnsi="Arakom"/>
                 <w:b w:val="false"/>
                 <w:bCs w:val="false"/>
                 <w:color w:val="111111"/>
@@ -2385,7 +2385,7 @@
             </w:r>
             <w:r>
               <w:rPr>
-                <w:rFonts w:ascii="Markazi Text" w:cs="Markazi Text" w:eastAsia="Markazi Text" w:hAnsi="Markazi Text"/>
+                <w:rFonts w:ascii="Arakom" w:cs="Arakom" w:eastAsia="Arakom" w:hAnsi="Arakom"/>
                 <w:b w:val="false"/>
                 <w:bCs w:val="false"/>
                 <w:color w:val="111111"/>
@@ -2435,7 +2435,7 @@
             </w:r>
             <w:r>
               <w:rPr>
-                <w:rFonts w:ascii="Markazi Text" w:cs="Markazi Text" w:eastAsia="Markazi Text" w:hAnsi="Markazi Text"/>
+                <w:rFonts w:ascii="Arakom" w:cs="Arakom" w:eastAsia="Arakom" w:hAnsi="Arakom"/>
                 <w:b w:val="false"/>
                 <w:bCs w:val="false"/>
                 <w:color w:val="111111"/>
@@ -2490,7 +2490,7 @@
             </w:r>
             <w:r>
               <w:rPr>
-                <w:rFonts w:ascii="Markazi Text" w:cs="Markazi Text" w:eastAsia="Markazi Text" w:hAnsi="Markazi Text"/>
+                <w:rFonts w:ascii="Arakom" w:cs="Arakom" w:eastAsia="Arakom" w:hAnsi="Arakom"/>
                 <w:b w:val="false"/>
                 <w:bCs w:val="false"/>
                 <w:color w:val="111111"/>
@@ -2540,7 +2540,7 @@
             </w:r>
             <w:r>
               <w:rPr>
-                <w:rFonts w:ascii="Markazi Text" w:cs="Markazi Text" w:eastAsia="Markazi Text" w:hAnsi="Markazi Text"/>
+                <w:rFonts w:ascii="Arakom" w:cs="Arakom" w:eastAsia="Arakom" w:hAnsi="Arakom"/>
                 <w:b w:val="false"/>
                 <w:bCs w:val="false"/>
                 <w:color w:val="111111"/>
@@ -2632,7 +2632,7 @@
             </w:r>
             <w:r>
               <w:rPr>
-                <w:rFonts w:ascii="Markazi Text" w:cs="Markazi Text" w:eastAsia="Markazi Text" w:hAnsi="Markazi Text"/>
+                <w:rFonts w:ascii="Arakom" w:cs="Arakom" w:eastAsia="Arakom" w:hAnsi="Arakom"/>
                 <w:b w:val="false"/>
                 <w:bCs w:val="false"/>
                 <w:color w:val="111111"/>
@@ -2682,7 +2682,7 @@
             </w:r>
             <w:r>
               <w:rPr>
-                <w:rFonts w:ascii="Markazi Text" w:cs="Markazi Text" w:eastAsia="Markazi Text" w:hAnsi="Markazi Text"/>
+                <w:rFonts w:ascii="Arakom" w:cs="Arakom" w:eastAsia="Arakom" w:hAnsi="Arakom"/>
                 <w:b w:val="false"/>
                 <w:bCs w:val="false"/>
                 <w:color w:val="111111"/>
@@ -2737,7 +2737,7 @@
             </w:r>
             <w:r>
               <w:rPr>
-                <w:rFonts w:ascii="Markazi Text" w:cs="Markazi Text" w:eastAsia="Markazi Text" w:hAnsi="Markazi Text"/>
+                <w:rFonts w:ascii="Arakom" w:cs="Arakom" w:eastAsia="Arakom" w:hAnsi="Arakom"/>
                 <w:b w:val="false"/>
                 <w:bCs w:val="false"/>
                 <w:color w:val="111111"/>
@@ -2787,7 +2787,7 @@
             </w:r>
             <w:r>
               <w:rPr>
-                <w:rFonts w:ascii="Markazi Text" w:cs="Markazi Text" w:eastAsia="Markazi Text" w:hAnsi="Markazi Text"/>
+                <w:rFonts w:ascii="Arakom" w:cs="Arakom" w:eastAsia="Arakom" w:hAnsi="Arakom"/>
                 <w:b w:val="false"/>
                 <w:bCs w:val="false"/>
                 <w:color w:val="111111"/>
@@ -3122,7 +3122,7 @@
             </w:r>
             <w:r>
               <w:rPr>
-                <w:rFonts w:ascii="Markazi Text" w:cs="Markazi Text" w:eastAsia="Markazi Text" w:hAnsi="Markazi Text"/>
+                <w:rFonts w:ascii="Arakom" w:cs="Arakom" w:eastAsia="Arakom" w:hAnsi="Arakom"/>
                 <w:b w:val="false"/>
                 <w:bCs w:val="false"/>
                 <w:color w:val="111111"/>
@@ -3172,7 +3172,7 @@
             </w:r>
             <w:r>
               <w:rPr>
-                <w:rFonts w:ascii="Markazi Text" w:cs="Markazi Text" w:eastAsia="Markazi Text" w:hAnsi="Markazi Text"/>
+                <w:rFonts w:ascii="Arakom" w:cs="Arakom" w:eastAsia="Arakom" w:hAnsi="Arakom"/>
                 <w:b w:val="false"/>
                 <w:bCs w:val="false"/>
                 <w:color w:val="111111"/>
@@ -3227,7 +3227,7 @@
             </w:r>
             <w:r>
               <w:rPr>
-                <w:rFonts w:ascii="Markazi Text" w:cs="Markazi Text" w:eastAsia="Markazi Text" w:hAnsi="Markazi Text"/>
+                <w:rFonts w:ascii="Arakom" w:cs="Arakom" w:eastAsia="Arakom" w:hAnsi="Arakom"/>
                 <w:b w:val="false"/>
                 <w:bCs w:val="false"/>
                 <w:color w:val="111111"/>
@@ -3277,7 +3277,7 @@
             </w:r>
             <w:r>
               <w:rPr>
-                <w:rFonts w:ascii="Markazi Text" w:cs="Markazi Text" w:eastAsia="Markazi Text" w:hAnsi="Markazi Text"/>
+                <w:rFonts w:ascii="Arakom" w:cs="Arakom" w:eastAsia="Arakom" w:hAnsi="Arakom"/>
                 <w:b w:val="false"/>
                 <w:bCs w:val="false"/>
                 <w:color w:val="111111"/>
@@ -3369,7 +3369,7 @@
             </w:r>
             <w:r>
               <w:rPr>
-                <w:rFonts w:ascii="Markazi Text" w:cs="Markazi Text" w:eastAsia="Markazi Text" w:hAnsi="Markazi Text"/>
+                <w:rFonts w:ascii="Arakom" w:cs="Arakom" w:eastAsia="Arakom" w:hAnsi="Arakom"/>
                 <w:b w:val="false"/>
                 <w:bCs w:val="false"/>
                 <w:color w:val="111111"/>
@@ -3419,7 +3419,7 @@
             </w:r>
             <w:r>
               <w:rPr>
-                <w:rFonts w:ascii="Markazi Text" w:cs="Markazi Text" w:eastAsia="Markazi Text" w:hAnsi="Markazi Text"/>
+                <w:rFonts w:ascii="Arakom" w:cs="Arakom" w:eastAsia="Arakom" w:hAnsi="Arakom"/>
                 <w:b w:val="false"/>
                 <w:bCs w:val="false"/>
                 <w:color w:val="111111"/>
@@ -3474,7 +3474,7 @@
             </w:r>
             <w:r>
               <w:rPr>
-                <w:rFonts w:ascii="Markazi Text" w:cs="Markazi Text" w:eastAsia="Markazi Text" w:hAnsi="Markazi Text"/>
+                <w:rFonts w:ascii="Arakom" w:cs="Arakom" w:eastAsia="Arakom" w:hAnsi="Arakom"/>
                 <w:b w:val="false"/>
                 <w:bCs w:val="false"/>
                 <w:color w:val="111111"/>
@@ -3524,7 +3524,7 @@
             </w:r>
             <w:r>
               <w:rPr>
-                <w:rFonts w:ascii="Markazi Text" w:cs="Markazi Text" w:eastAsia="Markazi Text" w:hAnsi="Markazi Text"/>
+                <w:rFonts w:ascii="Arakom" w:cs="Arakom" w:eastAsia="Arakom" w:hAnsi="Arakom"/>
                 <w:b w:val="false"/>
                 <w:bCs w:val="false"/>
                 <w:color w:val="111111"/>
@@ -3798,7 +3798,7 @@
             </w:pPr>
             <w:r>
               <w:rPr>
-                <w:rFonts w:ascii="Markazi Text" w:cs="Markazi Text" w:eastAsia="Markazi Text" w:hAnsi="Markazi Text"/>
+                <w:rFonts w:ascii="Arakom" w:cs="Arakom" w:eastAsia="Arakom" w:hAnsi="Arakom"/>
                 <w:b w:val="false"/>
                 <w:bCs w:val="false"/>
                 <w:color w:val="111111"/>
@@ -3968,7 +3968,7 @@
             </w:pPr>
             <w:r>
               <w:rPr>
-                <w:rFonts w:ascii="Markazi Text" w:cs="Markazi Text" w:eastAsia="Markazi Text" w:hAnsi="Markazi Text"/>
+                <w:rFonts w:ascii="Arakom" w:cs="Arakom" w:eastAsia="Arakom" w:hAnsi="Arakom"/>
                 <w:b w:val="false"/>
                 <w:bCs w:val="false"/>
                 <w:color w:val="111111"/>
@@ -4138,7 +4138,7 @@
             </w:pPr>
             <w:r>
               <w:rPr>
-                <w:rFonts w:ascii="Markazi Text" w:cs="Markazi Text" w:eastAsia="Markazi Text" w:hAnsi="Markazi Text"/>
+                <w:rFonts w:ascii="Arakom" w:cs="Arakom" w:eastAsia="Arakom" w:hAnsi="Arakom"/>
                 <w:b w:val="false"/>
                 <w:bCs w:val="false"/>
                 <w:color w:val="111111"/>
@@ -4308,7 +4308,7 @@
             </w:pPr>
             <w:r>
               <w:rPr>
-                <w:rFonts w:ascii="Markazi Text" w:cs="Markazi Text" w:eastAsia="Markazi Text" w:hAnsi="Markazi Text"/>
+                <w:rFonts w:ascii="Arakom" w:cs="Arakom" w:eastAsia="Arakom" w:hAnsi="Arakom"/>
                 <w:b w:val="false"/>
                 <w:bCs w:val="false"/>
                 <w:color w:val="111111"/>
@@ -4478,7 +4478,7 @@
             </w:pPr>
             <w:r>
               <w:rPr>
-                <w:rFonts w:ascii="Markazi Text" w:cs="Markazi Text" w:eastAsia="Markazi Text" w:hAnsi="Markazi Text"/>
+                <w:rFonts w:ascii="Arakom" w:cs="Arakom" w:eastAsia="Arakom" w:hAnsi="Arakom"/>
                 <w:b w:val="false"/>
                 <w:bCs w:val="false"/>
                 <w:color w:val="111111"/>
@@ -4630,7 +4630,7 @@
             </w:pPr>
             <w:r>
               <w:rPr>
-                <w:rFonts w:ascii="Markazi Text" w:cs="Markazi Text" w:eastAsia="Markazi Text" w:hAnsi="Markazi Text"/>
+                <w:rFonts w:ascii="Arakom" w:cs="Arakom" w:eastAsia="Arakom" w:hAnsi="Arakom"/>
                 <w:b w:val="false"/>
                 <w:bCs w:val="false"/>
                 <w:color w:val="111111"/>
@@ -4737,7 +4737,7 @@
             </w:pPr>
             <w:r>
               <w:rPr>
-                <w:rFonts w:ascii="Markazi Text" w:cs="Markazi Text" w:eastAsia="Markazi Text" w:hAnsi="Markazi Text"/>
+                <w:rFonts w:ascii="Arakom" w:cs="Arakom" w:eastAsia="Arakom" w:hAnsi="Arakom"/>
                 <w:b w:val="false"/>
                 <w:bCs w:val="false"/>
                 <w:color w:val="111111"/>
@@ -4809,7 +4809,7 @@
             </w:pPr>
             <w:r>
               <w:rPr>
-                <w:rFonts w:ascii="Markazi Text" w:cs="Markazi Text" w:eastAsia="Markazi Text" w:hAnsi="Markazi Text"/>
+                <w:rFonts w:ascii="Arakom" w:cs="Arakom" w:eastAsia="Arakom" w:hAnsi="Arakom"/>
                 <w:b w:val="false"/>
                 <w:bCs w:val="false"/>
                 <w:color w:val="111111"/>
@@ -4881,7 +4881,7 @@
             </w:pPr>
             <w:r>
               <w:rPr>
-                <w:rFonts w:ascii="Markazi Text" w:cs="Markazi Text" w:eastAsia="Markazi Text" w:hAnsi="Markazi Text"/>
+                <w:rFonts w:ascii="Arakom" w:cs="Arakom" w:eastAsia="Arakom" w:hAnsi="Arakom"/>
                 <w:b w:val="false"/>
                 <w:bCs w:val="false"/>
                 <w:color w:val="111111"/>
@@ -4953,7 +4953,7 @@
             </w:pPr>
             <w:r>
               <w:rPr>
-                <w:rFonts w:ascii="Markazi Text" w:cs="Markazi Text" w:eastAsia="Markazi Text" w:hAnsi="Markazi Text"/>
+                <w:rFonts w:ascii="Arakom" w:cs="Arakom" w:eastAsia="Arakom" w:hAnsi="Arakom"/>
                 <w:b w:val="false"/>
                 <w:bCs w:val="false"/>
                 <w:color w:val="111111"/>
@@ -5025,7 +5025,7 @@
             </w:pPr>
             <w:r>
               <w:rPr>
-                <w:rFonts w:ascii="Markazi Text" w:cs="Markazi Text" w:eastAsia="Markazi Text" w:hAnsi="Markazi Text"/>
+                <w:rFonts w:ascii="Arakom" w:cs="Arakom" w:eastAsia="Arakom" w:hAnsi="Arakom"/>
                 <w:b w:val="false"/>
                 <w:bCs w:val="false"/>
                 <w:color w:val="111111"/>
@@ -5295,7 +5295,7 @@
             </w:pPr>
             <w:r>
               <w:rPr>
-                <w:rFonts w:ascii="Markazi Text" w:cs="Markazi Text" w:eastAsia="Markazi Text" w:hAnsi="Markazi Text"/>
+                <w:rFonts w:ascii="Arakom" w:cs="Arakom" w:eastAsia="Arakom" w:hAnsi="Arakom"/>
                 <w:b w:val="false"/>
                 <w:bCs w:val="false"/>
                 <w:color w:val="111111"/>
@@ -5392,7 +5392,7 @@
             </w:pPr>
             <w:r>
               <w:rPr>
-                <w:rFonts w:ascii="Markazi Text" w:cs="Markazi Text" w:eastAsia="Markazi Text" w:hAnsi="Markazi Text"/>
+                <w:rFonts w:ascii="Arakom" w:cs="Arakom" w:eastAsia="Arakom" w:hAnsi="Arakom"/>
                 <w:b w:val="false"/>
                 <w:bCs w:val="false"/>
                 <w:color w:val="111111"/>
@@ -5489,7 +5489,7 @@
             </w:pPr>
             <w:r>
               <w:rPr>
-                <w:rFonts w:ascii="Markazi Text" w:cs="Markazi Text" w:eastAsia="Markazi Text" w:hAnsi="Markazi Text"/>
+                <w:rFonts w:ascii="Arakom" w:cs="Arakom" w:eastAsia="Arakom" w:hAnsi="Arakom"/>
                 <w:b w:val="false"/>
                 <w:bCs w:val="false"/>
                 <w:color w:val="111111"/>
@@ -5586,7 +5586,7 @@
             </w:pPr>
             <w:r>
               <w:rPr>
-                <w:rFonts w:ascii="Markazi Text" w:cs="Markazi Text" w:eastAsia="Markazi Text" w:hAnsi="Markazi Text"/>
+                <w:rFonts w:ascii="Arakom" w:cs="Arakom" w:eastAsia="Arakom" w:hAnsi="Arakom"/>
                 <w:b w:val="false"/>
                 <w:bCs w:val="false"/>
                 <w:color w:val="111111"/>
@@ -5683,7 +5683,7 @@
             </w:pPr>
             <w:r>
               <w:rPr>
-                <w:rFonts w:ascii="Markazi Text" w:cs="Markazi Text" w:eastAsia="Markazi Text" w:hAnsi="Markazi Text"/>
+                <w:rFonts w:ascii="Arakom" w:cs="Arakom" w:eastAsia="Arakom" w:hAnsi="Arakom"/>
                 <w:b w:val="false"/>
                 <w:bCs w:val="false"/>
                 <w:color w:val="111111"/>
@@ -6012,7 +6012,7 @@
             </w:pPr>
             <w:r>
               <w:rPr>
-                <w:rFonts w:ascii="Markazi Text" w:cs="Markazi Text" w:eastAsia="Markazi Text" w:hAnsi="Markazi Text"/>
+                <w:rFonts w:ascii="Arakom" w:cs="Arakom" w:eastAsia="Arakom" w:hAnsi="Arakom"/>
                 <w:b w:val="false"/>
                 <w:bCs w:val="false"/>
                 <w:color w:val="111111"/>
@@ -6108,7 +6108,7 @@
             </w:pPr>
             <w:r>
               <w:rPr>
-                <w:rFonts w:ascii="Markazi Text" w:cs="Markazi Text" w:eastAsia="Markazi Text" w:hAnsi="Markazi Text"/>
+                <w:rFonts w:ascii="Arakom" w:cs="Arakom" w:eastAsia="Arakom" w:hAnsi="Arakom"/>
                 <w:b w:val="false"/>
                 <w:bCs w:val="false"/>
                 <w:color w:val="111111"/>
@@ -6204,7 +6204,7 @@
             </w:pPr>
             <w:r>
               <w:rPr>
-                <w:rFonts w:ascii="Markazi Text" w:cs="Markazi Text" w:eastAsia="Markazi Text" w:hAnsi="Markazi Text"/>
+                <w:rFonts w:ascii="Arakom" w:cs="Arakom" w:eastAsia="Arakom" w:hAnsi="Arakom"/>
                 <w:b w:val="false"/>
                 <w:bCs w:val="false"/>
                 <w:color w:val="111111"/>
@@ -6300,7 +6300,7 @@
             </w:pPr>
             <w:r>
               <w:rPr>
-                <w:rFonts w:ascii="Markazi Text" w:cs="Markazi Text" w:eastAsia="Markazi Text" w:hAnsi="Markazi Text"/>
+                <w:rFonts w:ascii="Arakom" w:cs="Arakom" w:eastAsia="Arakom" w:hAnsi="Arakom"/>
                 <w:b w:val="false"/>
                 <w:bCs w:val="false"/>
                 <w:color w:val="111111"/>
@@ -6396,7 +6396,7 @@
             </w:pPr>
             <w:r>
               <w:rPr>
-                <w:rFonts w:ascii="Markazi Text" w:cs="Markazi Text" w:eastAsia="Markazi Text" w:hAnsi="Markazi Text"/>
+                <w:rFonts w:ascii="Arakom" w:cs="Arakom" w:eastAsia="Arakom" w:hAnsi="Arakom"/>
                 <w:b w:val="false"/>
                 <w:bCs w:val="false"/>
                 <w:color w:val="111111"/>
@@ -6548,7 +6548,7 @@
             </w:pPr>
             <w:r>
               <w:rPr>
-                <w:rFonts w:ascii="Markazi Text" w:cs="Markazi Text" w:eastAsia="Markazi Text" w:hAnsi="Markazi Text"/>
+                <w:rFonts w:ascii="Arakom" w:cs="Arakom" w:eastAsia="Arakom" w:hAnsi="Arakom"/>
                 <w:b w:val="false"/>
                 <w:bCs w:val="false"/>
                 <w:color w:val="111111"/>
@@ -7400,7 +7400,7 @@
             </w:pPr>
             <w:r>
               <w:rPr>
-                <w:rFonts w:ascii="Markazi Text" w:cs="Markazi Text" w:eastAsia="Markazi Text" w:hAnsi="Markazi Text"/>
+                <w:rFonts w:ascii="Arakom" w:cs="Arakom" w:eastAsia="Arakom" w:hAnsi="Arakom"/>
                 <w:b w:val="false"/>
                 <w:bCs w:val="false"/>
                 <w:color w:val="111111"/>
@@ -7588,7 +7588,7 @@
             </w:pPr>
             <w:r>
               <w:rPr>
-                <w:rFonts w:ascii="Markazi Text" w:cs="Markazi Text" w:eastAsia="Markazi Text" w:hAnsi="Markazi Text"/>
+                <w:rFonts w:ascii="Arakom" w:cs="Arakom" w:eastAsia="Arakom" w:hAnsi="Arakom"/>
                 <w:b w:val="false"/>
                 <w:bCs w:val="false"/>
                 <w:color w:val="111111"/>
@@ -7606,7 +7606,7 @@
             </w:pPr>
             <w:r>
               <w:rPr>
-                <w:rFonts w:ascii="Markazi Text" w:cs="Markazi Text" w:eastAsia="Markazi Text" w:hAnsi="Markazi Text"/>
+                <w:rFonts w:ascii="Arakom" w:cs="Arakom" w:eastAsia="Arakom" w:hAnsi="Arakom"/>
                 <w:b w:val="false"/>
                 <w:bCs w:val="false"/>
                 <w:color w:val="111111"/>
@@ -7624,7 +7624,7 @@
             </w:pPr>
             <w:r>
               <w:rPr>
-                <w:rFonts w:ascii="Markazi Text" w:cs="Markazi Text" w:eastAsia="Markazi Text" w:hAnsi="Markazi Text"/>
+                <w:rFonts w:ascii="Arakom" w:cs="Arakom" w:eastAsia="Arakom" w:hAnsi="Arakom"/>
                 <w:b w:val="false"/>
                 <w:bCs w:val="false"/>
                 <w:color w:val="111111"/>
